--- a/test/abc/output/result.docx
+++ b/test/abc/output/result.docx
@@ -4,7 +4,6 @@
   <w:body>
     <w:p>
       <w:pPr>
-        <w:pStyle w:val="Normal"/>
         <w:rPr>
           <w:rFonts w:ascii="Times New Roman" w:hAnsi="Times New Roman" w:eastAsia="宋体" w:cs="Times New Roman"/>
           <w:b/>
@@ -15,55 +14,48 @@
     </w:p>
     <w:p>
       <w:pPr>
-        <w:pStyle w:val="Normal"/>
-        <w:rPr>
-          <w:rFonts w:ascii="Times New Roman" w:hAnsi="Times New Roman" w:eastAsia="宋体" w:cs="Times New Roman"/>
-        </w:rPr>
-      </w:pPr>
-    </w:p>
-    <w:p>
-      <w:pPr>
-        <w:pStyle w:val="Normal"/>
-        <w:rPr>
-          <w:rFonts w:ascii="Times New Roman" w:hAnsi="Times New Roman" w:eastAsia="宋体" w:cs="Times New Roman"/>
-        </w:rPr>
-      </w:pPr>
-    </w:p>
-    <w:p>
-      <w:pPr>
-        <w:pStyle w:val="Normal"/>
-        <w:rPr>
-          <w:rFonts w:ascii="Times New Roman" w:hAnsi="Times New Roman" w:eastAsia="宋体" w:cs="Times New Roman"/>
-        </w:rPr>
-      </w:pPr>
-    </w:p>
-    <w:p>
-      <w:pPr>
-        <w:pStyle w:val="Normal"/>
-        <w:rPr>
-          <w:rFonts w:ascii="Times New Roman" w:hAnsi="Times New Roman" w:eastAsia="宋体" w:cs="Times New Roman"/>
-        </w:rPr>
-      </w:pPr>
-    </w:p>
-    <w:p>
-      <w:pPr>
-        <w:pStyle w:val="Normal"/>
-        <w:rPr>
-          <w:rFonts w:ascii="Times New Roman" w:hAnsi="Times New Roman" w:eastAsia="宋体" w:cs="Times New Roman"/>
-        </w:rPr>
-      </w:pPr>
-    </w:p>
-    <w:p>
-      <w:pPr>
-        <w:pStyle w:val="Normal"/>
-        <w:rPr>
-          <w:rFonts w:ascii="Times New Roman" w:hAnsi="Times New Roman" w:eastAsia="宋体" w:cs="Times New Roman"/>
-        </w:rPr>
-      </w:pPr>
-    </w:p>
-    <w:p>
-      <w:pPr>
-        <w:pStyle w:val="Normal"/>
+        <w:rPr>
+          <w:rFonts w:ascii="Times New Roman" w:hAnsi="Times New Roman" w:eastAsia="宋体" w:cs="Times New Roman"/>
+        </w:rPr>
+      </w:pPr>
+    </w:p>
+    <w:p>
+      <w:pPr>
+        <w:rPr>
+          <w:rFonts w:ascii="Times New Roman" w:hAnsi="Times New Roman" w:eastAsia="宋体" w:cs="Times New Roman"/>
+        </w:rPr>
+      </w:pPr>
+    </w:p>
+    <w:p>
+      <w:pPr>
+        <w:rPr>
+          <w:rFonts w:ascii="Times New Roman" w:hAnsi="Times New Roman" w:eastAsia="宋体" w:cs="Times New Roman"/>
+        </w:rPr>
+      </w:pPr>
+    </w:p>
+    <w:p>
+      <w:pPr>
+        <w:rPr>
+          <w:rFonts w:ascii="Times New Roman" w:hAnsi="Times New Roman" w:eastAsia="宋体" w:cs="Times New Roman"/>
+        </w:rPr>
+      </w:pPr>
+    </w:p>
+    <w:p>
+      <w:pPr>
+        <w:rPr>
+          <w:rFonts w:ascii="Times New Roman" w:hAnsi="Times New Roman" w:eastAsia="宋体" w:cs="Times New Roman"/>
+        </w:rPr>
+      </w:pPr>
+    </w:p>
+    <w:p>
+      <w:pPr>
+        <w:rPr>
+          <w:rFonts w:ascii="Times New Roman" w:hAnsi="Times New Roman" w:eastAsia="宋体" w:cs="Times New Roman"/>
+        </w:rPr>
+      </w:pPr>
+    </w:p>
+    <w:p>
+      <w:pPr>
         <w:jc w:val="center"/>
         <w:rPr>
           <w:rFonts w:ascii="Times New Roman" w:hAnsi="Times New Roman" w:eastAsia="宋体" w:cs="Times New Roman"/>
@@ -93,7 +85,6 @@
     </w:p>
     <w:p>
       <w:pPr>
-        <w:pStyle w:val="Normal"/>
         <w:spacing w:before="120" w:after="120"/>
         <w:ind w:left="158"/>
         <w:rPr>
@@ -106,7 +97,6 @@
     </w:p>
     <w:p>
       <w:pPr>
-        <w:pStyle w:val="Normal"/>
         <w:spacing w:before="120" w:after="120"/>
         <w:ind w:left="158"/>
         <w:rPr>
@@ -119,7 +109,6 @@
     </w:p>
     <w:p>
       <w:pPr>
-        <w:pStyle w:val="Normal"/>
         <w:spacing w:before="120" w:after="120"/>
         <w:ind w:left="158"/>
         <w:rPr>
@@ -132,7 +121,6 @@
     </w:p>
     <w:p>
       <w:pPr>
-        <w:pStyle w:val="Normal"/>
         <w:spacing w:before="120" w:after="120"/>
         <w:ind w:left="158"/>
         <w:rPr>
@@ -145,7 +133,6 @@
     </w:p>
     <w:p>
       <w:pPr>
-        <w:pStyle w:val="Normal"/>
         <w:spacing w:before="120" w:after="120"/>
         <w:ind w:left="158"/>
         <w:rPr>
@@ -158,7 +145,6 @@
     </w:p>
     <w:p>
       <w:pPr>
-        <w:pStyle w:val="Normal"/>
         <w:spacing w:before="120" w:after="120"/>
         <w:ind w:left="158"/>
         <w:rPr>
@@ -171,7 +157,6 @@
     </w:p>
     <w:p>
       <w:pPr>
-        <w:pStyle w:val="Normal"/>
         <w:spacing w:before="120" w:after="120"/>
         <w:ind w:left="158"/>
         <w:rPr>
@@ -184,7 +169,6 @@
     </w:p>
     <w:p>
       <w:pPr>
-        <w:pStyle w:val="Normal"/>
         <w:spacing w:before="120" w:after="120"/>
         <w:ind w:left="158"/>
         <w:rPr>
@@ -197,7 +181,6 @@
     </w:p>
     <w:p>
       <w:pPr>
-        <w:pStyle w:val="Normal"/>
         <w:jc w:val="center"/>
         <w:rPr>
           <w:rFonts w:ascii="Times New Roman" w:hAnsi="Times New Roman" w:eastAsia="宋体" w:cs="Times New Roman"/>
@@ -206,7 +189,6 @@
     </w:p>
     <w:p>
       <w:pPr>
-        <w:pStyle w:val="Normal"/>
         <w:jc w:val="center"/>
         <w:rPr>
           <w:rFonts w:ascii="Times New Roman" w:hAnsi="Times New Roman" w:eastAsia="宋体" w:cs="Times New Roman"/>
@@ -215,7 +197,6 @@
     </w:p>
     <w:p>
       <w:pPr>
-        <w:pStyle w:val="Normal"/>
         <w:jc w:val="center"/>
         <w:rPr>
           <w:rFonts w:ascii="Times New Roman" w:hAnsi="Times New Roman" w:eastAsia="宋体" w:cs="Times New Roman"/>
@@ -224,7 +205,6 @@
     </w:p>
     <w:p>
       <w:pPr>
-        <w:pStyle w:val="Normal"/>
         <w:jc w:val="center"/>
         <w:rPr>
           <w:rFonts w:ascii="Times New Roman" w:hAnsi="Times New Roman" w:eastAsia="宋体" w:cs="Times New Roman"/>
@@ -233,7 +213,6 @@
     </w:p>
     <w:p>
       <w:pPr>
-        <w:pStyle w:val="Normal"/>
         <w:jc w:val="center"/>
         <w:rPr>
           <w:rFonts w:ascii="Times New Roman" w:hAnsi="Times New Roman" w:eastAsia="宋体" w:cs="Times New Roman"/>
@@ -242,7 +221,6 @@
     </w:p>
     <w:p>
       <w:pPr>
-        <w:pStyle w:val="Normal"/>
         <w:jc w:val="center"/>
         <w:rPr>
           <w:rFonts w:ascii="Times New Roman" w:hAnsi="Times New Roman" w:eastAsia="宋体" w:cs="Times New Roman"/>
@@ -251,7 +229,6 @@
     </w:p>
     <w:p>
       <w:pPr>
-        <w:pStyle w:val="Normal"/>
         <w:jc w:val="center"/>
         <w:rPr>
           <w:rFonts w:ascii="Times New Roman" w:hAnsi="Times New Roman" w:eastAsia="宋体" w:cs="Times New Roman"/>
@@ -260,7 +237,6 @@
     </w:p>
     <w:p>
       <w:pPr>
-        <w:pStyle w:val="Normal"/>
         <w:jc w:val="center"/>
         <w:rPr>
           <w:rFonts w:ascii="Times New Roman" w:hAnsi="Times New Roman" w:eastAsia="宋体" w:cs="Times New Roman"/>
@@ -269,7 +245,6 @@
     </w:p>
     <w:p>
       <w:pPr>
-        <w:pStyle w:val="Normal"/>
         <w:widowControl/>
         <w:rPr>
           <w:rFonts w:ascii="Times New Roman" w:hAnsi="Times New Roman" w:eastAsia="宋体" w:cs="Times New Roman"/>
@@ -286,7 +261,6 @@
     </w:p>
     <w:p>
       <w:pPr>
-        <w:pStyle w:val="Normal"/>
         <w:widowControl/>
         <w:rPr>
           <w:rFonts w:ascii="Times New Roman" w:hAnsi="Times New Roman" w:eastAsia="宋体" w:cs="Times New Roman"/>
@@ -311,7 +285,6 @@
     </w:p>
     <w:p>
       <w:pPr>
-        <w:pStyle w:val="Normal"/>
         <w:rPr>
           <w:rFonts w:ascii="Times New Roman" w:hAnsi="Times New Roman" w:eastAsia="宋体" w:cs="Times New Roman"/>
         </w:rPr>
@@ -385,7 +358,6 @@
           </w:tcPr>
           <w:p>
             <w:pPr>
-              <w:pStyle w:val="Normal"/>
               <w:spacing w:line="240" w:lineRule="auto"/>
               <w:jc w:val="center"/>
               <w:rPr>
@@ -418,7 +390,6 @@
           </w:tcPr>
           <w:p>
             <w:pPr>
-              <w:pStyle w:val="Normal"/>
               <w:spacing w:line="240" w:lineRule="auto"/>
               <w:jc w:val="center"/>
               <w:rPr>
@@ -451,7 +422,6 @@
           </w:tcPr>
           <w:p>
             <w:pPr>
-              <w:pStyle w:val="Normal"/>
               <w:spacing w:line="240" w:lineRule="auto"/>
               <w:jc w:val="center"/>
               <w:rPr>
@@ -483,7 +453,6 @@
           </w:tcPr>
           <w:p>
             <w:pPr>
-              <w:pStyle w:val="Normal"/>
               <w:spacing w:line="240" w:lineRule="auto"/>
               <w:jc w:val="center"/>
               <w:rPr>
@@ -538,7 +507,6 @@
           </w:tcPr>
           <w:p>
             <w:pPr>
-              <w:pStyle w:val="Normal"/>
               <w:spacing w:line="240" w:lineRule="auto"/>
               <w:rPr>
                 <w:rFonts w:ascii="Times New Roman" w:hAnsi="Times New Roman" w:eastAsia="宋体" w:cs="Times New Roman"/>
@@ -595,7 +563,6 @@
           </w:tcPr>
           <w:p>
             <w:pPr>
-              <w:pStyle w:val="Normal"/>
               <w:spacing w:line="240" w:lineRule="auto"/>
               <w:jc w:val="center"/>
               <w:rPr>
@@ -617,7 +584,6 @@
           </w:tcPr>
           <w:p>
             <w:pPr>
-              <w:pStyle w:val="Normal"/>
               <w:spacing w:line="240" w:lineRule="auto"/>
               <w:jc w:val="center"/>
               <w:rPr>
@@ -639,7 +605,6 @@
           </w:tcPr>
           <w:p>
             <w:pPr>
-              <w:pStyle w:val="Normal"/>
               <w:spacing w:line="240" w:lineRule="auto"/>
               <w:jc w:val="center"/>
               <w:rPr>
@@ -661,7 +626,6 @@
           </w:tcPr>
           <w:p>
             <w:pPr>
-              <w:pStyle w:val="Normal"/>
               <w:spacing w:line="240" w:lineRule="auto"/>
               <w:jc w:val="center"/>
               <w:rPr>
@@ -706,7 +670,6 @@
           </w:tcPr>
           <w:p>
             <w:pPr>
-              <w:pStyle w:val="Normal"/>
               <w:spacing w:line="240" w:lineRule="auto"/>
               <w:rPr>
                 <w:rFonts w:ascii="Times New Roman" w:hAnsi="Times New Roman" w:eastAsia="宋体" w:cs="Times New Roman"/>
@@ -757,7 +720,6 @@
           </w:tcPr>
           <w:p>
             <w:pPr>
-              <w:pStyle w:val="Normal"/>
               <w:spacing w:line="240" w:lineRule="auto"/>
               <w:jc w:val="center"/>
               <w:rPr>
@@ -779,7 +741,6 @@
           </w:tcPr>
           <w:p>
             <w:pPr>
-              <w:pStyle w:val="Normal"/>
               <w:spacing w:line="240" w:lineRule="auto"/>
               <w:jc w:val="center"/>
               <w:rPr>
@@ -801,7 +762,6 @@
           </w:tcPr>
           <w:p>
             <w:pPr>
-              <w:pStyle w:val="Normal"/>
               <w:spacing w:line="240" w:lineRule="auto"/>
               <w:jc w:val="center"/>
               <w:rPr>
@@ -822,7 +782,6 @@
           </w:tcPr>
           <w:p>
             <w:pPr>
-              <w:pStyle w:val="Normal"/>
               <w:spacing w:line="240" w:lineRule="auto"/>
               <w:jc w:val="center"/>
               <w:rPr>
@@ -866,7 +825,6 @@
           </w:tcPr>
           <w:p>
             <w:pPr>
-              <w:pStyle w:val="Normal"/>
               <w:spacing w:line="240" w:lineRule="auto"/>
               <w:jc w:val="center"/>
               <w:rPr>
@@ -888,7 +846,6 @@
           </w:tcPr>
           <w:p>
             <w:pPr>
-              <w:pStyle w:val="Normal"/>
               <w:spacing w:line="240" w:lineRule="auto"/>
               <w:jc w:val="center"/>
               <w:rPr>
@@ -910,7 +867,6 @@
           </w:tcPr>
           <w:p>
             <w:pPr>
-              <w:pStyle w:val="Normal"/>
               <w:spacing w:line="240" w:lineRule="auto"/>
               <w:jc w:val="center"/>
               <w:rPr>
@@ -931,7 +887,6 @@
           </w:tcPr>
           <w:p>
             <w:pPr>
-              <w:pStyle w:val="Normal"/>
               <w:spacing w:line="240" w:lineRule="auto"/>
               <w:jc w:val="center"/>
               <w:rPr>
@@ -975,7 +930,6 @@
           </w:tcPr>
           <w:p>
             <w:pPr>
-              <w:pStyle w:val="Normal"/>
               <w:spacing w:line="240" w:lineRule="auto"/>
               <w:jc w:val="center"/>
               <w:rPr>
@@ -997,7 +951,6 @@
           </w:tcPr>
           <w:p>
             <w:pPr>
-              <w:pStyle w:val="Normal"/>
               <w:spacing w:line="240" w:lineRule="auto"/>
               <w:jc w:val="center"/>
               <w:rPr>
@@ -1019,7 +972,6 @@
           </w:tcPr>
           <w:p>
             <w:pPr>
-              <w:pStyle w:val="Normal"/>
               <w:spacing w:line="240" w:lineRule="auto"/>
               <w:jc w:val="center"/>
               <w:rPr>
@@ -1040,7 +992,6 @@
           </w:tcPr>
           <w:p>
             <w:pPr>
-              <w:pStyle w:val="Normal"/>
               <w:spacing w:line="240" w:lineRule="auto"/>
               <w:jc w:val="center"/>
               <w:rPr>
@@ -1084,7 +1035,6 @@
           </w:tcPr>
           <w:p>
             <w:pPr>
-              <w:pStyle w:val="Normal"/>
               <w:spacing w:line="240" w:lineRule="auto"/>
               <w:jc w:val="center"/>
               <w:rPr>
@@ -1106,7 +1056,6 @@
           </w:tcPr>
           <w:p>
             <w:pPr>
-              <w:pStyle w:val="Normal"/>
               <w:spacing w:line="240" w:lineRule="auto"/>
               <w:jc w:val="center"/>
               <w:rPr>
@@ -1128,7 +1077,6 @@
           </w:tcPr>
           <w:p>
             <w:pPr>
-              <w:pStyle w:val="Normal"/>
               <w:spacing w:line="240" w:lineRule="auto"/>
               <w:jc w:val="center"/>
               <w:rPr>
@@ -1149,7 +1097,6 @@
           </w:tcPr>
           <w:p>
             <w:pPr>
-              <w:pStyle w:val="Normal"/>
               <w:spacing w:line="240" w:lineRule="auto"/>
               <w:jc w:val="center"/>
               <w:rPr>
@@ -1193,7 +1140,6 @@
           </w:tcPr>
           <w:p>
             <w:pPr>
-              <w:pStyle w:val="Normal"/>
               <w:spacing w:line="240" w:lineRule="auto"/>
               <w:jc w:val="center"/>
               <w:rPr>
@@ -1215,7 +1161,6 @@
           </w:tcPr>
           <w:p>
             <w:pPr>
-              <w:pStyle w:val="Normal"/>
               <w:spacing w:line="240" w:lineRule="auto"/>
               <w:jc w:val="center"/>
               <w:rPr>
@@ -1237,7 +1182,6 @@
           </w:tcPr>
           <w:p>
             <w:pPr>
-              <w:pStyle w:val="Normal"/>
               <w:spacing w:line="240" w:lineRule="auto"/>
               <w:jc w:val="center"/>
               <w:rPr>
@@ -1258,7 +1202,6 @@
           </w:tcPr>
           <w:p>
             <w:pPr>
-              <w:pStyle w:val="Normal"/>
               <w:spacing w:line="240" w:lineRule="auto"/>
               <w:jc w:val="center"/>
               <w:rPr>
@@ -1303,7 +1246,6 @@
           </w:tcPr>
           <w:p>
             <w:pPr>
-              <w:pStyle w:val="Normal"/>
               <w:spacing w:line="240" w:lineRule="auto"/>
               <w:rPr>
                 <w:rFonts w:ascii="Times New Roman" w:hAnsi="Times New Roman" w:eastAsia="宋体" w:cs="Times New Roman"/>
@@ -1353,7 +1295,6 @@
           </w:tcPr>
           <w:p>
             <w:pPr>
-              <w:pStyle w:val="Normal"/>
               <w:spacing w:line="240" w:lineRule="auto"/>
               <w:jc w:val="center"/>
               <w:rPr>
@@ -1377,7 +1318,6 @@
           </w:tcPr>
           <w:p>
             <w:pPr>
-              <w:pStyle w:val="Normal"/>
               <w:spacing w:line="240" w:lineRule="auto"/>
               <w:jc w:val="center"/>
               <w:rPr>
@@ -1399,7 +1339,6 @@
           </w:tcPr>
           <w:p>
             <w:pPr>
-              <w:pStyle w:val="Normal"/>
               <w:spacing w:line="240" w:lineRule="auto"/>
               <w:jc w:val="center"/>
               <w:rPr>
@@ -1420,7 +1359,6 @@
           </w:tcPr>
           <w:p>
             <w:pPr>
-              <w:pStyle w:val="Normal"/>
               <w:spacing w:line="240" w:lineRule="auto"/>
               <w:jc w:val="center"/>
               <w:rPr>
@@ -1464,7 +1402,6 @@
           </w:tcPr>
           <w:p>
             <w:pPr>
-              <w:pStyle w:val="Normal"/>
               <w:spacing w:line="240" w:lineRule="auto"/>
               <w:jc w:val="center"/>
               <w:rPr>
@@ -1488,7 +1425,6 @@
           </w:tcPr>
           <w:p>
             <w:pPr>
-              <w:pStyle w:val="Normal"/>
               <w:spacing w:line="240" w:lineRule="auto"/>
               <w:jc w:val="center"/>
               <w:rPr>
@@ -1510,7 +1446,6 @@
           </w:tcPr>
           <w:p>
             <w:pPr>
-              <w:pStyle w:val="Normal"/>
               <w:spacing w:line="240" w:lineRule="auto"/>
               <w:jc w:val="center"/>
               <w:rPr>
@@ -1531,7 +1466,6 @@
           </w:tcPr>
           <w:p>
             <w:pPr>
-              <w:pStyle w:val="Normal"/>
               <w:spacing w:line="240" w:lineRule="auto"/>
               <w:jc w:val="center"/>
               <w:rPr>
@@ -1544,39 +1478,34 @@
     </w:tbl>
     <w:p>
       <w:pPr>
-        <w:pStyle w:val="Normal"/>
-        <w:rPr>
-          <w:rFonts w:ascii="Times New Roman" w:hAnsi="Times New Roman" w:eastAsia="宋体" w:cs="Times New Roman"/>
-        </w:rPr>
-      </w:pPr>
-    </w:p>
-    <w:p>
-      <w:pPr>
-        <w:pStyle w:val="Normal"/>
-        <w:rPr>
-          <w:rFonts w:ascii="Times New Roman" w:hAnsi="Times New Roman" w:eastAsia="宋体" w:cs="Times New Roman"/>
-        </w:rPr>
-      </w:pPr>
-    </w:p>
-    <w:p>
-      <w:pPr>
-        <w:pStyle w:val="Normal"/>
-        <w:rPr>
-          <w:rFonts w:ascii="Times New Roman" w:hAnsi="Times New Roman" w:eastAsia="宋体" w:cs="Times New Roman"/>
-        </w:rPr>
-      </w:pPr>
-    </w:p>
-    <w:p>
-      <w:pPr>
-        <w:pStyle w:val="Normal"/>
-        <w:rPr>
-          <w:rFonts w:ascii="Times New Roman" w:hAnsi="Times New Roman" w:eastAsia="宋体" w:cs="Times New Roman"/>
-        </w:rPr>
-      </w:pPr>
-    </w:p>
-    <w:p>
-      <w:pPr>
-        <w:pStyle w:val="Normal"/>
+        <w:rPr>
+          <w:rFonts w:ascii="Times New Roman" w:hAnsi="Times New Roman" w:eastAsia="宋体" w:cs="Times New Roman"/>
+        </w:rPr>
+      </w:pPr>
+    </w:p>
+    <w:p>
+      <w:pPr>
+        <w:rPr>
+          <w:rFonts w:ascii="Times New Roman" w:hAnsi="Times New Roman" w:eastAsia="宋体" w:cs="Times New Roman"/>
+        </w:rPr>
+      </w:pPr>
+    </w:p>
+    <w:p>
+      <w:pPr>
+        <w:rPr>
+          <w:rFonts w:ascii="Times New Roman" w:hAnsi="Times New Roman" w:eastAsia="宋体" w:cs="Times New Roman"/>
+        </w:rPr>
+      </w:pPr>
+    </w:p>
+    <w:p>
+      <w:pPr>
+        <w:rPr>
+          <w:rFonts w:ascii="Times New Roman" w:hAnsi="Times New Roman" w:eastAsia="宋体" w:cs="Times New Roman"/>
+        </w:rPr>
+      </w:pPr>
+    </w:p>
+    <w:p>
+      <w:pPr>
         <w:jc w:val="center"/>
         <w:rPr>
           <w:rFonts w:ascii="Times New Roman" w:hAnsi="Times New Roman" w:eastAsia="宋体" w:cs="Times New Roman"/>
@@ -1585,7 +1514,6 @@
     </w:p>
     <w:p>
       <w:pPr>
-        <w:pStyle w:val="Normal"/>
         <w:jc w:val="center"/>
         <w:rPr>
           <w:rFonts w:ascii="Times New Roman" w:hAnsi="Times New Roman" w:eastAsia="宋体" w:cs="Times New Roman"/>
@@ -1594,7 +1522,6 @@
     </w:p>
     <w:p>
       <w:pPr>
-        <w:pStyle w:val="Normal"/>
         <w:jc w:val="center"/>
         <w:rPr>
           <w:rFonts w:ascii="Times New Roman" w:hAnsi="Times New Roman" w:eastAsia="宋体" w:cs="Times New Roman"/>
@@ -1603,7 +1530,6 @@
     </w:p>
     <w:p>
       <w:pPr>
-        <w:pStyle w:val="Normal"/>
         <w:jc w:val="center"/>
         <w:rPr>
           <w:rFonts w:ascii="Times New Roman" w:hAnsi="Times New Roman" w:eastAsia="宋体" w:cs="Times New Roman"/>
@@ -1612,7 +1538,6 @@
     </w:p>
     <w:p>
       <w:pPr>
-        <w:pStyle w:val="Normal"/>
         <w:jc w:val="center"/>
         <w:rPr>
           <w:rFonts w:ascii="Times New Roman" w:hAnsi="Times New Roman" w:eastAsia="宋体" w:cs="Times New Roman"/>
@@ -1621,7 +1546,6 @@
     </w:p>
     <w:p>
       <w:pPr>
-        <w:pStyle w:val="Normal"/>
         <w:jc w:val="center"/>
         <w:rPr>
           <w:rFonts w:ascii="Times New Roman" w:hAnsi="Times New Roman" w:eastAsia="宋体" w:cs="Times New Roman"/>
@@ -1630,7 +1554,6 @@
     </w:p>
     <w:p>
       <w:pPr>
-        <w:pStyle w:val="Normal"/>
         <w:jc w:val="center"/>
         <w:rPr>
           <w:rFonts w:ascii="Times New Roman" w:hAnsi="Times New Roman" w:eastAsia="宋体" w:cs="Times New Roman"/>
@@ -1639,7 +1562,6 @@
     </w:p>
     <w:p>
       <w:pPr>
-        <w:pStyle w:val="Normal"/>
         <w:rPr>
           <w:rFonts w:ascii="Times New Roman" w:hAnsi="Times New Roman" w:eastAsia="宋体" w:cs="Times New Roman"/>
         </w:rPr>
@@ -1653,7 +1575,6 @@
     </w:p>
     <w:p>
       <w:pPr>
-        <w:pStyle w:val="Normal"/>
         <w:rPr>
           <w:rFonts w:ascii="Times New Roman" w:hAnsi="Times New Roman" w:eastAsia="宋体" w:cs="Times New Roman"/>
           <w:b/>
@@ -1728,7 +1649,6 @@
           </w:tcPr>
           <w:p>
             <w:pPr>
-              <w:pStyle w:val="Normal"/>
               <w:spacing w:line="240" w:lineRule="auto"/>
               <w:jc w:val="center"/>
               <w:rPr>
@@ -1759,7 +1679,6 @@
           </w:tcPr>
           <w:p>
             <w:pPr>
-              <w:pStyle w:val="Normal"/>
               <w:spacing w:line="240" w:lineRule="auto"/>
               <w:jc w:val="center"/>
               <w:rPr>
@@ -1807,7 +1726,6 @@
           </w:tcPr>
           <w:p>
             <w:pPr>
-              <w:pStyle w:val="Normal"/>
               <w:tabs>
                 <w:tab w:val="left" w:pos="851"/>
               </w:tabs>
@@ -1834,7 +1752,6 @@
           </w:tcPr>
           <w:p>
             <w:pPr>
-              <w:pStyle w:val="Normal"/>
               <w:tabs>
                 <w:tab w:val="left" w:pos="851"/>
                 <w:tab w:val="right" w:pos="5442"/>
@@ -1859,7 +1776,6 @@
     </w:tbl>
     <w:p>
       <w:pPr>
-        <w:pStyle w:val="Normal"/>
         <w:spacing w:before="120" w:beforeLines="50" w:after="120" w:afterLines="50"/>
         <w:jc w:val="center"/>
         <w:rPr>
@@ -1869,7 +1785,6 @@
     </w:p>
     <w:p>
       <w:pPr>
-        <w:pStyle w:val="Normal"/>
         <w:spacing w:before="120" w:beforeLines="50" w:after="120" w:afterLines="50"/>
         <w:jc w:val="center"/>
         <w:rPr>
@@ -1879,7 +1794,6 @@
     </w:p>
     <w:p>
       <w:pPr>
-        <w:pStyle w:val="Normal"/>
         <w:spacing w:before="120" w:beforeLines="50" w:after="120" w:afterLines="50"/>
         <w:jc w:val="center"/>
         <w:rPr>
@@ -1889,7 +1803,6 @@
     </w:p>
     <w:p>
       <w:pPr>
-        <w:pStyle w:val="Normal"/>
         <w:spacing w:before="120" w:beforeLines="50" w:after="120" w:afterLines="50"/>
         <w:jc w:val="center"/>
         <w:rPr>
@@ -1899,7 +1812,6 @@
     </w:p>
     <w:p>
       <w:pPr>
-        <w:pStyle w:val="Normal"/>
         <w:spacing w:before="120" w:beforeLines="50" w:after="120" w:afterLines="50"/>
         <w:jc w:val="center"/>
         <w:rPr>
@@ -1909,7 +1821,6 @@
     </w:p>
     <w:p>
       <w:pPr>
-        <w:pStyle w:val="Normal"/>
         <w:spacing w:before="120" w:beforeLines="50" w:after="120" w:afterLines="50"/>
         <w:jc w:val="center"/>
         <w:rPr>
@@ -1919,7 +1830,6 @@
     </w:p>
     <w:p>
       <w:pPr>
-        <w:pStyle w:val="Normal"/>
         <w:spacing w:before="120" w:beforeLines="50" w:after="120" w:afterLines="50"/>
         <w:jc w:val="center"/>
         <w:rPr>
@@ -1929,7 +1839,6 @@
     </w:p>
     <w:p>
       <w:pPr>
-        <w:pStyle w:val="Normal"/>
         <w:spacing w:before="120" w:beforeLines="50" w:after="120" w:afterLines="50"/>
         <w:jc w:val="center"/>
         <w:rPr>
@@ -1939,7 +1848,6 @@
     </w:p>
     <w:p>
       <w:pPr>
-        <w:pStyle w:val="Normal"/>
         <w:spacing w:before="120" w:beforeLines="50" w:after="120" w:afterLines="50"/>
         <w:jc w:val="center"/>
         <w:rPr>
@@ -1949,7 +1857,6 @@
     </w:p>
     <w:p>
       <w:pPr>
-        <w:pStyle w:val="Normal"/>
         <w:spacing w:before="120" w:beforeLines="50" w:after="120" w:afterLines="50"/>
         <w:jc w:val="center"/>
         <w:rPr>
@@ -1959,7 +1866,6 @@
     </w:p>
     <w:p>
       <w:pPr>
-        <w:pStyle w:val="Normal"/>
         <w:spacing w:before="120" w:beforeLines="50" w:after="120" w:afterLines="50"/>
         <w:jc w:val="center"/>
         <w:rPr>
@@ -1969,7 +1875,6 @@
     </w:p>
     <w:p>
       <w:pPr>
-        <w:pStyle w:val="Normal"/>
         <w:spacing w:before="120" w:beforeLines="50" w:after="120" w:afterLines="50"/>
         <w:jc w:val="center"/>
         <w:rPr>
@@ -1979,7 +1884,6 @@
     </w:p>
     <w:p>
       <w:pPr>
-        <w:pStyle w:val="Normal"/>
         <w:spacing w:before="120" w:beforeLines="50" w:after="120" w:afterLines="50"/>
         <w:jc w:val="center"/>
         <w:rPr>
@@ -1989,7 +1893,6 @@
     </w:p>
     <w:p>
       <w:pPr>
-        <w:pStyle w:val="Normal"/>
         <w:spacing w:before="120" w:beforeLines="50" w:after="120" w:afterLines="50"/>
         <w:jc w:val="center"/>
         <w:rPr>
@@ -1999,7 +1902,6 @@
     </w:p>
     <w:p>
       <w:pPr>
-        <w:pStyle w:val="Normal"/>
         <w:spacing w:before="120" w:beforeLines="50" w:after="120" w:afterLines="50"/>
         <w:jc w:val="center"/>
         <w:rPr>
@@ -2009,7 +1911,6 @@
     </w:p>
     <w:p>
       <w:pPr>
-        <w:pStyle w:val="Normal"/>
         <w:spacing w:before="120" w:beforeLines="50" w:after="120" w:afterLines="50"/>
         <w:jc w:val="center"/>
         <w:rPr>
@@ -2019,7 +1920,6 @@
     </w:p>
     <w:p>
       <w:pPr>
-        <w:pStyle w:val="Normal"/>
         <w:spacing w:before="120" w:beforeLines="50" w:after="120" w:afterLines="50"/>
         <w:jc w:val="center"/>
         <w:rPr>
@@ -2029,7 +1929,6 @@
     </w:p>
     <w:p>
       <w:pPr>
-        <w:pStyle w:val="Normal"/>
         <w:spacing w:before="120" w:beforeLines="50" w:after="120" w:afterLines="50"/>
         <w:jc w:val="center"/>
         <w:rPr>
@@ -2039,7 +1938,6 @@
     </w:p>
     <w:p>
       <w:pPr>
-        <w:pStyle w:val="Normal"/>
         <w:jc w:val="center"/>
         <w:rPr>
           <w:rFonts w:ascii="Times New Roman" w:hAnsi="Times New Roman" w:eastAsia="宋体" w:cs="Times New Roman"/>
@@ -2048,7 +1946,6 @@
     </w:p>
     <w:p>
       <w:pPr>
-        <w:pStyle w:val="Normal"/>
         <w:jc w:val="center"/>
         <w:rPr>
           <w:rFonts w:ascii="Times New Roman" w:hAnsi="Times New Roman" w:eastAsia="宋体" w:cs="Times New Roman"/>
@@ -2057,7 +1954,6 @@
     </w:p>
     <w:p>
       <w:pPr>
-        <w:pStyle w:val="Normal"/>
         <w:jc w:val="center"/>
         <w:rPr>
           <w:rFonts w:ascii="Times New Roman" w:hAnsi="Times New Roman" w:eastAsia="宋体" w:cs="Times New Roman"/>
@@ -2066,7 +1962,6 @@
     </w:p>
     <w:p>
       <w:pPr>
-        <w:pStyle w:val="Normal"/>
         <w:jc w:val="center"/>
         <w:rPr>
           <w:rFonts w:ascii="Times New Roman" w:hAnsi="Times New Roman" w:eastAsia="宋体" w:cs="Times New Roman"/>
@@ -2075,7 +1970,6 @@
     </w:p>
     <w:p>
       <w:pPr>
-        <w:pStyle w:val="Normal"/>
         <w:jc w:val="center"/>
         <w:rPr>
           <w:rFonts w:ascii="Times New Roman" w:hAnsi="Times New Roman" w:eastAsia="宋体" w:cs="Times New Roman"/>
@@ -2084,7 +1978,6 @@
     </w:p>
     <w:p>
       <w:pPr>
-        <w:pStyle w:val="Normal"/>
         <w:spacing w:before="120" w:beforeLines="50" w:after="120" w:afterLines="50"/>
         <w:jc w:val="center"/>
         <w:rPr>
@@ -2101,7 +1994,6 @@
     </w:p>
     <w:p>
       <w:pPr>
-        <w:pStyle w:val="Normal"/>
         <w:spacing w:before="120" w:beforeLines="50" w:after="120" w:afterLines="50"/>
         <w:jc w:val="center"/>
         <w:rPr>
@@ -2119,7 +2011,6 @@
     </w:p>
     <w:p>
       <w:pPr>
-        <w:pStyle w:val="Normal"/>
         <w:tabs>
           <w:tab w:val="left" w:pos="420"/>
           <w:tab w:val="right" w:leader="dot" w:pos="9629"/>
@@ -2134,6 +2025,7 @@
           <w:szCs w:val="21"/>
           <w14:ligatures w14:val="standardContextual"/>
         </w:rPr>
+        <w:pStyle w:val="Heading1"/>
       </w:pPr>
       <w:r>
         <w:rPr>
@@ -2278,7 +2170,6 @@
     </w:p>
     <w:p>
       <w:pPr>
-        <w:pStyle w:val="Normal"/>
         <w:tabs>
           <w:tab w:val="left" w:pos="420"/>
           <w:tab w:val="right" w:leader="dot" w:pos="9629"/>
@@ -2293,6 +2184,7 @@
           <w:szCs w:val="21"/>
           <w14:ligatures w14:val="standardContextual"/>
         </w:rPr>
+        <w:pStyle w:val="Heading1"/>
       </w:pPr>
       <w:r>
         <w:fldChar w:fldCharType="begin"/>
@@ -2392,7 +2284,6 @@
     </w:p>
     <w:p>
       <w:pPr>
-        <w:pStyle w:val="Normal"/>
         <w:tabs>
           <w:tab w:val="left" w:pos="420"/>
           <w:tab w:val="right" w:leader="dot" w:pos="9629"/>
@@ -2407,6 +2298,7 @@
           <w:szCs w:val="21"/>
           <w14:ligatures w14:val="standardContextual"/>
         </w:rPr>
+        <w:pStyle w:val="Heading1"/>
       </w:pPr>
       <w:r>
         <w:fldChar w:fldCharType="begin"/>
@@ -2506,7 +2398,6 @@
     </w:p>
     <w:p>
       <w:pPr>
-        <w:pStyle w:val="Normal"/>
         <w:tabs>
           <w:tab w:val="left" w:pos="420"/>
           <w:tab w:val="right" w:leader="dot" w:pos="9629"/>
@@ -2521,6 +2412,7 @@
           <w:szCs w:val="21"/>
           <w14:ligatures w14:val="standardContextual"/>
         </w:rPr>
+        <w:pStyle w:val="Heading1"/>
       </w:pPr>
       <w:r>
         <w:fldChar w:fldCharType="begin"/>
@@ -2620,7 +2512,6 @@
     </w:p>
     <w:p>
       <w:pPr>
-        <w:pStyle w:val="Normal"/>
         <w:tabs>
           <w:tab w:val="left" w:pos="420"/>
           <w:tab w:val="right" w:leader="dot" w:pos="9629"/>
@@ -2635,6 +2526,7 @@
           <w:szCs w:val="21"/>
           <w14:ligatures w14:val="standardContextual"/>
         </w:rPr>
+        <w:pStyle w:val="Heading1"/>
       </w:pPr>
       <w:r>
         <w:fldChar w:fldCharType="begin"/>
@@ -2734,7 +2626,6 @@
     </w:p>
     <w:p>
       <w:pPr>
-        <w:pStyle w:val="Normal"/>
         <w:tabs>
           <w:tab w:val="left" w:pos="420"/>
           <w:tab w:val="right" w:leader="dot" w:pos="9629"/>
@@ -2749,6 +2640,7 @@
           <w:szCs w:val="21"/>
           <w14:ligatures w14:val="standardContextual"/>
         </w:rPr>
+        <w:pStyle w:val="Heading1"/>
       </w:pPr>
       <w:r>
         <w:fldChar w:fldCharType="begin"/>
@@ -2848,7 +2740,6 @@
     </w:p>
     <w:p>
       <w:pPr>
-        <w:pStyle w:val="Normal"/>
         <w:tabs>
           <w:tab w:val="left" w:pos="426"/>
           <w:tab w:val="right" w:leader="dot" w:pos="9629"/>
@@ -2862,6 +2753,7 @@
           <w:szCs w:val="21"/>
           <w14:ligatures w14:val="standardContextual"/>
         </w:rPr>
+        <w:pStyle w:val="Heading2"/>
       </w:pPr>
       <w:r>
         <w:fldChar w:fldCharType="begin"/>
@@ -2959,7 +2851,6 @@
     </w:p>
     <w:p>
       <w:pPr>
-        <w:pStyle w:val="Normal"/>
         <w:tabs>
           <w:tab w:val="left" w:pos="426"/>
           <w:tab w:val="right" w:leader="dot" w:pos="9629"/>
@@ -2973,6 +2864,7 @@
           <w:szCs w:val="21"/>
           <w14:ligatures w14:val="standardContextual"/>
         </w:rPr>
+        <w:pStyle w:val="Heading2"/>
       </w:pPr>
       <w:r>
         <w:fldChar w:fldCharType="begin"/>
@@ -3070,7 +2962,6 @@
     </w:p>
     <w:p>
       <w:pPr>
-        <w:pStyle w:val="Normal"/>
         <w:tabs>
           <w:tab w:val="left" w:pos="426"/>
           <w:tab w:val="right" w:leader="dot" w:pos="9629"/>
@@ -3084,6 +2975,7 @@
           <w:szCs w:val="21"/>
           <w14:ligatures w14:val="standardContextual"/>
         </w:rPr>
+        <w:pStyle w:val="Heading2"/>
       </w:pPr>
       <w:r>
         <w:fldChar w:fldCharType="begin"/>
@@ -3181,7 +3073,6 @@
     </w:p>
     <w:p>
       <w:pPr>
-        <w:pStyle w:val="Normal"/>
         <w:tabs>
           <w:tab w:val="left" w:pos="420"/>
           <w:tab w:val="right" w:leader="dot" w:pos="9629"/>
@@ -3196,6 +3087,7 @@
           <w:szCs w:val="21"/>
           <w14:ligatures w14:val="standardContextual"/>
         </w:rPr>
+        <w:pStyle w:val="Heading1"/>
       </w:pPr>
       <w:r>
         <w:fldChar w:fldCharType="begin"/>
@@ -3295,7 +3187,6 @@
     </w:p>
     <w:p>
       <w:pPr>
-        <w:pStyle w:val="Normal"/>
         <w:tabs>
           <w:tab w:val="left" w:pos="426"/>
           <w:tab w:val="right" w:leader="dot" w:pos="9629"/>
@@ -3309,6 +3200,7 @@
           <w:szCs w:val="21"/>
           <w14:ligatures w14:val="standardContextual"/>
         </w:rPr>
+        <w:pStyle w:val="Heading2"/>
       </w:pPr>
       <w:r>
         <w:fldChar w:fldCharType="begin"/>
@@ -3406,7 +3298,6 @@
     </w:p>
     <w:p>
       <w:pPr>
-        <w:pStyle w:val="Normal"/>
         <w:tabs>
           <w:tab w:val="left" w:pos="426"/>
           <w:tab w:val="right" w:leader="dot" w:pos="9629"/>
@@ -3420,6 +3311,7 @@
           <w:szCs w:val="21"/>
           <w14:ligatures w14:val="standardContextual"/>
         </w:rPr>
+        <w:pStyle w:val="Heading2"/>
       </w:pPr>
       <w:r>
         <w:fldChar w:fldCharType="begin"/>
@@ -3517,7 +3409,6 @@
     </w:p>
     <w:p>
       <w:pPr>
-        <w:pStyle w:val="Normal"/>
         <w:tabs>
           <w:tab w:val="left" w:pos="426"/>
           <w:tab w:val="right" w:leader="dot" w:pos="9629"/>
@@ -3531,6 +3422,7 @@
           <w:szCs w:val="21"/>
           <w14:ligatures w14:val="standardContextual"/>
         </w:rPr>
+        <w:pStyle w:val="Heading2"/>
       </w:pPr>
       <w:r>
         <w:fldChar w:fldCharType="begin"/>
@@ -3628,7 +3520,6 @@
     </w:p>
     <w:p>
       <w:pPr>
-        <w:pStyle w:val="Normal"/>
         <w:tabs>
           <w:tab w:val="left" w:pos="426"/>
           <w:tab w:val="right" w:leader="dot" w:pos="9629"/>
@@ -3642,6 +3533,7 @@
           <w:szCs w:val="21"/>
           <w14:ligatures w14:val="standardContextual"/>
         </w:rPr>
+        <w:pStyle w:val="Heading2"/>
       </w:pPr>
       <w:r>
         <w:fldChar w:fldCharType="begin"/>
@@ -3739,7 +3631,6 @@
     </w:p>
     <w:p>
       <w:pPr>
-        <w:pStyle w:val="Normal"/>
         <w:tabs>
           <w:tab w:val="left" w:pos="420"/>
           <w:tab w:val="right" w:leader="dot" w:pos="9629"/>
@@ -3754,6 +3645,7 @@
           <w:szCs w:val="21"/>
           <w14:ligatures w14:val="standardContextual"/>
         </w:rPr>
+        <w:pStyle w:val="Heading1"/>
       </w:pPr>
       <w:r>
         <w:fldChar w:fldCharType="begin"/>
@@ -3853,7 +3745,6 @@
     </w:p>
     <w:p>
       <w:pPr>
-        <w:pStyle w:val="Normal"/>
         <w:tabs>
           <w:tab w:val="left" w:pos="420"/>
           <w:tab w:val="right" w:leader="dot" w:pos="9629"/>
@@ -3868,6 +3759,7 @@
           <w:szCs w:val="21"/>
           <w14:ligatures w14:val="standardContextual"/>
         </w:rPr>
+        <w:pStyle w:val="Heading1"/>
       </w:pPr>
       <w:r>
         <w:fldChar w:fldCharType="begin"/>
@@ -3967,7 +3859,6 @@
     </w:p>
     <w:p>
       <w:pPr>
-        <w:pStyle w:val="Normal"/>
         <w:tabs>
           <w:tab w:val="left" w:pos="426"/>
           <w:tab w:val="right" w:leader="dot" w:pos="9629"/>
@@ -3981,6 +3872,7 @@
           <w:szCs w:val="21"/>
           <w14:ligatures w14:val="standardContextual"/>
         </w:rPr>
+        <w:pStyle w:val="Heading2"/>
       </w:pPr>
       <w:r>
         <w:fldChar w:fldCharType="begin"/>
@@ -4078,7 +3970,6 @@
     </w:p>
     <w:p>
       <w:pPr>
-        <w:pStyle w:val="Normal"/>
         <w:tabs>
           <w:tab w:val="left" w:pos="426"/>
           <w:tab w:val="right" w:leader="dot" w:pos="9629"/>
@@ -4092,6 +3983,7 @@
           <w:szCs w:val="21"/>
           <w14:ligatures w14:val="standardContextual"/>
         </w:rPr>
+        <w:pStyle w:val="Heading2"/>
       </w:pPr>
       <w:r>
         <w:fldChar w:fldCharType="begin"/>
@@ -4189,7 +4081,6 @@
     </w:p>
     <w:p>
       <w:pPr>
-        <w:pStyle w:val="Normal"/>
         <w:tabs>
           <w:tab w:val="left" w:pos="425"/>
           <w:tab w:val="right" w:leader="dot" w:pos="9629"/>
@@ -4204,6 +4095,7 @@
           <w:szCs w:val="21"/>
           <w14:ligatures w14:val="standardContextual"/>
         </w:rPr>
+        <w:pStyle w:val="Heading1"/>
       </w:pPr>
       <w:r>
         <w:fldChar w:fldCharType="begin"/>
@@ -4303,7 +4195,6 @@
     </w:p>
     <w:p>
       <w:pPr>
-        <w:pStyle w:val="Normal"/>
         <w:tabs>
           <w:tab w:val="left" w:pos="426"/>
           <w:tab w:val="right" w:leader="dot" w:pos="9629"/>
@@ -4317,6 +4208,7 @@
           <w:szCs w:val="21"/>
           <w14:ligatures w14:val="standardContextual"/>
         </w:rPr>
+        <w:pStyle w:val="Heading2"/>
       </w:pPr>
       <w:r>
         <w:fldChar w:fldCharType="begin"/>
@@ -4414,7 +4306,6 @@
     </w:p>
     <w:p>
       <w:pPr>
-        <w:pStyle w:val="Normal"/>
         <w:tabs>
           <w:tab w:val="left" w:pos="425"/>
           <w:tab w:val="right" w:leader="dot" w:pos="9629"/>
@@ -4429,6 +4320,7 @@
           <w:szCs w:val="21"/>
           <w14:ligatures w14:val="standardContextual"/>
         </w:rPr>
+        <w:pStyle w:val="Heading1"/>
       </w:pPr>
       <w:r>
         <w:fldChar w:fldCharType="begin"/>
@@ -4528,7 +4420,6 @@
     </w:p>
     <w:p>
       <w:pPr>
-        <w:pStyle w:val="Normal"/>
         <w:jc w:val="center"/>
         <w:rPr>
           <w:rFonts w:ascii="Times New Roman" w:hAnsi="Times New Roman" w:eastAsia="宋体" w:cs="Times New Roman"/>
@@ -4550,7 +4441,6 @@
     </w:p>
     <w:p>
       <w:pPr>
-        <w:pStyle w:val="Normal"/>
         <w:jc w:val="center"/>
         <w:rPr>
           <w:rFonts w:ascii="Times New Roman" w:hAnsi="Times New Roman" w:eastAsia="宋体" w:cs="Times New Roman"/>
@@ -4559,7 +4449,6 @@
     </w:p>
     <w:p>
       <w:pPr>
-        <w:pStyle w:val="Normal"/>
         <w:jc w:val="center"/>
         <w:rPr>
           <w:rFonts w:ascii="Times New Roman" w:hAnsi="Times New Roman" w:eastAsia="宋体" w:cs="Times New Roman"/>
@@ -4568,7 +4457,6 @@
     </w:p>
     <w:p>
       <w:pPr>
-        <w:pStyle w:val="Normal"/>
         <w:jc w:val="center"/>
         <w:rPr>
           <w:rFonts w:ascii="Times New Roman" w:hAnsi="Times New Roman" w:eastAsia="宋体" w:cs="Times New Roman"/>
@@ -4597,7 +4485,7 @@
     </w:p>
     <w:p>
       <w:pPr>
-        <w:pStyle w:val="Normal"/>
+        <w:pStyle w:val="111"/>
       </w:pPr>
       <w:bookmarkStart w:id="3" w:name="_Toc218693817"/>
       <w:bookmarkStart w:id="4" w:name="_Toc127955174"/>
@@ -4625,7 +4513,7 @@
     <w:bookmarkEnd w:id="12"/>
     <w:p>
       <w:pPr>
-        <w:pStyle w:val="Normal"/>
+        <w:pStyle w:val="120"/>
         <w:ind w:left="315"/>
         <w:rPr>
           <w:rStyle w:val="105"/>
@@ -4675,7 +4563,7 @@
     </w:p>
     <w:p>
       <w:pPr>
-        <w:pStyle w:val="Normal"/>
+        <w:pStyle w:val="111"/>
       </w:pPr>
       <w:bookmarkStart w:id="13" w:name="_Toc332275802"/>
       <w:bookmarkStart w:id="14" w:name="_Toc218693818"/>
@@ -4697,7 +4585,7 @@
     </w:p>
     <w:p>
       <w:pPr>
-        <w:pStyle w:val="Normal"/>
+        <w:pStyle w:val="120"/>
         <w:ind w:left="315"/>
         <w:rPr>
           <w:rStyle w:val="105"/>
@@ -4744,7 +4632,7 @@
     </w:p>
     <w:p>
       <w:pPr>
-        <w:pStyle w:val="Normal"/>
+        <w:pStyle w:val="111"/>
         <w:rPr>
           <w:color w:val="auto"/>
         </w:rPr>
@@ -4761,7 +4649,7 @@
     </w:p>
     <w:p>
       <w:pPr>
-        <w:pStyle w:val="Normal"/>
+        <w:pStyle w:val="123"/>
         <w:ind w:left="315"/>
         <w:rPr>
           <w:rStyle w:val="105"/>
@@ -4901,7 +4789,7 @@
     </w:p>
     <w:p>
       <w:pPr>
-        <w:pStyle w:val="Normal"/>
+        <w:pStyle w:val="111"/>
       </w:pPr>
       <w:bookmarkStart w:id="28" w:name="_Toc127955230"/>
       <w:bookmarkStart w:id="29" w:name="_Toc218693820"/>
@@ -4919,7 +4807,7 @@
     </w:p>
     <w:p>
       <w:pPr>
-        <w:pStyle w:val="Normal"/>
+        <w:pStyle w:val="120"/>
         <w:ind w:left="315"/>
         <w:rPr>
           <w:b/>
@@ -4944,7 +4832,6 @@
     </w:p>
     <w:p>
       <w:pPr>
-        <w:pStyle w:val="Normal"/>
         <w:numPr>
           <w:ilvl w:val="0"/>
           <w:numId w:val="8"/>
@@ -4954,6 +4841,7 @@
           <w:rStyle w:val="105"/>
           <w:szCs w:val="21"/>
         </w:rPr>
+        <w:pStyle w:val="Heading1"/>
       </w:pPr>
       <w:r>
         <w:rPr>
@@ -4965,7 +4853,6 @@
     </w:p>
     <w:p>
       <w:pPr>
-        <w:pStyle w:val="Normal"/>
         <w:numPr>
           <w:ilvl w:val="0"/>
           <w:numId w:val="8"/>
@@ -4975,6 +4862,7 @@
           <w:rStyle w:val="105"/>
           <w:szCs w:val="21"/>
         </w:rPr>
+        <w:pStyle w:val="Heading1"/>
       </w:pPr>
       <w:r>
         <w:rPr>
@@ -4986,7 +4874,6 @@
     </w:p>
     <w:p>
       <w:pPr>
-        <w:pStyle w:val="Normal"/>
         <w:numPr>
           <w:ilvl w:val="0"/>
           <w:numId w:val="8"/>
@@ -4996,6 +4883,7 @@
           <w:rStyle w:val="105"/>
           <w:szCs w:val="21"/>
         </w:rPr>
+        <w:pStyle w:val="Heading1"/>
       </w:pPr>
       <w:r>
         <w:rPr>
@@ -5007,7 +4895,7 @@
     </w:p>
     <w:p>
       <w:pPr>
-        <w:pStyle w:val="Normal"/>
+        <w:pStyle w:val="120"/>
         <w:ind w:left="315"/>
         <w:rPr>
           <w:b/>
@@ -5024,7 +4912,6 @@
     </w:p>
     <w:p>
       <w:pPr>
-        <w:pStyle w:val="Normal"/>
         <w:numPr>
           <w:ilvl w:val="0"/>
           <w:numId w:val="8"/>
@@ -5034,6 +4921,7 @@
           <w:rStyle w:val="105"/>
           <w:szCs w:val="21"/>
         </w:rPr>
+        <w:pStyle w:val="Heading1"/>
       </w:pPr>
       <w:r>
         <w:rPr>
@@ -5045,7 +4933,6 @@
     </w:p>
     <w:p>
       <w:pPr>
-        <w:pStyle w:val="Normal"/>
         <w:numPr>
           <w:ilvl w:val="0"/>
           <w:numId w:val="8"/>
@@ -5055,6 +4942,7 @@
           <w:rStyle w:val="105"/>
           <w:szCs w:val="21"/>
         </w:rPr>
+        <w:pStyle w:val="Heading1"/>
       </w:pPr>
       <w:r>
         <w:rPr>
@@ -5066,7 +4954,6 @@
     </w:p>
     <w:p>
       <w:pPr>
-        <w:pStyle w:val="Normal"/>
         <w:numPr>
           <w:ilvl w:val="0"/>
           <w:numId w:val="8"/>
@@ -5076,6 +4963,7 @@
           <w:rStyle w:val="105"/>
           <w:szCs w:val="21"/>
         </w:rPr>
+        <w:pStyle w:val="Heading1"/>
       </w:pPr>
       <w:r>
         <w:rPr>
@@ -5087,7 +4975,6 @@
     </w:p>
     <w:p>
       <w:pPr>
-        <w:pStyle w:val="Normal"/>
         <w:numPr>
           <w:ilvl w:val="0"/>
           <w:numId w:val="8"/>
@@ -5097,6 +4984,7 @@
           <w:rStyle w:val="105"/>
           <w:szCs w:val="21"/>
         </w:rPr>
+        <w:pStyle w:val="Heading1"/>
       </w:pPr>
       <w:r>
         <w:rPr>
@@ -5108,7 +4996,7 @@
     </w:p>
     <w:p>
       <w:pPr>
-        <w:pStyle w:val="Normal"/>
+        <w:pStyle w:val="120"/>
         <w:ind w:left="315"/>
         <w:rPr>
           <w:b/>
@@ -5125,7 +5013,6 @@
     </w:p>
     <w:p>
       <w:pPr>
-        <w:pStyle w:val="Normal"/>
         <w:numPr>
           <w:ilvl w:val="0"/>
           <w:numId w:val="8"/>
@@ -5135,6 +5022,7 @@
           <w:rStyle w:val="105"/>
           <w:szCs w:val="21"/>
         </w:rPr>
+        <w:pStyle w:val="Heading1"/>
       </w:pPr>
       <w:r>
         <w:rPr>
@@ -5146,7 +5034,6 @@
     </w:p>
     <w:p>
       <w:pPr>
-        <w:pStyle w:val="Normal"/>
         <w:numPr>
           <w:ilvl w:val="0"/>
           <w:numId w:val="8"/>
@@ -5156,6 +5043,7 @@
           <w:rStyle w:val="105"/>
           <w:szCs w:val="21"/>
         </w:rPr>
+        <w:pStyle w:val="Heading1"/>
       </w:pPr>
       <w:r>
         <w:rPr>
@@ -5167,7 +5055,6 @@
     </w:p>
     <w:p>
       <w:pPr>
-        <w:pStyle w:val="Normal"/>
         <w:numPr>
           <w:ilvl w:val="0"/>
           <w:numId w:val="8"/>
@@ -5177,6 +5064,7 @@
           <w:rStyle w:val="105"/>
           <w:szCs w:val="21"/>
         </w:rPr>
+        <w:pStyle w:val="Heading1"/>
       </w:pPr>
       <w:r>
         <w:rPr>
@@ -5188,7 +5076,7 @@
     </w:p>
     <w:p>
       <w:pPr>
-        <w:pStyle w:val="Normal"/>
+        <w:pStyle w:val="120"/>
         <w:ind w:left="315"/>
         <w:rPr>
           <w:b/>
@@ -5205,7 +5093,6 @@
     </w:p>
     <w:p>
       <w:pPr>
-        <w:pStyle w:val="Normal"/>
         <w:numPr>
           <w:ilvl w:val="0"/>
           <w:numId w:val="8"/>
@@ -5215,6 +5102,7 @@
           <w:rStyle w:val="105"/>
           <w:szCs w:val="21"/>
         </w:rPr>
+        <w:pStyle w:val="Heading1"/>
       </w:pPr>
       <w:r>
         <w:rPr>
@@ -5226,7 +5114,6 @@
     </w:p>
     <w:p>
       <w:pPr>
-        <w:pStyle w:val="Normal"/>
         <w:numPr>
           <w:ilvl w:val="0"/>
           <w:numId w:val="8"/>
@@ -5236,6 +5123,7 @@
           <w:rStyle w:val="105"/>
           <w:szCs w:val="21"/>
         </w:rPr>
+        <w:pStyle w:val="Heading1"/>
       </w:pPr>
       <w:r>
         <w:rPr>
@@ -5247,7 +5135,6 @@
     </w:p>
     <w:p>
       <w:pPr>
-        <w:pStyle w:val="Normal"/>
         <w:numPr>
           <w:ilvl w:val="0"/>
           <w:numId w:val="8"/>
@@ -5257,6 +5144,7 @@
           <w:rStyle w:val="105"/>
           <w:szCs w:val="21"/>
         </w:rPr>
+        <w:pStyle w:val="Heading1"/>
       </w:pPr>
       <w:r>
         <w:rPr>
@@ -5268,7 +5156,7 @@
     </w:p>
     <w:p>
       <w:pPr>
-        <w:pStyle w:val="Normal"/>
+        <w:pStyle w:val="120"/>
         <w:ind w:left="315"/>
         <w:rPr>
           <w:rStyle w:val="105"/>
@@ -5285,7 +5173,6 @@
     </w:p>
     <w:p>
       <w:pPr>
-        <w:pStyle w:val="Normal"/>
         <w:numPr>
           <w:ilvl w:val="0"/>
           <w:numId w:val="8"/>
@@ -5295,6 +5182,7 @@
           <w:rStyle w:val="105"/>
           <w:szCs w:val="21"/>
         </w:rPr>
+        <w:pStyle w:val="Heading1"/>
       </w:pPr>
       <w:r>
         <w:rPr>
@@ -5306,7 +5194,6 @@
     </w:p>
     <w:p>
       <w:pPr>
-        <w:pStyle w:val="Normal"/>
         <w:numPr>
           <w:ilvl w:val="0"/>
           <w:numId w:val="8"/>
@@ -5316,6 +5203,7 @@
           <w:rStyle w:val="105"/>
           <w:szCs w:val="21"/>
         </w:rPr>
+        <w:pStyle w:val="Heading1"/>
       </w:pPr>
       <w:r>
         <w:rPr>
@@ -5327,7 +5215,6 @@
     </w:p>
     <w:p>
       <w:pPr>
-        <w:pStyle w:val="Normal"/>
         <w:numPr>
           <w:ilvl w:val="0"/>
           <w:numId w:val="8"/>
@@ -5337,6 +5224,7 @@
           <w:rStyle w:val="105"/>
           <w:szCs w:val="21"/>
         </w:rPr>
+        <w:pStyle w:val="Heading1"/>
       </w:pPr>
       <w:r>
         <w:rPr>
@@ -5348,7 +5236,6 @@
     </w:p>
     <w:p>
       <w:pPr>
-        <w:pStyle w:val="Normal"/>
         <w:numPr>
           <w:ilvl w:val="0"/>
           <w:numId w:val="8"/>
@@ -5358,6 +5245,7 @@
           <w:rStyle w:val="105"/>
           <w:szCs w:val="21"/>
         </w:rPr>
+        <w:pStyle w:val="Heading1"/>
       </w:pPr>
       <w:r>
         <w:rPr>
@@ -5369,7 +5257,6 @@
     </w:p>
     <w:p>
       <w:pPr>
-        <w:pStyle w:val="Normal"/>
         <w:numPr>
           <w:ilvl w:val="0"/>
           <w:numId w:val="8"/>
@@ -5379,6 +5266,7 @@
           <w:rStyle w:val="105"/>
           <w:szCs w:val="21"/>
         </w:rPr>
+        <w:pStyle w:val="Heading1"/>
       </w:pPr>
       <w:r>
         <w:rPr>
@@ -5390,7 +5278,7 @@
     </w:p>
     <w:p>
       <w:pPr>
-        <w:pStyle w:val="Normal"/>
+        <w:pStyle w:val="120"/>
         <w:ind w:left="315"/>
         <w:rPr>
           <w:b/>
@@ -5407,7 +5295,6 @@
     </w:p>
     <w:p>
       <w:pPr>
-        <w:pStyle w:val="Normal"/>
         <w:numPr>
           <w:ilvl w:val="0"/>
           <w:numId w:val="8"/>
@@ -5417,6 +5304,7 @@
           <w:rStyle w:val="105"/>
           <w:szCs w:val="21"/>
         </w:rPr>
+        <w:pStyle w:val="Heading1"/>
       </w:pPr>
       <w:r>
         <w:rPr>
@@ -5428,7 +5316,6 @@
     </w:p>
     <w:p>
       <w:pPr>
-        <w:pStyle w:val="Normal"/>
         <w:numPr>
           <w:ilvl w:val="0"/>
           <w:numId w:val="8"/>
@@ -5438,6 +5325,7 @@
           <w:rStyle w:val="105"/>
           <w:szCs w:val="21"/>
         </w:rPr>
+        <w:pStyle w:val="Heading1"/>
       </w:pPr>
       <w:r>
         <w:rPr>
@@ -5449,7 +5337,7 @@
     </w:p>
     <w:p>
       <w:pPr>
-        <w:pStyle w:val="Normal"/>
+        <w:pStyle w:val="120"/>
         <w:ind w:left="315"/>
         <w:rPr>
           <w:rStyle w:val="105"/>
@@ -5466,7 +5354,6 @@
     </w:p>
     <w:p>
       <w:pPr>
-        <w:pStyle w:val="Normal"/>
         <w:numPr>
           <w:ilvl w:val="0"/>
           <w:numId w:val="8"/>
@@ -5476,6 +5363,7 @@
           <w:rStyle w:val="105"/>
           <w:szCs w:val="21"/>
         </w:rPr>
+        <w:pStyle w:val="Heading1"/>
       </w:pPr>
       <w:r>
         <w:rPr>
@@ -5487,7 +5375,6 @@
     </w:p>
     <w:p>
       <w:pPr>
-        <w:pStyle w:val="Normal"/>
         <w:numPr>
           <w:ilvl w:val="0"/>
           <w:numId w:val="8"/>
@@ -5497,6 +5384,7 @@
           <w:rStyle w:val="105"/>
           <w:szCs w:val="21"/>
         </w:rPr>
+        <w:pStyle w:val="Heading1"/>
       </w:pPr>
       <w:r>
         <w:rPr>
@@ -5508,7 +5396,7 @@
     </w:p>
     <w:p>
       <w:pPr>
-        <w:pStyle w:val="Normal"/>
+        <w:pStyle w:val="111"/>
       </w:pPr>
       <w:bookmarkStart w:id="39" w:name="_Toc218693821"/>
       <w:r>
@@ -5520,7 +5408,7 @@
     </w:p>
     <w:p>
       <w:pPr>
-        <w:pStyle w:val="Normal"/>
+        <w:pStyle w:val="120"/>
         <w:ind w:left="315"/>
         <w:rPr>
           <w:rStyle w:val="105"/>
@@ -5590,7 +5478,6 @@
           </w:tcPr>
           <w:p>
             <w:pPr>
-              <w:pStyle w:val="Normal"/>
               <w:spacing w:line="240" w:lineRule="auto"/>
               <w:jc w:val="center"/>
               <w:rPr>
@@ -5610,7 +5497,6 @@
           </w:p>
           <w:p>
             <w:pPr>
-              <w:pStyle w:val="Normal"/>
               <w:spacing w:line="240" w:lineRule="auto"/>
               <w:jc w:val="center"/>
               <w:rPr>
@@ -5637,7 +5523,6 @@
           </w:tcPr>
           <w:p>
             <w:pPr>
-              <w:pStyle w:val="Normal"/>
               <w:spacing w:line="240" w:lineRule="auto"/>
               <w:jc w:val="center"/>
               <w:rPr>
@@ -5657,7 +5542,6 @@
           </w:p>
           <w:p>
             <w:pPr>
-              <w:pStyle w:val="Normal"/>
               <w:spacing w:line="240" w:lineRule="auto"/>
               <w:jc w:val="center"/>
               <w:rPr>
@@ -5706,7 +5590,6 @@
           </w:tcPr>
           <w:p>
             <w:pPr>
-              <w:pStyle w:val="Normal"/>
               <w:tabs>
                 <w:tab w:val="left" w:pos="851"/>
               </w:tabs>
@@ -5734,7 +5617,6 @@
           </w:tcPr>
           <w:p>
             <w:pPr>
-              <w:pStyle w:val="Normal"/>
               <w:tabs>
                 <w:tab w:val="left" w:pos="851"/>
               </w:tabs>
@@ -5798,7 +5680,6 @@
           </w:tcPr>
           <w:p>
             <w:pPr>
-              <w:pStyle w:val="Normal"/>
               <w:tabs>
                 <w:tab w:val="left" w:pos="851"/>
               </w:tabs>
@@ -5826,7 +5707,7 @@
           </w:tcPr>
           <w:p>
             <w:pPr>
-              <w:pStyle w:val="Normal"/>
+              <w:pStyle w:val="74"/>
               <w:adjustRightInd w:val="0"/>
               <w:snapToGrid w:val="0"/>
               <w:spacing w:before="0" w:after="0"/>
@@ -5897,7 +5778,6 @@
           </w:tcPr>
           <w:p>
             <w:pPr>
-              <w:pStyle w:val="Normal"/>
               <w:tabs>
                 <w:tab w:val="left" w:pos="851"/>
               </w:tabs>
@@ -5924,7 +5804,6 @@
           </w:tcPr>
           <w:p>
             <w:pPr>
-              <w:pStyle w:val="Normal"/>
               <w:tabs>
                 <w:tab w:val="left" w:pos="851"/>
               </w:tabs>
@@ -5987,7 +5866,6 @@
           </w:tcPr>
           <w:p>
             <w:pPr>
-              <w:pStyle w:val="Normal"/>
               <w:tabs>
                 <w:tab w:val="left" w:pos="851"/>
               </w:tabs>
@@ -6014,7 +5892,6 @@
           </w:tcPr>
           <w:p>
             <w:pPr>
-              <w:pStyle w:val="Normal"/>
               <w:tabs>
                 <w:tab w:val="left" w:pos="851"/>
               </w:tabs>
@@ -6077,7 +5954,6 @@
           </w:tcPr>
           <w:p>
             <w:pPr>
-              <w:pStyle w:val="Normal"/>
               <w:tabs>
                 <w:tab w:val="left" w:pos="851"/>
               </w:tabs>
@@ -6103,7 +5979,7 @@
           </w:tcPr>
           <w:p>
             <w:pPr>
-              <w:pStyle w:val="Normal"/>
+              <w:pStyle w:val="74"/>
               <w:adjustRightInd w:val="0"/>
               <w:snapToGrid w:val="0"/>
               <w:spacing w:before="0" w:after="0"/>
@@ -6167,7 +6043,6 @@
           </w:tcPr>
           <w:p>
             <w:pPr>
-              <w:pStyle w:val="Normal"/>
               <w:tabs>
                 <w:tab w:val="left" w:pos="851"/>
               </w:tabs>
@@ -6194,7 +6069,7 @@
           </w:tcPr>
           <w:p>
             <w:pPr>
-              <w:pStyle w:val="Normal"/>
+              <w:pStyle w:val="74"/>
               <w:adjustRightInd w:val="0"/>
               <w:snapToGrid w:val="0"/>
               <w:spacing w:before="0" w:after="0"/>
@@ -6263,7 +6138,6 @@
           </w:tcPr>
           <w:p>
             <w:pPr>
-              <w:pStyle w:val="Normal"/>
               <w:tabs>
                 <w:tab w:val="left" w:pos="851"/>
               </w:tabs>
@@ -6289,7 +6163,7 @@
           </w:tcPr>
           <w:p>
             <w:pPr>
-              <w:pStyle w:val="Normal"/>
+              <w:pStyle w:val="74"/>
               <w:adjustRightInd w:val="0"/>
               <w:snapToGrid w:val="0"/>
               <w:spacing w:before="0" w:after="0"/>
@@ -6332,7 +6206,7 @@
     </w:tbl>
     <w:p>
       <w:pPr>
-        <w:pStyle w:val="Normal"/>
+        <w:pStyle w:val="111"/>
       </w:pPr>
       <w:bookmarkStart w:id="40" w:name="_Toc218693822"/>
       <w:bookmarkStart w:id="41" w:name="_Toc127955232"/>
@@ -6353,7 +6227,7 @@
     <w:bookmarkEnd w:id="38"/>
     <w:p>
       <w:pPr>
-        <w:pStyle w:val="Normal"/>
+        <w:pStyle w:val="113"/>
       </w:pPr>
       <w:bookmarkStart w:id="43" w:name="_Toc127955183"/>
       <w:bookmarkStart w:id="44" w:name="_Toc332209115"/>
@@ -6374,7 +6248,7 @@
     </w:p>
     <w:p>
       <w:pPr>
-        <w:pStyle w:val="Normal"/>
+        <w:pStyle w:val="104"/>
         <w:rPr>
           <w:szCs w:val="21"/>
         </w:rPr>
@@ -6388,7 +6262,7 @@
     </w:p>
     <w:p>
       <w:pPr>
-        <w:pStyle w:val="Normal"/>
+        <w:pStyle w:val="104"/>
         <w:rPr>
           <w:szCs w:val="21"/>
         </w:rPr>
@@ -6402,7 +6276,7 @@
     </w:p>
     <w:p>
       <w:pPr>
-        <w:pStyle w:val="Normal"/>
+        <w:pStyle w:val="104"/>
         <w:rPr>
           <w:szCs w:val="21"/>
         </w:rPr>
@@ -6416,7 +6290,7 @@
     </w:p>
     <w:p>
       <w:pPr>
-        <w:pStyle w:val="Normal"/>
+        <w:pStyle w:val="104"/>
         <w:rPr>
           <w:szCs w:val="21"/>
         </w:rPr>
@@ -6436,7 +6310,7 @@
     </w:p>
     <w:p>
       <w:pPr>
-        <w:pStyle w:val="Normal"/>
+        <w:pStyle w:val="113"/>
       </w:pPr>
       <w:r>
         <w:t>指南</w:t>
@@ -6450,7 +6324,7 @@
     </w:p>
     <w:p>
       <w:pPr>
-        <w:pStyle w:val="Normal"/>
+        <w:pStyle w:val="104"/>
         <w:rPr>
           <w:rStyle w:val="88"/>
           <w:color w:val="000000" w:themeColor="text1"/>
@@ -6479,7 +6353,7 @@
     </w:p>
     <w:p>
       <w:pPr>
-        <w:pStyle w:val="Normal"/>
+        <w:pStyle w:val="104"/>
         <w:rPr>
           <w:rStyle w:val="88"/>
           <w:color w:val="000000" w:themeColor="text1"/>
@@ -6508,7 +6382,7 @@
     <w:bookmarkEnd w:id="56"/>
     <w:p>
       <w:pPr>
-        <w:pStyle w:val="Normal"/>
+        <w:pStyle w:val="104"/>
         <w:rPr>
           <w:rStyle w:val="88"/>
           <w:color w:val="000000" w:themeColor="text1"/>
@@ -6536,7 +6410,7 @@
     </w:p>
     <w:p>
       <w:pPr>
-        <w:pStyle w:val="Normal"/>
+        <w:pStyle w:val="113"/>
       </w:pPr>
       <w:bookmarkStart w:id="57" w:name="_Toc218693825"/>
       <w:bookmarkStart w:id="58" w:name="_Toc127955185"/>
@@ -6609,7 +6483,6 @@
           </w:tcPr>
           <w:p>
             <w:pPr>
-              <w:pStyle w:val="Normal"/>
               <w:spacing w:line="240" w:lineRule="auto"/>
               <w:ind w:left="106" w:leftChars="50" w:hanging="1"/>
               <w:rPr>
@@ -6637,7 +6510,6 @@
           </w:tcPr>
           <w:p>
             <w:pPr>
-              <w:pStyle w:val="Normal"/>
               <w:spacing w:line="240" w:lineRule="auto"/>
               <w:ind w:left="106" w:leftChars="50" w:hanging="1"/>
               <w:jc w:val="center"/>
@@ -6666,7 +6538,6 @@
           </w:tcPr>
           <w:p>
             <w:pPr>
-              <w:pStyle w:val="Normal"/>
               <w:spacing w:line="240" w:lineRule="auto"/>
               <w:jc w:val="center"/>
               <w:rPr>
@@ -6694,7 +6565,6 @@
           </w:tcPr>
           <w:p>
             <w:pPr>
-              <w:pStyle w:val="Normal"/>
               <w:spacing w:line="240" w:lineRule="auto"/>
               <w:ind w:left="106" w:leftChars="50" w:hanging="1"/>
               <w:jc w:val="center"/>
@@ -6742,7 +6612,6 @@
           </w:tcPr>
           <w:p>
             <w:pPr>
-              <w:pStyle w:val="Normal"/>
               <w:numPr>
                 <w:ilvl w:val="0"/>
                 <w:numId w:val="9"/>
@@ -6767,7 +6636,6 @@
           </w:tcPr>
           <w:p>
             <w:pPr>
-              <w:pStyle w:val="Normal"/>
               <w:snapToGrid w:val="0"/>
               <w:spacing w:line="240" w:lineRule="auto"/>
               <w:jc w:val="center"/>
@@ -6793,7 +6661,6 @@
           </w:tcPr>
           <w:p>
             <w:pPr>
-              <w:pStyle w:val="Normal"/>
               <w:snapToGrid w:val="0"/>
               <w:spacing w:line="240" w:lineRule="auto"/>
               <w:jc w:val="center"/>
@@ -6819,7 +6686,6 @@
           </w:tcPr>
           <w:p>
             <w:pPr>
-              <w:pStyle w:val="Normal"/>
               <w:snapToGrid w:val="0"/>
               <w:spacing w:line="240" w:lineRule="auto"/>
               <w:jc w:val="center"/>
@@ -6867,7 +6733,6 @@
           </w:tcPr>
           <w:p>
             <w:pPr>
-              <w:pStyle w:val="Normal"/>
               <w:numPr>
                 <w:ilvl w:val="0"/>
                 <w:numId w:val="9"/>
@@ -6892,7 +6757,6 @@
           </w:tcPr>
           <w:p>
             <w:pPr>
-              <w:pStyle w:val="Normal"/>
               <w:snapToGrid w:val="0"/>
               <w:spacing w:line="240" w:lineRule="auto"/>
               <w:jc w:val="center"/>
@@ -6920,7 +6784,6 @@
           </w:tcPr>
           <w:p>
             <w:pPr>
-              <w:pStyle w:val="Normal"/>
               <w:snapToGrid w:val="0"/>
               <w:spacing w:line="240" w:lineRule="auto"/>
               <w:jc w:val="center"/>
@@ -6948,7 +6811,6 @@
           </w:tcPr>
           <w:p>
             <w:pPr>
-              <w:pStyle w:val="Normal"/>
               <w:snapToGrid w:val="0"/>
               <w:spacing w:line="240" w:lineRule="auto"/>
               <w:jc w:val="center"/>
@@ -6998,7 +6860,6 @@
           </w:tcPr>
           <w:p>
             <w:pPr>
-              <w:pStyle w:val="Normal"/>
               <w:numPr>
                 <w:ilvl w:val="0"/>
                 <w:numId w:val="9"/>
@@ -7023,7 +6884,6 @@
           </w:tcPr>
           <w:p>
             <w:pPr>
-              <w:pStyle w:val="Normal"/>
               <w:snapToGrid w:val="0"/>
               <w:spacing w:line="240" w:lineRule="auto"/>
               <w:jc w:val="center"/>
@@ -7051,7 +6911,6 @@
           </w:tcPr>
           <w:p>
             <w:pPr>
-              <w:pStyle w:val="Normal"/>
               <w:snapToGrid w:val="0"/>
               <w:spacing w:line="240" w:lineRule="auto"/>
               <w:jc w:val="center"/>
@@ -7079,7 +6938,6 @@
           </w:tcPr>
           <w:p>
             <w:pPr>
-              <w:pStyle w:val="Normal"/>
               <w:snapToGrid w:val="0"/>
               <w:spacing w:line="240" w:lineRule="auto"/>
               <w:jc w:val="center"/>
@@ -7129,7 +6987,6 @@
           </w:tcPr>
           <w:p>
             <w:pPr>
-              <w:pStyle w:val="Normal"/>
               <w:numPr>
                 <w:ilvl w:val="0"/>
                 <w:numId w:val="9"/>
@@ -7154,7 +7011,6 @@
           </w:tcPr>
           <w:p>
             <w:pPr>
-              <w:pStyle w:val="Normal"/>
               <w:snapToGrid w:val="0"/>
               <w:spacing w:line="240" w:lineRule="auto"/>
               <w:jc w:val="center"/>
@@ -7182,7 +7038,6 @@
           </w:tcPr>
           <w:p>
             <w:pPr>
-              <w:pStyle w:val="Normal"/>
               <w:snapToGrid w:val="0"/>
               <w:spacing w:line="240" w:lineRule="auto"/>
               <w:jc w:val="center"/>
@@ -7210,7 +7065,6 @@
           </w:tcPr>
           <w:p>
             <w:pPr>
-              <w:pStyle w:val="Normal"/>
               <w:snapToGrid w:val="0"/>
               <w:spacing w:line="240" w:lineRule="auto"/>
               <w:jc w:val="center"/>
@@ -7260,7 +7114,6 @@
           </w:tcPr>
           <w:p>
             <w:pPr>
-              <w:pStyle w:val="Normal"/>
               <w:numPr>
                 <w:ilvl w:val="0"/>
                 <w:numId w:val="9"/>
@@ -7285,7 +7138,6 @@
           </w:tcPr>
           <w:p>
             <w:pPr>
-              <w:pStyle w:val="Normal"/>
               <w:snapToGrid w:val="0"/>
               <w:spacing w:line="240" w:lineRule="auto"/>
               <w:jc w:val="center"/>
@@ -7313,7 +7165,6 @@
           </w:tcPr>
           <w:p>
             <w:pPr>
-              <w:pStyle w:val="Normal"/>
               <w:snapToGrid w:val="0"/>
               <w:spacing w:line="240" w:lineRule="auto"/>
               <w:jc w:val="center"/>
@@ -7341,7 +7192,6 @@
           </w:tcPr>
           <w:p>
             <w:pPr>
-              <w:pStyle w:val="Normal"/>
               <w:snapToGrid w:val="0"/>
               <w:spacing w:line="240" w:lineRule="auto"/>
               <w:jc w:val="center"/>
@@ -7391,7 +7241,6 @@
           </w:tcPr>
           <w:p>
             <w:pPr>
-              <w:pStyle w:val="Normal"/>
               <w:numPr>
                 <w:ilvl w:val="0"/>
                 <w:numId w:val="9"/>
@@ -7416,7 +7265,6 @@
           </w:tcPr>
           <w:p>
             <w:pPr>
-              <w:pStyle w:val="Normal"/>
               <w:snapToGrid w:val="0"/>
               <w:spacing w:line="240" w:lineRule="auto"/>
               <w:jc w:val="center"/>
@@ -7453,7 +7301,6 @@
           </w:tcPr>
           <w:p>
             <w:pPr>
-              <w:pStyle w:val="Normal"/>
               <w:snapToGrid w:val="0"/>
               <w:spacing w:line="240" w:lineRule="auto"/>
               <w:jc w:val="center"/>
@@ -7480,7 +7327,6 @@
           </w:tcPr>
           <w:p>
             <w:pPr>
-              <w:pStyle w:val="Normal"/>
               <w:snapToGrid w:val="0"/>
               <w:spacing w:line="240" w:lineRule="auto"/>
               <w:jc w:val="center"/>
@@ -7504,7 +7350,7 @@
     </w:tbl>
     <w:p>
       <w:pPr>
-        <w:pStyle w:val="Normal"/>
+        <w:pStyle w:val="111"/>
       </w:pPr>
       <w:bookmarkStart w:id="61" w:name="_Toc127955236"/>
       <w:bookmarkStart w:id="62" w:name="_Toc127955186"/>
@@ -7518,7 +7364,7 @@
     </w:p>
     <w:p>
       <w:pPr>
-        <w:pStyle w:val="Normal"/>
+        <w:pStyle w:val="113"/>
       </w:pPr>
       <w:bookmarkStart w:id="64" w:name="_Toc218693827"/>
       <w:bookmarkStart w:id="65" w:name="_Toc127955187"/>
@@ -7532,7 +7378,7 @@
     </w:p>
     <w:p>
       <w:pPr>
-        <w:pStyle w:val="Normal"/>
+        <w:pStyle w:val="120"/>
         <w:ind w:left="315"/>
         <w:rPr>
           <w:rStyle w:val="105"/>
@@ -7582,7 +7428,7 @@
     </w:p>
     <w:p>
       <w:pPr>
-        <w:pStyle w:val="Normal"/>
+        <w:pStyle w:val="120"/>
         <w:ind w:left="315"/>
         <w:rPr>
           <w:rStyle w:val="88"/>
@@ -7600,7 +7446,6 @@
     </w:p>
     <w:p>
       <w:pPr>
-        <w:pStyle w:val="Normal"/>
         <w:numPr>
           <w:ilvl w:val="0"/>
           <w:numId w:val="10"/>
@@ -7615,6 +7460,7 @@
             </w14:solidFill>
           </w14:textFill>
         </w:rPr>
+        <w:pStyle w:val="Heading1"/>
       </w:pPr>
       <w:r>
         <w:rPr>
@@ -7632,7 +7478,6 @@
     </w:p>
     <w:p>
       <w:pPr>
-        <w:pStyle w:val="Normal"/>
         <w:numPr>
           <w:ilvl w:val="0"/>
           <w:numId w:val="10"/>
@@ -7647,6 +7492,7 @@
             </w14:solidFill>
           </w14:textFill>
         </w:rPr>
+        <w:pStyle w:val="Heading1"/>
       </w:pPr>
       <w:r>
         <w:rPr>
@@ -7664,7 +7510,6 @@
     </w:p>
     <w:p>
       <w:pPr>
-        <w:pStyle w:val="Normal"/>
         <w:numPr>
           <w:ilvl w:val="0"/>
           <w:numId w:val="10"/>
@@ -7679,6 +7524,7 @@
             </w14:solidFill>
           </w14:textFill>
         </w:rPr>
+        <w:pStyle w:val="Heading1"/>
       </w:pPr>
       <w:r>
         <w:rPr>
@@ -7696,7 +7542,6 @@
     </w:p>
     <w:p>
       <w:pPr>
-        <w:pStyle w:val="Normal"/>
         <w:numPr>
           <w:ilvl w:val="0"/>
           <w:numId w:val="10"/>
@@ -7711,6 +7556,7 @@
             </w14:solidFill>
           </w14:textFill>
         </w:rPr>
+        <w:pStyle w:val="Heading1"/>
       </w:pPr>
       <w:r>
         <w:rPr>
@@ -7728,7 +7574,6 @@
     </w:p>
     <w:p>
       <w:pPr>
-        <w:pStyle w:val="Normal"/>
         <w:numPr>
           <w:ilvl w:val="0"/>
           <w:numId w:val="10"/>
@@ -7743,6 +7588,7 @@
             </w14:solidFill>
           </w14:textFill>
         </w:rPr>
+        <w:pStyle w:val="Heading1"/>
       </w:pPr>
       <w:r>
         <w:rPr>
@@ -7760,7 +7606,6 @@
     </w:p>
     <w:p>
       <w:pPr>
-        <w:pStyle w:val="Normal"/>
         <w:numPr>
           <w:ilvl w:val="0"/>
           <w:numId w:val="10"/>
@@ -7775,6 +7620,7 @@
             </w14:solidFill>
           </w14:textFill>
         </w:rPr>
+        <w:pStyle w:val="Heading1"/>
       </w:pPr>
       <w:r>
         <w:rPr>
@@ -7792,7 +7638,6 @@
     </w:p>
     <w:p>
       <w:pPr>
-        <w:pStyle w:val="Normal"/>
         <w:numPr>
           <w:ilvl w:val="0"/>
           <w:numId w:val="10"/>
@@ -7807,6 +7652,7 @@
             </w14:solidFill>
           </w14:textFill>
         </w:rPr>
+        <w:pStyle w:val="Heading1"/>
       </w:pPr>
       <w:r>
         <w:rPr>
@@ -7824,7 +7670,7 @@
     </w:p>
     <w:p>
       <w:pPr>
-        <w:pStyle w:val="Normal"/>
+        <w:pStyle w:val="113"/>
       </w:pPr>
       <w:bookmarkStart w:id="67" w:name="_Toc332209122"/>
       <w:bookmarkStart w:id="68" w:name="_Toc332275818"/>
@@ -7851,7 +7697,7 @@
     </w:p>
     <w:p>
       <w:pPr>
-        <w:pStyle w:val="Normal"/>
+        <w:pStyle w:val="115"/>
       </w:pPr>
       <w:bookmarkStart w:id="75" w:name="_Toc53738232"/>
       <w:r>
@@ -7861,7 +7707,7 @@
     </w:p>
     <w:p>
       <w:pPr>
-        <w:pStyle w:val="Normal"/>
+        <w:pStyle w:val="120"/>
         <w:ind w:left="315"/>
         <w:rPr>
           <w:szCs w:val="21"/>
@@ -7876,7 +7722,7 @@
     </w:p>
     <w:p>
       <w:pPr>
-        <w:pStyle w:val="Normal"/>
+        <w:pStyle w:val="120"/>
         <w:ind w:left="315"/>
         <w:rPr>
           <w:szCs w:val="21"/>
@@ -7891,7 +7737,7 @@
     </w:p>
     <w:p>
       <w:pPr>
-        <w:pStyle w:val="Normal"/>
+        <w:pStyle w:val="120"/>
         <w:ind w:left="315"/>
         <w:rPr>
           <w:szCs w:val="21"/>
@@ -7906,7 +7752,7 @@
     </w:p>
     <w:p>
       <w:pPr>
-        <w:pStyle w:val="Normal"/>
+        <w:pStyle w:val="115"/>
       </w:pPr>
       <w:bookmarkStart w:id="76" w:name="_Toc53738233"/>
       <w:r>
@@ -7916,7 +7762,7 @@
     </w:p>
     <w:p>
       <w:pPr>
-        <w:pStyle w:val="Normal"/>
+        <w:pStyle w:val="120"/>
         <w:ind w:left="315"/>
         <w:rPr>
           <w:szCs w:val="21"/>
@@ -7931,7 +7777,7 @@
     </w:p>
     <w:p>
       <w:pPr>
-        <w:pStyle w:val="Normal"/>
+        <w:pStyle w:val="115"/>
       </w:pPr>
       <w:bookmarkStart w:id="77" w:name="_Toc53738234"/>
       <w:bookmarkStart w:id="78" w:name="_Toc332275821"/>
@@ -7945,7 +7791,7 @@
     </w:p>
     <w:p>
       <w:pPr>
-        <w:pStyle w:val="Normal"/>
+        <w:pStyle w:val="120"/>
         <w:ind w:left="315"/>
         <w:rPr>
           <w:szCs w:val="21"/>
@@ -7960,7 +7806,7 @@
     </w:p>
     <w:p>
       <w:pPr>
-        <w:pStyle w:val="Normal"/>
+        <w:pStyle w:val="120"/>
         <w:ind w:left="315"/>
         <w:rPr>
           <w:szCs w:val="21"/>
@@ -7975,7 +7821,6 @@
     </w:p>
     <w:p>
       <w:pPr>
-        <w:pStyle w:val="Normal"/>
         <w:numPr>
           <w:ilvl w:val="0"/>
           <w:numId w:val="11"/>
@@ -7984,6 +7829,7 @@
         <w:rPr>
           <w:szCs w:val="21"/>
         </w:rPr>
+        <w:pStyle w:val="Heading1"/>
       </w:pPr>
       <w:r>
         <w:rPr>
@@ -7994,7 +7840,6 @@
     </w:p>
     <w:p>
       <w:pPr>
-        <w:pStyle w:val="Normal"/>
         <w:numPr>
           <w:ilvl w:val="0"/>
           <w:numId w:val="11"/>
@@ -8003,6 +7848,7 @@
         <w:rPr>
           <w:szCs w:val="21"/>
         </w:rPr>
+        <w:pStyle w:val="Heading1"/>
       </w:pPr>
       <w:r>
         <w:rPr>
@@ -8013,7 +7859,6 @@
     </w:p>
     <w:p>
       <w:pPr>
-        <w:pStyle w:val="Normal"/>
         <w:numPr>
           <w:ilvl w:val="0"/>
           <w:numId w:val="11"/>
@@ -8022,6 +7867,7 @@
         <w:rPr>
           <w:szCs w:val="21"/>
         </w:rPr>
+        <w:pStyle w:val="Heading1"/>
       </w:pPr>
       <w:r>
         <w:rPr>
@@ -8032,7 +7878,6 @@
     </w:p>
     <w:p>
       <w:pPr>
-        <w:pStyle w:val="Normal"/>
         <w:numPr>
           <w:ilvl w:val="0"/>
           <w:numId w:val="11"/>
@@ -8041,6 +7886,7 @@
         <w:rPr>
           <w:szCs w:val="21"/>
         </w:rPr>
+        <w:pStyle w:val="Heading1"/>
       </w:pPr>
       <w:r>
         <w:rPr>
@@ -8051,7 +7897,7 @@
     </w:p>
     <w:p>
       <w:pPr>
-        <w:pStyle w:val="Normal"/>
+        <w:pStyle w:val="115"/>
       </w:pPr>
       <w:bookmarkStart w:id="82" w:name="_Toc53738235"/>
       <w:r>
@@ -8061,7 +7907,7 @@
     </w:p>
     <w:p>
       <w:pPr>
-        <w:pStyle w:val="Normal"/>
+        <w:pStyle w:val="120"/>
         <w:ind w:left="315"/>
         <w:rPr>
           <w:szCs w:val="21"/>
@@ -8146,7 +7992,7 @@
     </w:p>
     <w:p>
       <w:pPr>
-        <w:pStyle w:val="Normal"/>
+        <w:pStyle w:val="115"/>
       </w:pPr>
       <w:bookmarkStart w:id="83" w:name="_Toc486595175"/>
       <w:bookmarkStart w:id="84" w:name="_Toc53738236"/>
@@ -8158,7 +8004,7 @@
     </w:p>
     <w:p>
       <w:pPr>
-        <w:pStyle w:val="Normal"/>
+        <w:pStyle w:val="120"/>
         <w:ind w:left="315"/>
         <w:rPr>
           <w:szCs w:val="21"/>
@@ -8210,7 +8056,7 @@
     </w:p>
     <w:p>
       <w:pPr>
-        <w:pStyle w:val="Normal"/>
+        <w:pStyle w:val="113"/>
       </w:pPr>
       <w:bookmarkStart w:id="88" w:name="_Toc218693829"/>
       <w:bookmarkStart w:id="89" w:name="_Toc167394946"/>
@@ -8222,10 +8068,10 @@
     </w:p>
     <w:p>
       <w:pPr>
-        <w:pStyle w:val="Normal"/>
         <w:rPr>
           <w:highlight w:val="none"/>
         </w:rPr>
+        <w:pStyle w:val="Heading1"/>
       </w:pPr>
       <w:r>
         <w:rPr>
@@ -8286,7 +8132,7 @@
     </w:p>
     <w:p>
       <w:pPr>
-        <w:pStyle w:val="Normal"/>
+        <w:pStyle w:val="Heading1"/>
       </w:pPr>
       <w:r>
         <w:rPr>
@@ -8350,7 +8196,7 @@
     </w:p>
     <w:p>
       <w:pPr>
-        <w:pStyle w:val="Normal"/>
+        <w:pStyle w:val="120"/>
         <w:ind w:left="315"/>
         <w:rPr>
           <w:szCs w:val="21"/>
@@ -8416,7 +8262,7 @@
     </w:p>
     <w:p>
       <w:pPr>
-        <w:pStyle w:val="Normal"/>
+        <w:pStyle w:val="120"/>
         <w:ind w:left="315"/>
         <w:rPr>
           <w:szCs w:val="21"/>
@@ -8455,7 +8301,7 @@
     </w:p>
     <w:p>
       <w:pPr>
-        <w:pStyle w:val="Normal"/>
+        <w:pStyle w:val="113"/>
       </w:pPr>
       <w:bookmarkStart w:id="90" w:name="_Toc218693830"/>
       <w:r>
@@ -8468,7 +8314,7 @@
     </w:p>
     <w:p>
       <w:pPr>
-        <w:pStyle w:val="Normal"/>
+        <w:pStyle w:val="120"/>
         <w:ind w:left="315"/>
         <w:rPr>
           <w:rStyle w:val="105"/>
@@ -8485,7 +8331,7 @@
     </w:p>
     <w:p>
       <w:pPr>
-        <w:pStyle w:val="Normal"/>
+        <w:pStyle w:val="111"/>
       </w:pPr>
       <w:bookmarkStart w:id="91" w:name="_Toc127955191"/>
       <w:bookmarkStart w:id="92" w:name="_Toc127955241"/>
@@ -8499,7 +8345,6 @@
     </w:p>
     <w:p>
       <w:pPr>
-        <w:pStyle w:val="Normal"/>
         <w:ind w:left="357"/>
         <w:rPr>
           <w:rStyle w:val="105"/>
@@ -8574,7 +8419,6 @@
           </w:tcPr>
           <w:p>
             <w:pPr>
-              <w:pStyle w:val="Normal"/>
               <w:spacing w:line="240" w:lineRule="auto"/>
               <w:jc w:val="center"/>
               <w:rPr>
@@ -8614,7 +8458,6 @@
           </w:tcPr>
           <w:p>
             <w:pPr>
-              <w:pStyle w:val="Normal"/>
               <w:spacing w:line="240" w:lineRule="auto"/>
               <w:jc w:val="center"/>
               <w:rPr>
@@ -8654,7 +8497,6 @@
           </w:tcPr>
           <w:p>
             <w:pPr>
-              <w:pStyle w:val="Normal"/>
               <w:spacing w:line="240" w:lineRule="auto"/>
               <w:jc w:val="center"/>
               <w:rPr>
@@ -8694,7 +8536,6 @@
           </w:tcPr>
           <w:p>
             <w:pPr>
-              <w:pStyle w:val="Normal"/>
               <w:spacing w:line="240" w:lineRule="auto"/>
               <w:jc w:val="center"/>
               <w:rPr>
@@ -8754,7 +8595,6 @@
           </w:tcPr>
           <w:p>
             <w:pPr>
-              <w:pStyle w:val="Normal"/>
               <w:spacing w:line="240" w:lineRule="auto"/>
               <w:jc w:val="center"/>
               <w:rPr>
@@ -8812,7 +8652,7 @@
           </w:tcPr>
           <w:p>
             <w:pPr>
-              <w:pStyle w:val="Normal"/>
+              <w:pStyle w:val="63"/>
               <w:numPr>
                 <w:ilvl w:val="0"/>
                 <w:numId w:val="12"/>
@@ -8843,7 +8683,6 @@
           </w:tcPr>
           <w:p>
             <w:pPr>
-              <w:pStyle w:val="Normal"/>
               <w:spacing w:line="240" w:lineRule="auto"/>
               <w:jc w:val="center"/>
               <w:rPr>
@@ -8878,7 +8717,6 @@
           </w:tcPr>
           <w:p>
             <w:pPr>
-              <w:pStyle w:val="Normal"/>
               <w:spacing w:line="240" w:lineRule="auto"/>
               <w:jc w:val="left"/>
               <w:rPr>
@@ -8913,7 +8751,7 @@
           </w:tcPr>
           <w:p>
             <w:pPr>
-              <w:pStyle w:val="Normal"/>
+              <w:pStyle w:val="63"/>
               <w:spacing w:line="240" w:lineRule="auto"/>
               <w:ind w:firstLine="0" w:firstLineChars="0"/>
               <w:jc w:val="center"/>
@@ -8972,7 +8810,7 @@
           </w:tcPr>
           <w:p>
             <w:pPr>
-              <w:pStyle w:val="Normal"/>
+              <w:pStyle w:val="63"/>
               <w:numPr>
                 <w:ilvl w:val="0"/>
                 <w:numId w:val="12"/>
@@ -9003,7 +8841,6 @@
           </w:tcPr>
           <w:p>
             <w:pPr>
-              <w:pStyle w:val="Normal"/>
               <w:spacing w:line="240" w:lineRule="auto"/>
               <w:jc w:val="center"/>
               <w:rPr>
@@ -9038,7 +8875,6 @@
           </w:tcPr>
           <w:p>
             <w:pPr>
-              <w:pStyle w:val="Normal"/>
               <w:snapToGrid w:val="0"/>
               <w:spacing w:line="240" w:lineRule="auto"/>
               <w:jc w:val="left"/>
@@ -9074,7 +8910,7 @@
           </w:tcPr>
           <w:p>
             <w:pPr>
-              <w:pStyle w:val="Normal"/>
+              <w:pStyle w:val="63"/>
               <w:spacing w:line="240" w:lineRule="auto"/>
               <w:ind w:firstLine="0" w:firstLineChars="0"/>
               <w:jc w:val="center"/>
@@ -9134,7 +8970,6 @@
           </w:tcPr>
           <w:p>
             <w:pPr>
-              <w:pStyle w:val="Normal"/>
               <w:spacing w:line="240" w:lineRule="auto"/>
               <w:jc w:val="center"/>
               <w:rPr>
@@ -9193,7 +9028,7 @@
           </w:tcPr>
           <w:p>
             <w:pPr>
-              <w:pStyle w:val="Normal"/>
+              <w:pStyle w:val="63"/>
               <w:numPr>
                 <w:ilvl w:val="0"/>
                 <w:numId w:val="13"/>
@@ -9224,7 +9059,6 @@
           </w:tcPr>
           <w:p>
             <w:pPr>
-              <w:pStyle w:val="Normal"/>
               <w:jc w:val="center"/>
               <w:rPr>
                 <w:rFonts w:ascii="Times New Roman" w:hAnsi="Times New Roman" w:eastAsia="宋体" w:cs="Times New Roman"/>
@@ -9258,7 +9092,6 @@
           </w:tcPr>
           <w:p>
             <w:pPr>
-              <w:pStyle w:val="Normal"/>
               <w:snapToGrid w:val="0"/>
               <w:spacing w:line="240" w:lineRule="auto"/>
               <w:jc w:val="left"/>
@@ -9294,7 +9127,7 @@
           </w:tcPr>
           <w:p>
             <w:pPr>
-              <w:pStyle w:val="Normal"/>
+              <w:pStyle w:val="63"/>
               <w:ind w:firstLine="0" w:firstLineChars="0"/>
               <w:jc w:val="center"/>
               <w:rPr>
@@ -9325,7 +9158,6 @@
     </w:tbl>
     <w:p>
       <w:pPr>
-        <w:pStyle w:val="Normal"/>
         <w:jc w:val="center"/>
         <w:rPr>
           <w:rFonts w:ascii="Times New Roman" w:hAnsi="Times New Roman" w:eastAsia="宋体" w:cs="Times New Roman"/>
@@ -9334,7 +9166,6 @@
     </w:p>
     <w:p>
       <w:pPr>
-        <w:pStyle w:val="Normal"/>
         <w:widowControl/>
         <w:rPr>
           <w:rFonts w:ascii="Times New Roman" w:hAnsi="Times New Roman" w:eastAsia="宋体" w:cs="Times New Roman"/>
@@ -9363,7 +9194,7 @@
     </w:p>
     <w:p>
       <w:pPr>
-        <w:pStyle w:val="Normal"/>
+        <w:pStyle w:val="111"/>
       </w:pPr>
       <w:bookmarkStart w:id="94" w:name="_Toc127955242"/>
       <w:bookmarkStart w:id="95" w:name="_Toc218693832"/>
@@ -9377,7 +9208,7 @@
     </w:p>
     <w:p>
       <w:pPr>
-        <w:pStyle w:val="Normal"/>
+        <w:pStyle w:val="113"/>
       </w:pPr>
       <w:bookmarkStart w:id="97" w:name="_Toc127955243"/>
       <w:bookmarkStart w:id="98" w:name="_Toc127955193"/>
@@ -9391,7 +9222,6 @@
     </w:p>
     <w:p>
       <w:pPr>
-        <w:pStyle w:val="Normal"/>
         <w:ind w:left="315" w:leftChars="150"/>
         <w:rPr>
           <w:rStyle w:val="105"/>
@@ -9424,7 +9254,6 @@
     </w:p>
     <w:p>
       <w:pPr>
-        <w:pStyle w:val="Normal"/>
         <w:ind w:left="315" w:leftChars="150"/>
         <w:rPr>
           <w:rStyle w:val="105"/>
@@ -9487,7 +9316,6 @@
           </w:tcPr>
           <w:p>
             <w:pPr>
-              <w:pStyle w:val="Normal"/>
               <w:spacing w:line="240" w:lineRule="auto"/>
               <w:jc w:val="center"/>
               <w:rPr>
@@ -9514,7 +9342,6 @@
           </w:tcPr>
           <w:p>
             <w:pPr>
-              <w:pStyle w:val="Normal"/>
               <w:spacing w:line="240" w:lineRule="auto"/>
               <w:jc w:val="center"/>
               <w:rPr>
@@ -9541,7 +9368,6 @@
           </w:tcPr>
           <w:p>
             <w:pPr>
-              <w:pStyle w:val="Normal"/>
               <w:spacing w:line="240" w:lineRule="auto"/>
               <w:jc w:val="center"/>
               <w:rPr>
@@ -9588,7 +9414,6 @@
           </w:tcPr>
           <w:p>
             <w:pPr>
-              <w:pStyle w:val="Normal"/>
               <w:spacing w:line="240" w:lineRule="auto"/>
               <w:jc w:val="center"/>
               <w:rPr>
@@ -9612,7 +9437,6 @@
           </w:tcPr>
           <w:p>
             <w:pPr>
-              <w:pStyle w:val="Normal"/>
               <w:spacing w:line="240" w:lineRule="auto"/>
               <w:jc w:val="center"/>
               <w:rPr>
@@ -9635,7 +9459,7 @@
           </w:tcPr>
           <w:p>
             <w:pPr>
-              <w:pStyle w:val="Normal"/>
+              <w:pStyle w:val="63"/>
               <w:numPr>
                 <w:ilvl w:val="0"/>
                 <w:numId w:val="14"/>
@@ -9657,7 +9481,7 @@
           </w:p>
           <w:p>
             <w:pPr>
-              <w:pStyle w:val="Normal"/>
+              <w:pStyle w:val="63"/>
               <w:numPr>
                 <w:ilvl w:val="0"/>
                 <w:numId w:val="14"/>
@@ -9706,7 +9530,6 @@
           </w:tcPr>
           <w:p>
             <w:pPr>
-              <w:pStyle w:val="Normal"/>
               <w:spacing w:line="240" w:lineRule="auto"/>
               <w:jc w:val="center"/>
               <w:rPr>
@@ -9730,7 +9553,6 @@
           </w:tcPr>
           <w:p>
             <w:pPr>
-              <w:pStyle w:val="Normal"/>
               <w:spacing w:line="240" w:lineRule="auto"/>
               <w:jc w:val="center"/>
               <w:rPr>
@@ -9753,7 +9575,7 @@
           </w:tcPr>
           <w:p>
             <w:pPr>
-              <w:pStyle w:val="Normal"/>
+              <w:pStyle w:val="63"/>
               <w:numPr>
                 <w:ilvl w:val="0"/>
                 <w:numId w:val="15"/>
@@ -9775,7 +9597,7 @@
           </w:p>
           <w:p>
             <w:pPr>
-              <w:pStyle w:val="Normal"/>
+              <w:pStyle w:val="63"/>
               <w:numPr>
                 <w:ilvl w:val="0"/>
                 <w:numId w:val="15"/>
@@ -9797,7 +9619,7 @@
           </w:p>
           <w:p>
             <w:pPr>
-              <w:pStyle w:val="Normal"/>
+              <w:pStyle w:val="63"/>
               <w:numPr>
                 <w:ilvl w:val="0"/>
                 <w:numId w:val="15"/>
@@ -9819,7 +9641,7 @@
           </w:p>
           <w:p>
             <w:pPr>
-              <w:pStyle w:val="Normal"/>
+              <w:pStyle w:val="63"/>
               <w:numPr>
                 <w:ilvl w:val="0"/>
                 <w:numId w:val="15"/>
@@ -9868,7 +9690,6 @@
           </w:tcPr>
           <w:p>
             <w:pPr>
-              <w:pStyle w:val="Normal"/>
               <w:spacing w:line="240" w:lineRule="auto"/>
               <w:jc w:val="center"/>
               <w:rPr>
@@ -9894,7 +9715,6 @@
           </w:tcPr>
           <w:p>
             <w:pPr>
-              <w:pStyle w:val="Normal"/>
               <w:spacing w:line="240" w:lineRule="auto"/>
               <w:jc w:val="center"/>
               <w:rPr>
@@ -9918,7 +9738,6 @@
           </w:tcPr>
           <w:p>
             <w:pPr>
-              <w:pStyle w:val="Normal"/>
               <w:spacing w:line="240" w:lineRule="auto"/>
               <w:rPr>
                 <w:rStyle w:val="105"/>
@@ -9962,7 +9781,6 @@
           </w:tcPr>
           <w:p>
             <w:pPr>
-              <w:pStyle w:val="Normal"/>
               <w:spacing w:line="240" w:lineRule="auto"/>
               <w:jc w:val="center"/>
               <w:rPr>
@@ -9988,7 +9806,6 @@
           </w:tcPr>
           <w:p>
             <w:pPr>
-              <w:pStyle w:val="Normal"/>
               <w:spacing w:line="240" w:lineRule="auto"/>
               <w:jc w:val="center"/>
               <w:rPr>
@@ -10012,7 +9829,6 @@
           </w:tcPr>
           <w:p>
             <w:pPr>
-              <w:pStyle w:val="Normal"/>
               <w:spacing w:line="240" w:lineRule="auto"/>
               <w:rPr>
                 <w:rStyle w:val="105"/>
@@ -10056,7 +9872,6 @@
           </w:tcPr>
           <w:p>
             <w:pPr>
-              <w:pStyle w:val="Normal"/>
               <w:spacing w:line="240" w:lineRule="auto"/>
               <w:jc w:val="center"/>
               <w:rPr>
@@ -10082,7 +9897,6 @@
           </w:tcPr>
           <w:p>
             <w:pPr>
-              <w:pStyle w:val="Normal"/>
               <w:spacing w:line="240" w:lineRule="auto"/>
               <w:jc w:val="center"/>
               <w:rPr>
@@ -10106,7 +9920,6 @@
           </w:tcPr>
           <w:p>
             <w:pPr>
-              <w:pStyle w:val="Normal"/>
               <w:spacing w:line="240" w:lineRule="auto"/>
               <w:rPr>
                 <w:rStyle w:val="105"/>
@@ -10150,7 +9963,6 @@
           </w:tcPr>
           <w:p>
             <w:pPr>
-              <w:pStyle w:val="Normal"/>
               <w:spacing w:line="240" w:lineRule="auto"/>
               <w:jc w:val="center"/>
               <w:rPr>
@@ -10176,7 +9988,6 @@
           </w:tcPr>
           <w:p>
             <w:pPr>
-              <w:pStyle w:val="Normal"/>
               <w:spacing w:line="240" w:lineRule="auto"/>
               <w:jc w:val="center"/>
               <w:rPr>
@@ -10200,7 +10011,6 @@
           </w:tcPr>
           <w:p>
             <w:pPr>
-              <w:pStyle w:val="Normal"/>
               <w:spacing w:line="240" w:lineRule="auto"/>
               <w:rPr>
                 <w:rStyle w:val="105"/>
@@ -10220,7 +10030,6 @@
     </w:tbl>
     <w:p>
       <w:pPr>
-        <w:pStyle w:val="Normal"/>
         <w:jc w:val="center"/>
         <w:rPr>
           <w:rFonts w:ascii="Times New Roman" w:hAnsi="Times New Roman" w:eastAsia="宋体" w:cs="Times New Roman"/>
@@ -10229,7 +10038,6 @@
     </w:p>
     <w:p>
       <w:pPr>
-        <w:pStyle w:val="Normal"/>
         <w:jc w:val="center"/>
         <w:rPr>
           <w:rFonts w:ascii="Times New Roman" w:hAnsi="Times New Roman" w:eastAsia="宋体" w:cs="Times New Roman"/>
@@ -10238,7 +10046,6 @@
     </w:p>
     <w:p>
       <w:pPr>
-        <w:pStyle w:val="Normal"/>
         <w:jc w:val="center"/>
         <w:rPr>
           <w:rFonts w:ascii="Times New Roman" w:hAnsi="Times New Roman" w:eastAsia="宋体" w:cs="Times New Roman"/>
@@ -10247,7 +10054,6 @@
     </w:p>
     <w:p>
       <w:pPr>
-        <w:pStyle w:val="Normal"/>
         <w:jc w:val="center"/>
         <w:rPr>
           <w:rFonts w:ascii="Times New Roman" w:hAnsi="Times New Roman" w:eastAsia="宋体" w:cs="Times New Roman"/>
@@ -10256,7 +10062,6 @@
     </w:p>
     <w:p>
       <w:pPr>
-        <w:pStyle w:val="Normal"/>
         <w:jc w:val="center"/>
         <w:rPr>
           <w:rFonts w:ascii="Times New Roman" w:hAnsi="Times New Roman" w:eastAsia="宋体" w:cs="Times New Roman"/>
@@ -10265,7 +10070,6 @@
     </w:p>
     <w:p>
       <w:pPr>
-        <w:pStyle w:val="Normal"/>
         <w:widowControl/>
         <w:rPr>
           <w:rStyle w:val="105"/>
@@ -10343,7 +10147,7 @@
           </w:tcPr>
           <w:p>
             <w:pPr>
-              <w:pStyle w:val="Normal"/>
+              <w:pStyle w:val="115"/>
             </w:pPr>
             <w:r>
               <w:t>签名&amp;培训确认表                                                    页数</w:t>
@@ -10401,7 +10205,6 @@
           </w:tcPr>
           <w:p>
             <w:pPr>
-              <w:pStyle w:val="Normal"/>
               <w:widowControl/>
               <w:jc w:val="center"/>
               <w:rPr>
@@ -10435,7 +10238,6 @@
           </w:tcPr>
           <w:p>
             <w:pPr>
-              <w:pStyle w:val="Normal"/>
               <w:widowControl/>
               <w:jc w:val="center"/>
               <w:rPr>
@@ -10482,7 +10284,6 @@
           </w:tcPr>
           <w:p>
             <w:pPr>
-              <w:pStyle w:val="Normal"/>
               <w:widowControl/>
               <w:jc w:val="center"/>
               <w:rPr>
@@ -10516,7 +10317,6 @@
           </w:tcPr>
           <w:p>
             <w:pPr>
-              <w:pStyle w:val="Normal"/>
               <w:widowControl/>
               <w:jc w:val="center"/>
               <w:rPr>
@@ -10563,7 +10363,6 @@
           </w:tcPr>
           <w:p>
             <w:pPr>
-              <w:pStyle w:val="Normal"/>
               <w:widowControl/>
               <w:jc w:val="center"/>
               <w:rPr>
@@ -10597,7 +10396,6 @@
           </w:tcPr>
           <w:p>
             <w:pPr>
-              <w:pStyle w:val="Normal"/>
               <w:widowControl/>
               <w:jc w:val="center"/>
               <w:rPr>
@@ -10644,7 +10442,6 @@
           </w:tcPr>
           <w:p>
             <w:pPr>
-              <w:pStyle w:val="Normal"/>
               <w:widowControl/>
               <w:jc w:val="center"/>
               <w:rPr>
@@ -10678,7 +10475,6 @@
           </w:tcPr>
           <w:p>
             <w:pPr>
-              <w:pStyle w:val="Normal"/>
               <w:widowControl/>
               <w:jc w:val="center"/>
               <w:rPr>
@@ -10724,7 +10520,6 @@
           </w:tcPr>
           <w:p>
             <w:pPr>
-              <w:pStyle w:val="Normal"/>
               <w:widowControl/>
               <w:jc w:val="center"/>
               <w:rPr>
@@ -10757,7 +10552,6 @@
           </w:tcPr>
           <w:p>
             <w:pPr>
-              <w:pStyle w:val="Normal"/>
               <w:widowControl/>
               <w:jc w:val="center"/>
               <w:rPr>
@@ -10790,7 +10584,6 @@
           </w:tcPr>
           <w:p>
             <w:pPr>
-              <w:pStyle w:val="Normal"/>
               <w:widowControl/>
               <w:jc w:val="center"/>
               <w:rPr>
@@ -10831,7 +10624,6 @@
           </w:tcPr>
           <w:p>
             <w:pPr>
-              <w:pStyle w:val="Normal"/>
               <w:widowControl/>
               <w:jc w:val="center"/>
               <w:rPr>
@@ -10864,7 +10656,6 @@
           </w:tcPr>
           <w:p>
             <w:pPr>
-              <w:pStyle w:val="Normal"/>
               <w:widowControl/>
               <w:jc w:val="center"/>
               <w:rPr>
@@ -10918,7 +10709,6 @@
           </w:tcPr>
           <w:p>
             <w:pPr>
-              <w:pStyle w:val="Normal"/>
               <w:ind w:left="315" w:hanging="315" w:hangingChars="150"/>
               <w:jc w:val="left"/>
               <w:rPr>
@@ -10941,7 +10731,6 @@
           </w:tcPr>
           <w:p>
             <w:pPr>
-              <w:pStyle w:val="Normal"/>
               <w:ind w:left="315" w:hanging="315" w:hangingChars="150"/>
               <w:jc w:val="left"/>
               <w:rPr>
@@ -10964,7 +10753,6 @@
           </w:tcPr>
           <w:p>
             <w:pPr>
-              <w:pStyle w:val="Normal"/>
               <w:ind w:left="315" w:hanging="315" w:hangingChars="150"/>
               <w:jc w:val="left"/>
               <w:rPr>
@@ -10987,7 +10775,6 @@
           </w:tcPr>
           <w:p>
             <w:pPr>
-              <w:pStyle w:val="Normal"/>
               <w:jc w:val="left"/>
               <w:rPr>
                 <w:rFonts w:ascii="Times New Roman" w:hAnsi="Times New Roman" w:eastAsia="宋体" w:cs="Times New Roman"/>
@@ -11008,7 +10795,6 @@
           </w:tcPr>
           <w:p>
             <w:pPr>
-              <w:pStyle w:val="Normal"/>
               <w:jc w:val="center"/>
               <w:rPr>
                 <w:rFonts w:hint="eastAsia" w:ascii="宋体" w:hAnsi="宋体" w:eastAsia="宋体" w:cs="Times New Roman"/>
@@ -11057,7 +10843,6 @@
           </w:tcPr>
           <w:p>
             <w:pPr>
-              <w:pStyle w:val="Normal"/>
               <w:ind w:left="315" w:hanging="315" w:hangingChars="150"/>
               <w:jc w:val="left"/>
               <w:rPr>
@@ -11080,7 +10865,6 @@
           </w:tcPr>
           <w:p>
             <w:pPr>
-              <w:pStyle w:val="Normal"/>
               <w:ind w:left="315" w:hanging="315" w:hangingChars="150"/>
               <w:jc w:val="left"/>
               <w:rPr>
@@ -11103,7 +10887,6 @@
           </w:tcPr>
           <w:p>
             <w:pPr>
-              <w:pStyle w:val="Normal"/>
               <w:ind w:left="315" w:hanging="315" w:hangingChars="150"/>
               <w:jc w:val="left"/>
               <w:rPr>
@@ -11126,7 +10909,6 @@
           </w:tcPr>
           <w:p>
             <w:pPr>
-              <w:pStyle w:val="Normal"/>
               <w:jc w:val="left"/>
               <w:rPr>
                 <w:rFonts w:ascii="Times New Roman" w:hAnsi="Times New Roman" w:eastAsia="宋体" w:cs="Times New Roman"/>
@@ -11147,7 +10929,6 @@
           </w:tcPr>
           <w:p>
             <w:pPr>
-              <w:pStyle w:val="Normal"/>
               <w:jc w:val="center"/>
               <w:rPr>
                 <w:rFonts w:hint="eastAsia" w:ascii="宋体" w:hAnsi="宋体" w:eastAsia="宋体" w:cs="Times New Roman"/>
@@ -11196,7 +10977,6 @@
           </w:tcPr>
           <w:p>
             <w:pPr>
-              <w:pStyle w:val="Normal"/>
               <w:ind w:left="315" w:hanging="315" w:hangingChars="150"/>
               <w:jc w:val="left"/>
               <w:rPr>
@@ -11219,7 +10999,6 @@
           </w:tcPr>
           <w:p>
             <w:pPr>
-              <w:pStyle w:val="Normal"/>
               <w:ind w:left="315" w:hanging="315" w:hangingChars="150"/>
               <w:jc w:val="left"/>
               <w:rPr>
@@ -11242,7 +11021,6 @@
           </w:tcPr>
           <w:p>
             <w:pPr>
-              <w:pStyle w:val="Normal"/>
               <w:ind w:left="315" w:hanging="315" w:hangingChars="150"/>
               <w:jc w:val="left"/>
               <w:rPr>
@@ -11265,7 +11043,6 @@
           </w:tcPr>
           <w:p>
             <w:pPr>
-              <w:pStyle w:val="Normal"/>
               <w:jc w:val="left"/>
               <w:rPr>
                 <w:rFonts w:ascii="Times New Roman" w:hAnsi="Times New Roman" w:eastAsia="宋体" w:cs="Times New Roman"/>
@@ -11286,7 +11063,6 @@
           </w:tcPr>
           <w:p>
             <w:pPr>
-              <w:pStyle w:val="Normal"/>
               <w:jc w:val="center"/>
               <w:rPr>
                 <w:rFonts w:hint="eastAsia" w:ascii="宋体" w:hAnsi="宋体" w:eastAsia="宋体" w:cs="Times New Roman"/>
@@ -11335,7 +11111,6 @@
           </w:tcPr>
           <w:p>
             <w:pPr>
-              <w:pStyle w:val="Normal"/>
               <w:ind w:left="315" w:hanging="315" w:hangingChars="150"/>
               <w:jc w:val="left"/>
               <w:rPr>
@@ -11358,7 +11133,6 @@
           </w:tcPr>
           <w:p>
             <w:pPr>
-              <w:pStyle w:val="Normal"/>
               <w:ind w:left="315" w:hanging="315" w:hangingChars="150"/>
               <w:jc w:val="left"/>
               <w:rPr>
@@ -11381,7 +11155,6 @@
           </w:tcPr>
           <w:p>
             <w:pPr>
-              <w:pStyle w:val="Normal"/>
               <w:ind w:left="315" w:hanging="315" w:hangingChars="150"/>
               <w:jc w:val="left"/>
               <w:rPr>
@@ -11404,7 +11177,6 @@
           </w:tcPr>
           <w:p>
             <w:pPr>
-              <w:pStyle w:val="Normal"/>
               <w:jc w:val="left"/>
               <w:rPr>
                 <w:rFonts w:ascii="Times New Roman" w:hAnsi="Times New Roman" w:eastAsia="宋体" w:cs="Times New Roman"/>
@@ -11425,7 +11197,6 @@
           </w:tcPr>
           <w:p>
             <w:pPr>
-              <w:pStyle w:val="Normal"/>
               <w:jc w:val="center"/>
               <w:rPr>
                 <w:rFonts w:hint="eastAsia" w:ascii="宋体" w:hAnsi="宋体" w:eastAsia="宋体" w:cs="Times New Roman"/>
@@ -11474,7 +11245,6 @@
           </w:tcPr>
           <w:p>
             <w:pPr>
-              <w:pStyle w:val="Normal"/>
               <w:ind w:left="315" w:hanging="315" w:hangingChars="150"/>
               <w:jc w:val="left"/>
               <w:rPr>
@@ -11497,7 +11267,6 @@
           </w:tcPr>
           <w:p>
             <w:pPr>
-              <w:pStyle w:val="Normal"/>
               <w:ind w:left="315" w:hanging="315" w:hangingChars="150"/>
               <w:jc w:val="left"/>
               <w:rPr>
@@ -11520,7 +11289,6 @@
           </w:tcPr>
           <w:p>
             <w:pPr>
-              <w:pStyle w:val="Normal"/>
               <w:ind w:left="315" w:hanging="315" w:hangingChars="150"/>
               <w:jc w:val="left"/>
               <w:rPr>
@@ -11543,7 +11311,6 @@
           </w:tcPr>
           <w:p>
             <w:pPr>
-              <w:pStyle w:val="Normal"/>
               <w:jc w:val="left"/>
               <w:rPr>
                 <w:rFonts w:ascii="Times New Roman" w:hAnsi="Times New Roman" w:eastAsia="宋体" w:cs="Times New Roman"/>
@@ -11564,7 +11331,6 @@
           </w:tcPr>
           <w:p>
             <w:pPr>
-              <w:pStyle w:val="Normal"/>
               <w:jc w:val="center"/>
               <w:rPr>
                 <w:rFonts w:hint="eastAsia" w:ascii="宋体" w:hAnsi="宋体" w:eastAsia="宋体" w:cs="Times New Roman"/>
@@ -11613,7 +11379,6 @@
           </w:tcPr>
           <w:p>
             <w:pPr>
-              <w:pStyle w:val="Normal"/>
               <w:ind w:left="315" w:hanging="315" w:hangingChars="150"/>
               <w:jc w:val="left"/>
               <w:rPr>
@@ -11636,7 +11401,6 @@
           </w:tcPr>
           <w:p>
             <w:pPr>
-              <w:pStyle w:val="Normal"/>
               <w:ind w:left="315" w:hanging="315" w:hangingChars="150"/>
               <w:jc w:val="left"/>
               <w:rPr>
@@ -11659,7 +11423,6 @@
           </w:tcPr>
           <w:p>
             <w:pPr>
-              <w:pStyle w:val="Normal"/>
               <w:ind w:left="315" w:hanging="315" w:hangingChars="150"/>
               <w:jc w:val="left"/>
               <w:rPr>
@@ -11682,7 +11445,6 @@
           </w:tcPr>
           <w:p>
             <w:pPr>
-              <w:pStyle w:val="Normal"/>
               <w:jc w:val="left"/>
               <w:rPr>
                 <w:rFonts w:ascii="Times New Roman" w:hAnsi="Times New Roman" w:eastAsia="宋体" w:cs="Times New Roman"/>
@@ -11703,7 +11465,6 @@
           </w:tcPr>
           <w:p>
             <w:pPr>
-              <w:pStyle w:val="Normal"/>
               <w:jc w:val="center"/>
               <w:rPr>
                 <w:rFonts w:hint="eastAsia" w:ascii="宋体" w:hAnsi="宋体" w:eastAsia="宋体" w:cs="Times New Roman"/>
@@ -11752,7 +11513,6 @@
           </w:tcPr>
           <w:p>
             <w:pPr>
-              <w:pStyle w:val="Normal"/>
               <w:ind w:left="315" w:hanging="315" w:hangingChars="150"/>
               <w:jc w:val="left"/>
               <w:rPr>
@@ -11775,7 +11535,6 @@
           </w:tcPr>
           <w:p>
             <w:pPr>
-              <w:pStyle w:val="Normal"/>
               <w:ind w:left="315" w:hanging="315" w:hangingChars="150"/>
               <w:jc w:val="left"/>
               <w:rPr>
@@ -11798,7 +11557,6 @@
           </w:tcPr>
           <w:p>
             <w:pPr>
-              <w:pStyle w:val="Normal"/>
               <w:ind w:left="315" w:hanging="315" w:hangingChars="150"/>
               <w:jc w:val="left"/>
               <w:rPr>
@@ -11821,7 +11579,6 @@
           </w:tcPr>
           <w:p>
             <w:pPr>
-              <w:pStyle w:val="Normal"/>
               <w:jc w:val="left"/>
               <w:rPr>
                 <w:rFonts w:ascii="Times New Roman" w:hAnsi="Times New Roman" w:eastAsia="宋体" w:cs="Times New Roman"/>
@@ -11842,7 +11599,6 @@
           </w:tcPr>
           <w:p>
             <w:pPr>
-              <w:pStyle w:val="Normal"/>
               <w:jc w:val="center"/>
               <w:rPr>
                 <w:rFonts w:hint="eastAsia" w:ascii="宋体" w:hAnsi="宋体" w:eastAsia="宋体" w:cs="Times New Roman"/>
@@ -11891,7 +11647,6 @@
           </w:tcPr>
           <w:p>
             <w:pPr>
-              <w:pStyle w:val="Normal"/>
               <w:ind w:left="315" w:hanging="315" w:hangingChars="150"/>
               <w:jc w:val="left"/>
               <w:rPr>
@@ -11914,7 +11669,6 @@
           </w:tcPr>
           <w:p>
             <w:pPr>
-              <w:pStyle w:val="Normal"/>
               <w:ind w:left="315" w:hanging="315" w:hangingChars="150"/>
               <w:jc w:val="left"/>
               <w:rPr>
@@ -11937,7 +11691,6 @@
           </w:tcPr>
           <w:p>
             <w:pPr>
-              <w:pStyle w:val="Normal"/>
               <w:ind w:left="315" w:hanging="315" w:hangingChars="150"/>
               <w:jc w:val="left"/>
               <w:rPr>
@@ -11960,7 +11713,6 @@
           </w:tcPr>
           <w:p>
             <w:pPr>
-              <w:pStyle w:val="Normal"/>
               <w:jc w:val="left"/>
               <w:rPr>
                 <w:rFonts w:ascii="Times New Roman" w:hAnsi="Times New Roman" w:eastAsia="宋体" w:cs="Times New Roman"/>
@@ -11981,7 +11733,6 @@
           </w:tcPr>
           <w:p>
             <w:pPr>
-              <w:pStyle w:val="Normal"/>
               <w:jc w:val="center"/>
               <w:rPr>
                 <w:rFonts w:hint="eastAsia" w:ascii="宋体" w:hAnsi="宋体" w:eastAsia="宋体" w:cs="Times New Roman"/>
@@ -12030,7 +11781,6 @@
           </w:tcPr>
           <w:p>
             <w:pPr>
-              <w:pStyle w:val="Normal"/>
               <w:ind w:left="315" w:hanging="315" w:hangingChars="150"/>
               <w:jc w:val="left"/>
               <w:rPr>
@@ -12053,7 +11803,6 @@
           </w:tcPr>
           <w:p>
             <w:pPr>
-              <w:pStyle w:val="Normal"/>
               <w:ind w:left="315" w:hanging="315" w:hangingChars="150"/>
               <w:jc w:val="left"/>
               <w:rPr>
@@ -12076,7 +11825,6 @@
           </w:tcPr>
           <w:p>
             <w:pPr>
-              <w:pStyle w:val="Normal"/>
               <w:ind w:left="315" w:hanging="315" w:hangingChars="150"/>
               <w:jc w:val="left"/>
               <w:rPr>
@@ -12099,7 +11847,6 @@
           </w:tcPr>
           <w:p>
             <w:pPr>
-              <w:pStyle w:val="Normal"/>
               <w:jc w:val="left"/>
               <w:rPr>
                 <w:rFonts w:ascii="Times New Roman" w:hAnsi="Times New Roman" w:eastAsia="宋体" w:cs="Times New Roman"/>
@@ -12120,7 +11867,6 @@
           </w:tcPr>
           <w:p>
             <w:pPr>
-              <w:pStyle w:val="Normal"/>
               <w:jc w:val="center"/>
               <w:rPr>
                 <w:rFonts w:hint="eastAsia" w:ascii="宋体" w:hAnsi="宋体" w:eastAsia="宋体" w:cs="Times New Roman"/>
@@ -12138,7 +11884,6 @@
     </w:tbl>
     <w:p>
       <w:pPr>
-        <w:pStyle w:val="Normal"/>
         <w:widowControl/>
         <w:rPr>
           <w:rStyle w:val="105"/>
@@ -12154,7 +11899,6 @@
     </w:p>
     <w:p>
       <w:pPr>
-        <w:pStyle w:val="Normal"/>
         <w:widowControl/>
         <w:rPr>
           <w:rStyle w:val="105"/>
@@ -12164,7 +11908,6 @@
     </w:p>
     <w:p>
       <w:pPr>
-        <w:pStyle w:val="Normal"/>
         <w:widowControl/>
         <w:rPr>
           <w:rStyle w:val="105"/>
@@ -12181,7 +11924,6 @@
     </w:p>
     <w:p>
       <w:pPr>
-        <w:pStyle w:val="Normal"/>
         <w:widowControl/>
         <w:rPr>
           <w:rFonts w:ascii="Times New Roman" w:hAnsi="Times New Roman" w:eastAsia="宋体" w:cs="Times New Roman"/>
@@ -12232,7 +11974,6 @@
           </w:tcPr>
           <w:p>
             <w:pPr>
-              <w:pStyle w:val="Normal"/>
               <w:spacing w:before="120" w:beforeLines="50" w:after="120" w:afterLines="50"/>
               <w:rPr>
                 <w:rFonts w:ascii="Times New Roman" w:hAnsi="Times New Roman" w:eastAsia="宋体" w:cs="Times New Roman"/>
@@ -12273,7 +12014,6 @@
           </w:tcPr>
           <w:p>
             <w:pPr>
-              <w:pStyle w:val="Normal"/>
               <w:spacing w:before="120" w:beforeLines="50" w:after="120" w:afterLines="50"/>
               <w:rPr>
                 <w:rFonts w:ascii="Times New Roman" w:hAnsi="Times New Roman" w:eastAsia="宋体" w:cs="Times New Roman"/>
@@ -12291,7 +12031,6 @@
     </w:tbl>
     <w:p>
       <w:pPr>
-        <w:pStyle w:val="Normal"/>
         <w:spacing w:before="120" w:beforeLines="50" w:after="120" w:afterLines="50"/>
         <w:rPr>
           <w:rFonts w:ascii="Times New Roman" w:hAnsi="Times New Roman" w:eastAsia="宋体" w:cs="Times New Roman"/>
@@ -12306,7 +12045,6 @@
     </w:p>
     <w:p>
       <w:pPr>
-        <w:pStyle w:val="Normal"/>
         <w:spacing w:before="120" w:beforeLines="50" w:after="120" w:afterLines="50"/>
         <w:rPr>
           <w:rFonts w:ascii="Times New Roman" w:hAnsi="Times New Roman" w:eastAsia="宋体" w:cs="Times New Roman"/>
@@ -12381,7 +12119,6 @@
     </w:p>
     <w:p>
       <w:pPr>
-        <w:pStyle w:val="Normal"/>
         <w:spacing w:before="120" w:beforeLines="50" w:after="120" w:afterLines="50"/>
         <w:rPr>
           <w:rStyle w:val="105"/>
@@ -12409,7 +12146,6 @@
     </w:p>
     <w:p>
       <w:pPr>
-        <w:pStyle w:val="Normal"/>
         <w:jc w:val="center"/>
         <w:rPr>
           <w:rFonts w:ascii="Times New Roman" w:hAnsi="Times New Roman" w:eastAsia="宋体" w:cs="Times New Roman"/>
@@ -12418,7 +12154,6 @@
     </w:p>
     <w:p>
       <w:pPr>
-        <w:pStyle w:val="Normal"/>
         <w:jc w:val="center"/>
         <w:rPr>
           <w:rFonts w:ascii="Times New Roman" w:hAnsi="Times New Roman" w:eastAsia="宋体" w:cs="Times New Roman"/>
@@ -12427,7 +12162,6 @@
     </w:p>
     <w:p>
       <w:pPr>
-        <w:pStyle w:val="Normal"/>
         <w:jc w:val="center"/>
         <w:rPr>
           <w:rFonts w:ascii="Times New Roman" w:hAnsi="Times New Roman" w:eastAsia="宋体" w:cs="Times New Roman"/>
@@ -12436,7 +12170,6 @@
     </w:p>
     <w:p>
       <w:pPr>
-        <w:pStyle w:val="Normal"/>
         <w:spacing w:before="120" w:beforeLines="50" w:after="120" w:afterLines="50"/>
         <w:rPr>
           <w:rStyle w:val="105"/>
@@ -12457,7 +12190,7 @@
     <w:bookmarkEnd w:id="81"/>
     <w:p>
       <w:pPr>
-        <w:pStyle w:val="Normal"/>
+        <w:pStyle w:val="113"/>
       </w:pPr>
       <w:bookmarkStart w:id="101" w:name="_Toc218693834"/>
       <w:bookmarkStart w:id="102" w:name="_Toc127955194"/>
@@ -12471,7 +12204,6 @@
     </w:p>
     <w:p>
       <w:pPr>
-        <w:pStyle w:val="Normal"/>
         <w:ind w:left="315" w:leftChars="150"/>
         <w:rPr>
           <w:rStyle w:val="105"/>
@@ -12488,7 +12220,6 @@
     </w:p>
     <w:p>
       <w:pPr>
-        <w:pStyle w:val="Normal"/>
         <w:ind w:left="315" w:leftChars="150"/>
         <w:rPr>
           <w:rStyle w:val="105"/>
@@ -12498,7 +12229,6 @@
     </w:p>
     <w:p>
       <w:pPr>
-        <w:pStyle w:val="Normal"/>
         <w:jc w:val="center"/>
         <w:rPr>
           <w:rFonts w:ascii="Times New Roman" w:hAnsi="Times New Roman" w:eastAsia="宋体" w:cs="Times New Roman"/>
@@ -12507,7 +12237,6 @@
     </w:p>
     <w:p>
       <w:pPr>
-        <w:pStyle w:val="Normal"/>
         <w:jc w:val="center"/>
         <w:rPr>
           <w:rFonts w:ascii="Times New Roman" w:hAnsi="Times New Roman" w:eastAsia="宋体" w:cs="Times New Roman"/>
@@ -12516,7 +12245,6 @@
     </w:p>
     <w:p>
       <w:pPr>
-        <w:pStyle w:val="Normal"/>
         <w:jc w:val="center"/>
         <w:rPr>
           <w:rFonts w:ascii="Times New Roman" w:hAnsi="Times New Roman" w:eastAsia="宋体" w:cs="Times New Roman"/>
@@ -12525,7 +12253,6 @@
     </w:p>
     <w:p>
       <w:pPr>
-        <w:pStyle w:val="Normal"/>
         <w:jc w:val="center"/>
         <w:rPr>
           <w:rFonts w:ascii="Times New Roman" w:hAnsi="Times New Roman" w:eastAsia="宋体" w:cs="Times New Roman"/>
@@ -12534,7 +12261,6 @@
     </w:p>
     <w:p>
       <w:pPr>
-        <w:pStyle w:val="Normal"/>
         <w:jc w:val="center"/>
         <w:rPr>
           <w:rFonts w:ascii="Times New Roman" w:hAnsi="Times New Roman" w:eastAsia="宋体" w:cs="Times New Roman"/>
@@ -12543,7 +12269,6 @@
     </w:p>
     <w:p>
       <w:pPr>
-        <w:pStyle w:val="Normal"/>
         <w:jc w:val="center"/>
         <w:rPr>
           <w:rFonts w:ascii="Times New Roman" w:hAnsi="Times New Roman" w:eastAsia="宋体" w:cs="Times New Roman"/>
@@ -12552,7 +12277,6 @@
     </w:p>
     <w:p>
       <w:pPr>
-        <w:pStyle w:val="Normal"/>
         <w:jc w:val="center"/>
         <w:rPr>
           <w:rFonts w:ascii="Times New Roman" w:hAnsi="Times New Roman" w:eastAsia="宋体" w:cs="Times New Roman"/>
@@ -12561,7 +12285,6 @@
     </w:p>
     <w:p>
       <w:pPr>
-        <w:pStyle w:val="Normal"/>
         <w:jc w:val="center"/>
         <w:rPr>
           <w:rFonts w:ascii="Times New Roman" w:hAnsi="Times New Roman" w:eastAsia="宋体" w:cs="Times New Roman"/>
@@ -12570,7 +12293,6 @@
     </w:p>
     <w:p>
       <w:pPr>
-        <w:pStyle w:val="Normal"/>
         <w:jc w:val="center"/>
         <w:rPr>
           <w:rFonts w:ascii="Times New Roman" w:hAnsi="Times New Roman" w:eastAsia="宋体" w:cs="Times New Roman"/>
@@ -12579,7 +12301,6 @@
     </w:p>
     <w:p>
       <w:pPr>
-        <w:pStyle w:val="Normal"/>
         <w:jc w:val="center"/>
         <w:rPr>
           <w:rFonts w:ascii="Times New Roman" w:hAnsi="Times New Roman" w:eastAsia="宋体" w:cs="Times New Roman"/>
@@ -12588,7 +12309,6 @@
     </w:p>
     <w:p>
       <w:pPr>
-        <w:pStyle w:val="Normal"/>
         <w:jc w:val="center"/>
         <w:rPr>
           <w:rFonts w:ascii="Times New Roman" w:hAnsi="Times New Roman" w:eastAsia="宋体" w:cs="Times New Roman"/>
@@ -12597,7 +12317,6 @@
     </w:p>
     <w:p>
       <w:pPr>
-        <w:pStyle w:val="Normal"/>
         <w:jc w:val="center"/>
         <w:rPr>
           <w:rFonts w:ascii="Times New Roman" w:hAnsi="Times New Roman" w:eastAsia="宋体" w:cs="Times New Roman"/>
@@ -12606,7 +12325,6 @@
     </w:p>
     <w:p>
       <w:pPr>
-        <w:pStyle w:val="Normal"/>
         <w:jc w:val="center"/>
         <w:rPr>
           <w:rFonts w:ascii="Times New Roman" w:hAnsi="Times New Roman" w:eastAsia="宋体" w:cs="Times New Roman"/>
@@ -12615,7 +12333,6 @@
     </w:p>
     <w:p>
       <w:pPr>
-        <w:pStyle w:val="Normal"/>
         <w:jc w:val="center"/>
         <w:rPr>
           <w:rFonts w:ascii="Times New Roman" w:hAnsi="Times New Roman" w:eastAsia="宋体" w:cs="Times New Roman"/>
@@ -12624,7 +12341,6 @@
     </w:p>
     <w:p>
       <w:pPr>
-        <w:pStyle w:val="Normal"/>
         <w:jc w:val="center"/>
         <w:rPr>
           <w:rFonts w:ascii="Times New Roman" w:hAnsi="Times New Roman" w:eastAsia="宋体" w:cs="Times New Roman"/>
@@ -12633,7 +12349,6 @@
     </w:p>
     <w:p>
       <w:pPr>
-        <w:pStyle w:val="Normal"/>
         <w:jc w:val="center"/>
         <w:rPr>
           <w:rFonts w:ascii="Times New Roman" w:hAnsi="Times New Roman" w:eastAsia="宋体" w:cs="Times New Roman"/>
@@ -12642,7 +12357,6 @@
     </w:p>
     <w:p>
       <w:pPr>
-        <w:pStyle w:val="Normal"/>
         <w:jc w:val="center"/>
         <w:rPr>
           <w:rFonts w:ascii="Times New Roman" w:hAnsi="Times New Roman" w:eastAsia="宋体" w:cs="Times New Roman"/>
@@ -12651,7 +12365,6 @@
     </w:p>
     <w:p>
       <w:pPr>
-        <w:pStyle w:val="Normal"/>
         <w:jc w:val="center"/>
         <w:rPr>
           <w:rFonts w:ascii="Times New Roman" w:hAnsi="Times New Roman" w:eastAsia="宋体" w:cs="Times New Roman"/>
@@ -12660,7 +12373,6 @@
     </w:p>
     <w:p>
       <w:pPr>
-        <w:pStyle w:val="Normal"/>
         <w:jc w:val="center"/>
         <w:rPr>
           <w:rFonts w:ascii="Times New Roman" w:hAnsi="Times New Roman" w:eastAsia="宋体" w:cs="Times New Roman"/>
@@ -12669,7 +12381,6 @@
     </w:p>
     <w:p>
       <w:pPr>
-        <w:pStyle w:val="Normal"/>
         <w:jc w:val="center"/>
         <w:rPr>
           <w:rFonts w:ascii="Times New Roman" w:hAnsi="Times New Roman" w:eastAsia="宋体" w:cs="Times New Roman"/>
@@ -12678,7 +12389,6 @@
     </w:p>
     <w:p>
       <w:pPr>
-        <w:pStyle w:val="Normal"/>
         <w:jc w:val="center"/>
         <w:rPr>
           <w:rFonts w:ascii="Times New Roman" w:hAnsi="Times New Roman" w:eastAsia="宋体" w:cs="Times New Roman"/>
@@ -12687,7 +12397,6 @@
     </w:p>
     <w:p>
       <w:pPr>
-        <w:pStyle w:val="Normal"/>
         <w:jc w:val="center"/>
         <w:rPr>
           <w:rFonts w:ascii="Times New Roman" w:hAnsi="Times New Roman" w:eastAsia="宋体" w:cs="Times New Roman"/>
@@ -12696,7 +12405,6 @@
     </w:p>
     <w:p>
       <w:pPr>
-        <w:pStyle w:val="Normal"/>
         <w:jc w:val="center"/>
         <w:rPr>
           <w:rFonts w:ascii="Times New Roman" w:hAnsi="Times New Roman" w:eastAsia="宋体" w:cs="Times New Roman"/>
@@ -12705,7 +12413,6 @@
     </w:p>
     <w:p>
       <w:pPr>
-        <w:pStyle w:val="Normal"/>
         <w:jc w:val="center"/>
         <w:rPr>
           <w:rFonts w:ascii="Times New Roman" w:hAnsi="Times New Roman" w:eastAsia="宋体" w:cs="Times New Roman"/>
@@ -12714,7 +12421,6 @@
     </w:p>
     <w:p>
       <w:pPr>
-        <w:pStyle w:val="Normal"/>
         <w:jc w:val="center"/>
         <w:rPr>
           <w:rFonts w:ascii="Times New Roman" w:hAnsi="Times New Roman" w:eastAsia="宋体" w:cs="Times New Roman"/>
@@ -12723,7 +12429,6 @@
     </w:p>
     <w:p>
       <w:pPr>
-        <w:pStyle w:val="Normal"/>
         <w:jc w:val="center"/>
         <w:rPr>
           <w:rFonts w:ascii="Times New Roman" w:hAnsi="Times New Roman" w:eastAsia="宋体" w:cs="Times New Roman"/>
@@ -12732,7 +12437,6 @@
     </w:p>
     <w:p>
       <w:pPr>
-        <w:pStyle w:val="Normal"/>
         <w:jc w:val="center"/>
         <w:rPr>
           <w:rFonts w:ascii="Times New Roman" w:hAnsi="Times New Roman" w:eastAsia="宋体" w:cs="Times New Roman"/>
@@ -12741,7 +12445,6 @@
     </w:p>
     <w:p>
       <w:pPr>
-        <w:pStyle w:val="Normal"/>
         <w:jc w:val="center"/>
         <w:rPr>
           <w:rFonts w:ascii="Times New Roman" w:hAnsi="Times New Roman" w:eastAsia="宋体" w:cs="Times New Roman"/>
@@ -12750,7 +12453,6 @@
     </w:p>
     <w:p>
       <w:pPr>
-        <w:pStyle w:val="Normal"/>
         <w:jc w:val="center"/>
         <w:rPr>
           <w:rFonts w:ascii="Times New Roman" w:hAnsi="Times New Roman" w:eastAsia="宋体" w:cs="Times New Roman"/>
@@ -12759,7 +12461,6 @@
     </w:p>
     <w:p>
       <w:pPr>
-        <w:pStyle w:val="Normal"/>
         <w:ind w:left="315" w:leftChars="150"/>
         <w:rPr>
           <w:rStyle w:val="105"/>
@@ -12769,7 +12470,6 @@
     </w:p>
     <w:p>
       <w:pPr>
-        <w:pStyle w:val="Normal"/>
         <w:ind w:left="315" w:leftChars="150"/>
         <w:rPr>
           <w:rStyle w:val="105"/>
@@ -12857,7 +12557,7 @@
           </w:tcPr>
           <w:p>
             <w:pPr>
-              <w:pStyle w:val="Normal"/>
+              <w:pStyle w:val="115"/>
               <w:spacing w:line="240" w:lineRule="auto"/>
               <w:rPr>
                 <w:rStyle w:val="105"/>
@@ -12928,7 +12628,6 @@
           </w:tcPr>
           <w:p>
             <w:pPr>
-              <w:pStyle w:val="Normal"/>
               <w:spacing w:line="240" w:lineRule="auto"/>
               <w:jc w:val="center"/>
               <w:rPr>
@@ -12971,7 +12670,6 @@
           </w:tcPr>
           <w:p>
             <w:pPr>
-              <w:pStyle w:val="Normal"/>
               <w:spacing w:line="240" w:lineRule="auto"/>
               <w:jc w:val="center"/>
               <w:rPr>
@@ -13014,7 +12712,6 @@
           </w:tcPr>
           <w:p>
             <w:pPr>
-              <w:pStyle w:val="Normal"/>
               <w:spacing w:line="240" w:lineRule="auto"/>
               <w:jc w:val="center"/>
               <w:rPr>
@@ -13057,7 +12754,6 @@
           </w:tcPr>
           <w:p>
             <w:pPr>
-              <w:pStyle w:val="Normal"/>
               <w:spacing w:line="240" w:lineRule="auto"/>
               <w:jc w:val="center"/>
               <w:rPr>
@@ -13100,7 +12796,6 @@
           </w:tcPr>
           <w:p>
             <w:pPr>
-              <w:pStyle w:val="Normal"/>
               <w:spacing w:line="240" w:lineRule="auto"/>
               <w:jc w:val="center"/>
               <w:rPr>
@@ -13143,7 +12838,6 @@
           </w:tcPr>
           <w:p>
             <w:pPr>
-              <w:pStyle w:val="Normal"/>
               <w:spacing w:line="240" w:lineRule="auto"/>
               <w:jc w:val="center"/>
               <w:rPr>
@@ -13209,7 +12903,7 @@
           </w:tcPr>
           <w:p>
             <w:pPr>
-              <w:pStyle w:val="Normal"/>
+              <w:pStyle w:val="63"/>
               <w:numPr>
                 <w:ilvl w:val="0"/>
                 <w:numId w:val="16"/>
@@ -13247,7 +12941,6 @@
           </w:tcPr>
           <w:p>
             <w:pPr>
-              <w:pStyle w:val="Normal"/>
               <w:spacing w:line="240" w:lineRule="auto"/>
               <w:jc w:val="center"/>
               <w:rPr>
@@ -13277,7 +12970,6 @@
           </w:tcPr>
           <w:p>
             <w:pPr>
-              <w:pStyle w:val="Normal"/>
               <w:spacing w:line="240" w:lineRule="auto"/>
               <w:jc w:val="center"/>
               <w:rPr>
@@ -13307,7 +12999,6 @@
           </w:tcPr>
           <w:p>
             <w:pPr>
-              <w:pStyle w:val="Normal"/>
               <w:spacing w:line="240" w:lineRule="auto"/>
               <w:jc w:val="center"/>
               <w:rPr>
@@ -13337,7 +13028,6 @@
           </w:tcPr>
           <w:p>
             <w:pPr>
-              <w:pStyle w:val="Normal"/>
               <w:spacing w:line="240" w:lineRule="auto"/>
               <w:jc w:val="center"/>
               <w:rPr>
@@ -13367,7 +13057,6 @@
           </w:tcPr>
           <w:p>
             <w:pPr>
-              <w:pStyle w:val="Normal"/>
               <w:spacing w:line="240" w:lineRule="auto"/>
               <w:jc w:val="center"/>
               <w:rPr>
@@ -13456,7 +13145,7 @@
           </w:tcPr>
           <w:p>
             <w:pPr>
-              <w:pStyle w:val="Normal"/>
+              <w:pStyle w:val="63"/>
               <w:numPr>
                 <w:ilvl w:val="0"/>
                 <w:numId w:val="16"/>
@@ -13494,7 +13183,6 @@
           </w:tcPr>
           <w:p>
             <w:pPr>
-              <w:pStyle w:val="Normal"/>
               <w:spacing w:line="240" w:lineRule="auto"/>
               <w:jc w:val="center"/>
               <w:rPr>
@@ -13524,7 +13212,6 @@
           </w:tcPr>
           <w:p>
             <w:pPr>
-              <w:pStyle w:val="Normal"/>
               <w:spacing w:line="240" w:lineRule="auto"/>
               <w:jc w:val="center"/>
               <w:rPr>
@@ -13554,7 +13241,6 @@
           </w:tcPr>
           <w:p>
             <w:pPr>
-              <w:pStyle w:val="Normal"/>
               <w:spacing w:line="240" w:lineRule="auto"/>
               <w:jc w:val="center"/>
               <w:rPr>
@@ -13584,7 +13270,6 @@
           </w:tcPr>
           <w:p>
             <w:pPr>
-              <w:pStyle w:val="Normal"/>
               <w:spacing w:line="240" w:lineRule="auto"/>
               <w:jc w:val="center"/>
               <w:rPr>
@@ -13614,7 +13299,6 @@
           </w:tcPr>
           <w:p>
             <w:pPr>
-              <w:pStyle w:val="Normal"/>
               <w:spacing w:line="240" w:lineRule="auto"/>
               <w:jc w:val="center"/>
               <w:rPr>
@@ -13696,7 +13380,7 @@
           </w:tcPr>
           <w:p>
             <w:pPr>
-              <w:pStyle w:val="Normal"/>
+              <w:pStyle w:val="63"/>
               <w:numPr>
                 <w:ilvl w:val="0"/>
                 <w:numId w:val="16"/>
@@ -13734,7 +13418,6 @@
           </w:tcPr>
           <w:p>
             <w:pPr>
-              <w:pStyle w:val="Normal"/>
               <w:spacing w:line="240" w:lineRule="auto"/>
               <w:jc w:val="center"/>
               <w:rPr>
@@ -13764,7 +13447,6 @@
           </w:tcPr>
           <w:p>
             <w:pPr>
-              <w:pStyle w:val="Normal"/>
               <w:spacing w:line="240" w:lineRule="auto"/>
               <w:jc w:val="center"/>
               <w:rPr>
@@ -13794,7 +13476,6 @@
           </w:tcPr>
           <w:p>
             <w:pPr>
-              <w:pStyle w:val="Normal"/>
               <w:spacing w:line="240" w:lineRule="auto"/>
               <w:jc w:val="center"/>
               <w:rPr>
@@ -13824,7 +13505,6 @@
           </w:tcPr>
           <w:p>
             <w:pPr>
-              <w:pStyle w:val="Normal"/>
               <w:spacing w:line="240" w:lineRule="auto"/>
               <w:jc w:val="center"/>
               <w:rPr>
@@ -13854,7 +13534,6 @@
           </w:tcPr>
           <w:p>
             <w:pPr>
-              <w:pStyle w:val="Normal"/>
               <w:spacing w:line="240" w:lineRule="auto"/>
               <w:jc w:val="center"/>
               <w:rPr>
@@ -13936,7 +13615,7 @@
           </w:tcPr>
           <w:p>
             <w:pPr>
-              <w:pStyle w:val="Normal"/>
+              <w:pStyle w:val="63"/>
               <w:numPr>
                 <w:ilvl w:val="0"/>
                 <w:numId w:val="16"/>
@@ -13974,7 +13653,6 @@
           </w:tcPr>
           <w:p>
             <w:pPr>
-              <w:pStyle w:val="Normal"/>
               <w:spacing w:line="240" w:lineRule="auto"/>
               <w:jc w:val="center"/>
               <w:rPr>
@@ -14004,7 +13682,6 @@
           </w:tcPr>
           <w:p>
             <w:pPr>
-              <w:pStyle w:val="Normal"/>
               <w:spacing w:line="240" w:lineRule="auto"/>
               <w:jc w:val="center"/>
               <w:rPr>
@@ -14034,7 +13711,6 @@
           </w:tcPr>
           <w:p>
             <w:pPr>
-              <w:pStyle w:val="Normal"/>
               <w:spacing w:line="240" w:lineRule="auto"/>
               <w:jc w:val="center"/>
               <w:rPr>
@@ -14064,7 +13740,6 @@
           </w:tcPr>
           <w:p>
             <w:pPr>
-              <w:pStyle w:val="Normal"/>
               <w:spacing w:line="240" w:lineRule="auto"/>
               <w:jc w:val="center"/>
               <w:rPr>
@@ -14094,7 +13769,6 @@
           </w:tcPr>
           <w:p>
             <w:pPr>
-              <w:pStyle w:val="Normal"/>
               <w:spacing w:line="240" w:lineRule="auto"/>
               <w:jc w:val="center"/>
               <w:rPr>
@@ -14176,7 +13850,7 @@
           </w:tcPr>
           <w:p>
             <w:pPr>
-              <w:pStyle w:val="Normal"/>
+              <w:pStyle w:val="63"/>
               <w:numPr>
                 <w:ilvl w:val="0"/>
                 <w:numId w:val="16"/>
@@ -14214,7 +13888,6 @@
           </w:tcPr>
           <w:p>
             <w:pPr>
-              <w:pStyle w:val="Normal"/>
               <w:spacing w:line="240" w:lineRule="auto"/>
               <w:jc w:val="center"/>
               <w:rPr>
@@ -14244,7 +13917,6 @@
           </w:tcPr>
           <w:p>
             <w:pPr>
-              <w:pStyle w:val="Normal"/>
               <w:spacing w:line="240" w:lineRule="auto"/>
               <w:jc w:val="center"/>
               <w:rPr>
@@ -14276,7 +13948,6 @@
           </w:tcPr>
           <w:p>
             <w:pPr>
-              <w:pStyle w:val="Normal"/>
               <w:spacing w:line="240" w:lineRule="auto"/>
               <w:jc w:val="center"/>
               <w:rPr>
@@ -14306,7 +13977,6 @@
           </w:tcPr>
           <w:p>
             <w:pPr>
-              <w:pStyle w:val="Normal"/>
               <w:spacing w:line="240" w:lineRule="auto"/>
               <w:jc w:val="center"/>
               <w:rPr>
@@ -14336,7 +14006,6 @@
           </w:tcPr>
           <w:p>
             <w:pPr>
-              <w:pStyle w:val="Normal"/>
               <w:spacing w:line="240" w:lineRule="auto"/>
               <w:jc w:val="center"/>
               <w:rPr>
@@ -14410,7 +14079,7 @@
           </w:tcPr>
           <w:p>
             <w:pPr>
-              <w:pStyle w:val="Normal"/>
+              <w:pStyle w:val="63"/>
               <w:numPr>
                 <w:ilvl w:val="0"/>
                 <w:numId w:val="16"/>
@@ -14448,7 +14117,6 @@
           </w:tcPr>
           <w:p>
             <w:pPr>
-              <w:pStyle w:val="Normal"/>
               <w:spacing w:line="240" w:lineRule="auto"/>
               <w:jc w:val="center"/>
               <w:rPr>
@@ -14478,7 +14146,6 @@
           </w:tcPr>
           <w:p>
             <w:pPr>
-              <w:pStyle w:val="Normal"/>
               <w:spacing w:line="240" w:lineRule="auto"/>
               <w:jc w:val="center"/>
               <w:rPr>
@@ -14508,7 +14175,6 @@
           </w:tcPr>
           <w:p>
             <w:pPr>
-              <w:pStyle w:val="Normal"/>
               <w:spacing w:line="240" w:lineRule="auto"/>
               <w:jc w:val="center"/>
               <w:rPr>
@@ -14538,7 +14204,6 @@
           </w:tcPr>
           <w:p>
             <w:pPr>
-              <w:pStyle w:val="Normal"/>
               <w:spacing w:line="240" w:lineRule="auto"/>
               <w:jc w:val="center"/>
               <w:rPr>
@@ -14568,7 +14233,6 @@
           </w:tcPr>
           <w:p>
             <w:pPr>
-              <w:pStyle w:val="Normal"/>
               <w:spacing w:line="240" w:lineRule="auto"/>
               <w:jc w:val="center"/>
               <w:rPr>
@@ -14650,7 +14314,7 @@
           </w:tcPr>
           <w:p>
             <w:pPr>
-              <w:pStyle w:val="Normal"/>
+              <w:pStyle w:val="63"/>
               <w:numPr>
                 <w:ilvl w:val="0"/>
                 <w:numId w:val="16"/>
@@ -14688,7 +14352,6 @@
           </w:tcPr>
           <w:p>
             <w:pPr>
-              <w:pStyle w:val="Normal"/>
               <w:spacing w:line="240" w:lineRule="auto"/>
               <w:jc w:val="center"/>
               <w:rPr>
@@ -14718,7 +14381,6 @@
           </w:tcPr>
           <w:p>
             <w:pPr>
-              <w:pStyle w:val="Normal"/>
               <w:spacing w:line="240" w:lineRule="auto"/>
               <w:jc w:val="center"/>
               <w:rPr>
@@ -14748,7 +14410,6 @@
           </w:tcPr>
           <w:p>
             <w:pPr>
-              <w:pStyle w:val="Normal"/>
               <w:spacing w:line="240" w:lineRule="auto"/>
               <w:jc w:val="center"/>
               <w:rPr>
@@ -14778,7 +14439,6 @@
           </w:tcPr>
           <w:p>
             <w:pPr>
-              <w:pStyle w:val="Normal"/>
               <w:spacing w:line="240" w:lineRule="auto"/>
               <w:jc w:val="center"/>
               <w:rPr>
@@ -14808,7 +14468,6 @@
           </w:tcPr>
           <w:p>
             <w:pPr>
-              <w:pStyle w:val="Normal"/>
               <w:spacing w:line="240" w:lineRule="auto"/>
               <w:jc w:val="center"/>
               <w:rPr>
@@ -14890,7 +14549,7 @@
           </w:tcPr>
           <w:p>
             <w:pPr>
-              <w:pStyle w:val="Normal"/>
+              <w:pStyle w:val="63"/>
               <w:numPr>
                 <w:ilvl w:val="0"/>
                 <w:numId w:val="16"/>
@@ -14928,7 +14587,6 @@
           </w:tcPr>
           <w:p>
             <w:pPr>
-              <w:pStyle w:val="Normal"/>
               <w:spacing w:line="240" w:lineRule="auto"/>
               <w:jc w:val="center"/>
               <w:rPr>
@@ -14958,7 +14616,6 @@
           </w:tcPr>
           <w:p>
             <w:pPr>
-              <w:pStyle w:val="Normal"/>
               <w:spacing w:line="240" w:lineRule="auto"/>
               <w:jc w:val="center"/>
               <w:rPr>
@@ -14988,7 +14645,6 @@
           </w:tcPr>
           <w:p>
             <w:pPr>
-              <w:pStyle w:val="Normal"/>
               <w:spacing w:line="240" w:lineRule="auto"/>
               <w:jc w:val="center"/>
               <w:rPr>
@@ -15018,7 +14674,6 @@
           </w:tcPr>
           <w:p>
             <w:pPr>
-              <w:pStyle w:val="Normal"/>
               <w:spacing w:line="240" w:lineRule="auto"/>
               <w:jc w:val="center"/>
               <w:rPr>
@@ -15048,7 +14703,6 @@
           </w:tcPr>
           <w:p>
             <w:pPr>
-              <w:pStyle w:val="Normal"/>
               <w:spacing w:line="240" w:lineRule="auto"/>
               <w:jc w:val="center"/>
               <w:rPr>
@@ -15130,7 +14784,7 @@
           </w:tcPr>
           <w:p>
             <w:pPr>
-              <w:pStyle w:val="Normal"/>
+              <w:pStyle w:val="63"/>
               <w:numPr>
                 <w:ilvl w:val="0"/>
                 <w:numId w:val="16"/>
@@ -15168,7 +14822,6 @@
           </w:tcPr>
           <w:p>
             <w:pPr>
-              <w:pStyle w:val="Normal"/>
               <w:spacing w:line="240" w:lineRule="auto"/>
               <w:jc w:val="center"/>
               <w:rPr>
@@ -15198,7 +14851,6 @@
           </w:tcPr>
           <w:p>
             <w:pPr>
-              <w:pStyle w:val="Normal"/>
               <w:spacing w:line="240" w:lineRule="auto"/>
               <w:jc w:val="center"/>
               <w:rPr>
@@ -15228,7 +14880,6 @@
           </w:tcPr>
           <w:p>
             <w:pPr>
-              <w:pStyle w:val="Normal"/>
               <w:spacing w:line="240" w:lineRule="auto"/>
               <w:jc w:val="center"/>
               <w:rPr>
@@ -15258,7 +14909,6 @@
           </w:tcPr>
           <w:p>
             <w:pPr>
-              <w:pStyle w:val="Normal"/>
               <w:spacing w:line="240" w:lineRule="auto"/>
               <w:jc w:val="center"/>
               <w:rPr>
@@ -15288,7 +14938,6 @@
           </w:tcPr>
           <w:p>
             <w:pPr>
-              <w:pStyle w:val="Normal"/>
               <w:spacing w:line="240" w:lineRule="auto"/>
               <w:jc w:val="center"/>
               <w:rPr>
@@ -15370,7 +15019,7 @@
           </w:tcPr>
           <w:p>
             <w:pPr>
-              <w:pStyle w:val="Normal"/>
+              <w:pStyle w:val="63"/>
               <w:numPr>
                 <w:ilvl w:val="0"/>
                 <w:numId w:val="16"/>
@@ -15408,7 +15057,6 @@
           </w:tcPr>
           <w:p>
             <w:pPr>
-              <w:pStyle w:val="Normal"/>
               <w:spacing w:line="240" w:lineRule="auto"/>
               <w:jc w:val="center"/>
               <w:rPr>
@@ -15438,7 +15086,6 @@
           </w:tcPr>
           <w:p>
             <w:pPr>
-              <w:pStyle w:val="Normal"/>
               <w:spacing w:line="240" w:lineRule="auto"/>
               <w:jc w:val="center"/>
               <w:rPr>
@@ -15468,7 +15115,6 @@
           </w:tcPr>
           <w:p>
             <w:pPr>
-              <w:pStyle w:val="Normal"/>
               <w:spacing w:line="240" w:lineRule="auto"/>
               <w:jc w:val="center"/>
               <w:rPr>
@@ -15498,7 +15144,6 @@
           </w:tcPr>
           <w:p>
             <w:pPr>
-              <w:pStyle w:val="Normal"/>
               <w:spacing w:line="240" w:lineRule="auto"/>
               <w:jc w:val="center"/>
               <w:rPr>
@@ -15528,7 +15173,6 @@
           </w:tcPr>
           <w:p>
             <w:pPr>
-              <w:pStyle w:val="Normal"/>
               <w:spacing w:line="240" w:lineRule="auto"/>
               <w:jc w:val="center"/>
               <w:rPr>
@@ -15610,7 +15254,7 @@
           </w:tcPr>
           <w:p>
             <w:pPr>
-              <w:pStyle w:val="Normal"/>
+              <w:pStyle w:val="63"/>
               <w:numPr>
                 <w:ilvl w:val="0"/>
                 <w:numId w:val="16"/>
@@ -15648,7 +15292,6 @@
           </w:tcPr>
           <w:p>
             <w:pPr>
-              <w:pStyle w:val="Normal"/>
               <w:spacing w:line="240" w:lineRule="auto"/>
               <w:jc w:val="center"/>
               <w:rPr>
@@ -15678,7 +15321,6 @@
           </w:tcPr>
           <w:p>
             <w:pPr>
-              <w:pStyle w:val="Normal"/>
               <w:spacing w:line="240" w:lineRule="auto"/>
               <w:jc w:val="center"/>
               <w:rPr>
@@ -15708,7 +15350,6 @@
           </w:tcPr>
           <w:p>
             <w:pPr>
-              <w:pStyle w:val="Normal"/>
               <w:spacing w:line="240" w:lineRule="auto"/>
               <w:jc w:val="center"/>
               <w:rPr>
@@ -15738,7 +15379,6 @@
           </w:tcPr>
           <w:p>
             <w:pPr>
-              <w:pStyle w:val="Normal"/>
               <w:spacing w:line="240" w:lineRule="auto"/>
               <w:jc w:val="center"/>
               <w:rPr>
@@ -15768,7 +15408,6 @@
           </w:tcPr>
           <w:p>
             <w:pPr>
-              <w:pStyle w:val="Normal"/>
               <w:spacing w:line="240" w:lineRule="auto"/>
               <w:jc w:val="center"/>
               <w:rPr>
@@ -15850,7 +15489,7 @@
           </w:tcPr>
           <w:p>
             <w:pPr>
-              <w:pStyle w:val="Normal"/>
+              <w:pStyle w:val="63"/>
               <w:numPr>
                 <w:ilvl w:val="0"/>
                 <w:numId w:val="16"/>
@@ -15888,7 +15527,6 @@
           </w:tcPr>
           <w:p>
             <w:pPr>
-              <w:pStyle w:val="Normal"/>
               <w:spacing w:line="240" w:lineRule="auto"/>
               <w:jc w:val="center"/>
               <w:rPr>
@@ -15918,7 +15556,6 @@
           </w:tcPr>
           <w:p>
             <w:pPr>
-              <w:pStyle w:val="Normal"/>
               <w:spacing w:line="240" w:lineRule="auto"/>
               <w:jc w:val="center"/>
               <w:rPr>
@@ -15948,7 +15585,6 @@
           </w:tcPr>
           <w:p>
             <w:pPr>
-              <w:pStyle w:val="Normal"/>
               <w:spacing w:line="240" w:lineRule="auto"/>
               <w:jc w:val="center"/>
               <w:rPr>
@@ -15978,7 +15614,6 @@
           </w:tcPr>
           <w:p>
             <w:pPr>
-              <w:pStyle w:val="Normal"/>
               <w:spacing w:line="240" w:lineRule="auto"/>
               <w:jc w:val="center"/>
               <w:rPr>
@@ -16008,7 +15643,6 @@
           </w:tcPr>
           <w:p>
             <w:pPr>
-              <w:pStyle w:val="Normal"/>
               <w:spacing w:line="240" w:lineRule="auto"/>
               <w:jc w:val="center"/>
               <w:rPr>
@@ -16090,7 +15724,7 @@
           </w:tcPr>
           <w:p>
             <w:pPr>
-              <w:pStyle w:val="Normal"/>
+              <w:pStyle w:val="63"/>
               <w:numPr>
                 <w:ilvl w:val="0"/>
                 <w:numId w:val="16"/>
@@ -16128,7 +15762,6 @@
           </w:tcPr>
           <w:p>
             <w:pPr>
-              <w:pStyle w:val="Normal"/>
               <w:spacing w:line="240" w:lineRule="auto"/>
               <w:jc w:val="center"/>
               <w:rPr>
@@ -16158,7 +15791,6 @@
           </w:tcPr>
           <w:p>
             <w:pPr>
-              <w:pStyle w:val="Normal"/>
               <w:spacing w:line="240" w:lineRule="auto"/>
               <w:jc w:val="center"/>
               <w:rPr>
@@ -16188,7 +15820,6 @@
           </w:tcPr>
           <w:p>
             <w:pPr>
-              <w:pStyle w:val="Normal"/>
               <w:spacing w:line="240" w:lineRule="auto"/>
               <w:jc w:val="center"/>
               <w:rPr>
@@ -16218,7 +15849,6 @@
           </w:tcPr>
           <w:p>
             <w:pPr>
-              <w:pStyle w:val="Normal"/>
               <w:spacing w:line="240" w:lineRule="auto"/>
               <w:jc w:val="center"/>
               <w:rPr>
@@ -16248,7 +15878,6 @@
           </w:tcPr>
           <w:p>
             <w:pPr>
-              <w:pStyle w:val="Normal"/>
               <w:spacing w:line="240" w:lineRule="auto"/>
               <w:jc w:val="center"/>
               <w:rPr>
@@ -16330,7 +15959,7 @@
           </w:tcPr>
           <w:p>
             <w:pPr>
-              <w:pStyle w:val="Normal"/>
+              <w:pStyle w:val="63"/>
               <w:numPr>
                 <w:ilvl w:val="0"/>
                 <w:numId w:val="16"/>
@@ -16368,7 +15997,6 @@
           </w:tcPr>
           <w:p>
             <w:pPr>
-              <w:pStyle w:val="Normal"/>
               <w:spacing w:line="240" w:lineRule="auto"/>
               <w:jc w:val="center"/>
               <w:rPr>
@@ -16398,7 +16026,6 @@
           </w:tcPr>
           <w:p>
             <w:pPr>
-              <w:pStyle w:val="Normal"/>
               <w:spacing w:line="240" w:lineRule="auto"/>
               <w:jc w:val="center"/>
               <w:rPr>
@@ -16428,7 +16055,6 @@
           </w:tcPr>
           <w:p>
             <w:pPr>
-              <w:pStyle w:val="Normal"/>
               <w:spacing w:line="240" w:lineRule="auto"/>
               <w:jc w:val="center"/>
               <w:rPr>
@@ -16458,7 +16084,6 @@
           </w:tcPr>
           <w:p>
             <w:pPr>
-              <w:pStyle w:val="Normal"/>
               <w:spacing w:line="240" w:lineRule="auto"/>
               <w:jc w:val="center"/>
               <w:rPr>
@@ -16488,7 +16113,6 @@
           </w:tcPr>
           <w:p>
             <w:pPr>
-              <w:pStyle w:val="Normal"/>
               <w:spacing w:line="240" w:lineRule="auto"/>
               <w:jc w:val="center"/>
               <w:rPr>
@@ -16570,7 +16194,7 @@
           </w:tcPr>
           <w:p>
             <w:pPr>
-              <w:pStyle w:val="Normal"/>
+              <w:pStyle w:val="63"/>
               <w:numPr>
                 <w:ilvl w:val="0"/>
                 <w:numId w:val="16"/>
@@ -16608,7 +16232,6 @@
           </w:tcPr>
           <w:p>
             <w:pPr>
-              <w:pStyle w:val="Normal"/>
               <w:spacing w:line="240" w:lineRule="auto"/>
               <w:jc w:val="center"/>
               <w:rPr>
@@ -16638,7 +16261,6 @@
           </w:tcPr>
           <w:p>
             <w:pPr>
-              <w:pStyle w:val="Normal"/>
               <w:spacing w:line="240" w:lineRule="auto"/>
               <w:jc w:val="center"/>
               <w:rPr>
@@ -16668,7 +16290,6 @@
           </w:tcPr>
           <w:p>
             <w:pPr>
-              <w:pStyle w:val="Normal"/>
               <w:spacing w:line="240" w:lineRule="auto"/>
               <w:jc w:val="center"/>
               <w:rPr>
@@ -16698,7 +16319,6 @@
           </w:tcPr>
           <w:p>
             <w:pPr>
-              <w:pStyle w:val="Normal"/>
               <w:spacing w:line="240" w:lineRule="auto"/>
               <w:jc w:val="center"/>
               <w:rPr>
@@ -16728,7 +16348,6 @@
           </w:tcPr>
           <w:p>
             <w:pPr>
-              <w:pStyle w:val="Normal"/>
               <w:spacing w:line="240" w:lineRule="auto"/>
               <w:jc w:val="center"/>
               <w:rPr>
@@ -16777,7 +16396,6 @@
     </w:tbl>
     <w:p>
       <w:pPr>
-        <w:pStyle w:val="Normal"/>
         <w:widowControl/>
         <w:rPr>
           <w:rStyle w:val="105"/>
@@ -16794,7 +16412,6 @@
     </w:p>
     <w:p>
       <w:pPr>
-        <w:pStyle w:val="Normal"/>
         <w:widowControl/>
         <w:rPr>
           <w:rStyle w:val="105"/>
@@ -16852,7 +16469,6 @@
           </w:tcPr>
           <w:p>
             <w:pPr>
-              <w:pStyle w:val="Normal"/>
               <w:spacing w:before="120" w:beforeLines="50" w:after="120" w:afterLines="50"/>
               <w:rPr>
                 <w:rFonts w:ascii="Times New Roman" w:hAnsi="Times New Roman" w:eastAsia="宋体" w:cs="Times New Roman"/>
@@ -16893,7 +16509,6 @@
           </w:tcPr>
           <w:p>
             <w:pPr>
-              <w:pStyle w:val="Normal"/>
               <w:spacing w:before="120" w:beforeLines="50" w:after="120" w:afterLines="50"/>
               <w:rPr>
                 <w:rFonts w:ascii="Times New Roman" w:hAnsi="Times New Roman" w:eastAsia="宋体" w:cs="Times New Roman"/>
@@ -16934,7 +16549,6 @@
           </w:tcPr>
           <w:p>
             <w:pPr>
-              <w:pStyle w:val="Normal"/>
               <w:spacing w:before="120" w:beforeLines="50" w:after="120" w:afterLines="50"/>
               <w:rPr>
                 <w:rFonts w:ascii="Times New Roman" w:hAnsi="Times New Roman" w:eastAsia="宋体" w:cs="Times New Roman"/>
@@ -16952,7 +16566,6 @@
     </w:tbl>
     <w:p>
       <w:pPr>
-        <w:pStyle w:val="Normal"/>
         <w:spacing w:before="120" w:beforeLines="50" w:after="120" w:afterLines="50"/>
         <w:rPr>
           <w:rFonts w:ascii="Times New Roman" w:hAnsi="Times New Roman" w:eastAsia="宋体" w:cs="Times New Roman"/>
@@ -16967,7 +16580,6 @@
     </w:p>
     <w:p>
       <w:pPr>
-        <w:pStyle w:val="Normal"/>
         <w:spacing w:before="120" w:beforeLines="50" w:after="120" w:afterLines="50"/>
         <w:rPr>
           <w:rFonts w:ascii="Times New Roman" w:hAnsi="Times New Roman" w:eastAsia="宋体" w:cs="Times New Roman"/>
@@ -17044,7 +16656,6 @@
     </w:p>
     <w:p>
       <w:pPr>
-        <w:pStyle w:val="Normal"/>
         <w:spacing w:before="120" w:beforeLines="50" w:after="120" w:afterLines="50"/>
         <w:rPr>
           <w:rFonts w:ascii="Times New Roman" w:hAnsi="Times New Roman" w:eastAsia="宋体" w:cs="Times New Roman"/>
@@ -17071,7 +16682,6 @@
     </w:p>
     <w:p>
       <w:pPr>
-        <w:pStyle w:val="Normal"/>
         <w:widowControl/>
         <w:rPr>
           <w:rFonts w:ascii="Times New Roman" w:hAnsi="Times New Roman" w:eastAsia="宋体" w:cs="Times New Roman"/>
@@ -17109,7 +16719,7 @@
     </w:p>
     <w:p>
       <w:pPr>
-        <w:pStyle w:val="Normal"/>
+        <w:pStyle w:val="111"/>
       </w:pPr>
       <w:bookmarkStart w:id="114" w:name="_Toc127955245"/>
       <w:bookmarkStart w:id="115" w:name="_Toc127955195"/>
@@ -17123,7 +16733,7 @@
     </w:p>
     <w:p>
       <w:pPr>
-        <w:pStyle w:val="Normal"/>
+        <w:pStyle w:val="113"/>
       </w:pPr>
       <w:bookmarkStart w:id="117" w:name="_Toc218693836"/>
       <w:bookmarkStart w:id="118" w:name="_Toc127955246"/>
@@ -17174,7 +16784,7 @@
           </w:tcPr>
           <w:p>
             <w:pPr>
-              <w:pStyle w:val="Normal"/>
+              <w:pStyle w:val="74"/>
               <w:spacing w:before="0" w:after="0"/>
               <w:jc w:val="both"/>
               <w:rPr>
@@ -17222,7 +16832,7 @@
           </w:tcPr>
           <w:p>
             <w:pPr>
-              <w:pStyle w:val="Normal"/>
+              <w:pStyle w:val="125"/>
               <w:rPr>
                 <w:sz w:val="21"/>
                 <w:szCs w:val="21"/>
@@ -17259,7 +16869,7 @@
           </w:tcPr>
           <w:p>
             <w:pPr>
-              <w:pStyle w:val="Normal"/>
+              <w:pStyle w:val="74"/>
               <w:spacing w:before="0" w:after="0"/>
               <w:jc w:val="both"/>
               <w:rPr>
@@ -17301,7 +16911,7 @@
           </w:tcPr>
           <w:p>
             <w:pPr>
-              <w:pStyle w:val="Normal"/>
+              <w:pStyle w:val="63"/>
               <w:numPr>
                 <w:ilvl w:val="0"/>
                 <w:numId w:val="17"/>
@@ -17320,7 +16930,7 @@
           </w:p>
           <w:p>
             <w:pPr>
-              <w:pStyle w:val="Normal"/>
+              <w:pStyle w:val="63"/>
               <w:numPr>
                 <w:ilvl w:val="0"/>
                 <w:numId w:val="17"/>
@@ -17366,7 +16976,7 @@
           </w:tcPr>
           <w:p>
             <w:pPr>
-              <w:pStyle w:val="Normal"/>
+              <w:pStyle w:val="74"/>
               <w:spacing w:before="0" w:after="0"/>
               <w:jc w:val="both"/>
               <w:rPr>
@@ -17408,7 +17018,6 @@
           </w:tcPr>
           <w:p>
             <w:pPr>
-              <w:pStyle w:val="Normal"/>
               <w:rPr>
                 <w:rFonts w:ascii="Times New Roman" w:hAnsi="Times New Roman" w:eastAsia="宋体" w:cs="Times New Roman"/>
               </w:rPr>
@@ -17443,7 +17052,7 @@
           </w:tcPr>
           <w:p>
             <w:pPr>
-              <w:pStyle w:val="Normal"/>
+              <w:pStyle w:val="74"/>
               <w:spacing w:before="0" w:after="0"/>
               <w:jc w:val="both"/>
               <w:rPr>
@@ -17491,7 +17100,7 @@
           </w:tcPr>
           <w:p>
             <w:pPr>
-              <w:pStyle w:val="Normal"/>
+              <w:pStyle w:val="120"/>
               <w:spacing w:line="240" w:lineRule="auto"/>
               <w:ind w:left="0" w:leftChars="0"/>
               <w:rPr>
@@ -17510,7 +17119,6 @@
     </w:tbl>
     <w:p>
       <w:pPr>
-        <w:pStyle w:val="Normal"/>
         <w:jc w:val="center"/>
         <w:rPr>
           <w:rFonts w:ascii="Times New Roman" w:hAnsi="Times New Roman" w:eastAsia="宋体" w:cs="Times New Roman"/>
@@ -17525,7 +17133,6 @@
     </w:p>
     <w:p>
       <w:pPr>
-        <w:pStyle w:val="Normal"/>
         <w:jc w:val="center"/>
         <w:rPr>
           <w:rFonts w:ascii="Times New Roman" w:hAnsi="Times New Roman" w:eastAsia="宋体" w:cs="Times New Roman"/>
@@ -17534,7 +17141,6 @@
     </w:p>
     <w:p>
       <w:pPr>
-        <w:pStyle w:val="Normal"/>
         <w:jc w:val="center"/>
         <w:rPr>
           <w:rFonts w:ascii="Times New Roman" w:hAnsi="Times New Roman" w:eastAsia="宋体" w:cs="Times New Roman"/>
@@ -17543,7 +17149,6 @@
     </w:p>
     <w:p>
       <w:pPr>
-        <w:pStyle w:val="Normal"/>
         <w:jc w:val="center"/>
         <w:rPr>
           <w:rFonts w:ascii="Times New Roman" w:hAnsi="Times New Roman" w:eastAsia="宋体" w:cs="Times New Roman"/>
@@ -17552,7 +17157,6 @@
     </w:p>
     <w:p>
       <w:pPr>
-        <w:pStyle w:val="Normal"/>
         <w:jc w:val="center"/>
         <w:rPr>
           <w:rFonts w:ascii="Times New Roman" w:hAnsi="Times New Roman" w:eastAsia="宋体" w:cs="Times New Roman"/>
@@ -17561,7 +17165,6 @@
     </w:p>
     <w:p>
       <w:pPr>
-        <w:pStyle w:val="Normal"/>
         <w:jc w:val="center"/>
         <w:rPr>
           <w:rFonts w:ascii="Times New Roman" w:hAnsi="Times New Roman" w:eastAsia="宋体" w:cs="Times New Roman"/>
@@ -17570,7 +17173,6 @@
     </w:p>
     <w:p>
       <w:pPr>
-        <w:pStyle w:val="Normal"/>
         <w:jc w:val="center"/>
         <w:rPr>
           <w:rFonts w:ascii="Times New Roman" w:hAnsi="Times New Roman" w:eastAsia="宋体" w:cs="Times New Roman"/>
@@ -17579,7 +17181,6 @@
     </w:p>
     <w:p>
       <w:pPr>
-        <w:pStyle w:val="Normal"/>
         <w:jc w:val="center"/>
         <w:rPr>
           <w:rFonts w:ascii="Times New Roman" w:hAnsi="Times New Roman" w:eastAsia="宋体" w:cs="Times New Roman"/>
@@ -17588,7 +17189,6 @@
     </w:p>
     <w:p>
       <w:pPr>
-        <w:pStyle w:val="Normal"/>
         <w:jc w:val="center"/>
         <w:rPr>
           <w:rFonts w:ascii="Times New Roman" w:hAnsi="Times New Roman" w:eastAsia="宋体" w:cs="Times New Roman"/>
@@ -17597,7 +17197,6 @@
     </w:p>
     <w:p>
       <w:pPr>
-        <w:pStyle w:val="Normal"/>
         <w:jc w:val="center"/>
         <w:rPr>
           <w:rFonts w:ascii="Times New Roman" w:hAnsi="Times New Roman" w:eastAsia="宋体" w:cs="Times New Roman"/>
@@ -17606,7 +17205,6 @@
     </w:p>
     <w:p>
       <w:pPr>
-        <w:pStyle w:val="Normal"/>
         <w:jc w:val="center"/>
         <w:rPr>
           <w:rFonts w:ascii="Times New Roman" w:hAnsi="Times New Roman" w:eastAsia="宋体" w:cs="Times New Roman"/>
@@ -17615,7 +17213,6 @@
     </w:p>
     <w:p>
       <w:pPr>
-        <w:pStyle w:val="Normal"/>
         <w:jc w:val="center"/>
         <w:rPr>
           <w:rFonts w:ascii="Times New Roman" w:hAnsi="Times New Roman" w:eastAsia="宋体" w:cs="Times New Roman"/>
@@ -17624,7 +17221,6 @@
     </w:p>
     <w:p>
       <w:pPr>
-        <w:pStyle w:val="Normal"/>
         <w:jc w:val="center"/>
         <w:rPr>
           <w:rFonts w:ascii="Times New Roman" w:hAnsi="Times New Roman" w:eastAsia="宋体" w:cs="Times New Roman"/>
@@ -17633,7 +17229,6 @@
     </w:p>
     <w:p>
       <w:pPr>
-        <w:pStyle w:val="Normal"/>
         <w:jc w:val="center"/>
         <w:rPr>
           <w:rFonts w:ascii="Times New Roman" w:hAnsi="Times New Roman" w:eastAsia="宋体" w:cs="Times New Roman"/>
@@ -17642,7 +17237,6 @@
     </w:p>
     <w:p>
       <w:pPr>
-        <w:pStyle w:val="Normal"/>
         <w:jc w:val="center"/>
         <w:rPr>
           <w:rFonts w:ascii="Times New Roman" w:hAnsi="Times New Roman" w:eastAsia="宋体" w:cs="Times New Roman"/>
@@ -17651,7 +17245,6 @@
     </w:p>
     <w:p>
       <w:pPr>
-        <w:pStyle w:val="Normal"/>
         <w:jc w:val="center"/>
         <w:rPr>
           <w:rFonts w:ascii="Times New Roman" w:hAnsi="Times New Roman" w:eastAsia="宋体" w:cs="Times New Roman"/>
@@ -17660,7 +17253,6 @@
     </w:p>
     <w:p>
       <w:pPr>
-        <w:pStyle w:val="Normal"/>
         <w:jc w:val="center"/>
         <w:rPr>
           <w:rFonts w:ascii="Times New Roman" w:hAnsi="Times New Roman" w:eastAsia="宋体" w:cs="Times New Roman"/>
@@ -17669,7 +17261,6 @@
     </w:p>
     <w:p>
       <w:pPr>
-        <w:pStyle w:val="Normal"/>
         <w:jc w:val="center"/>
         <w:rPr>
           <w:rFonts w:ascii="Times New Roman" w:hAnsi="Times New Roman" w:eastAsia="宋体" w:cs="Times New Roman"/>
@@ -17678,7 +17269,6 @@
     </w:p>
     <w:p>
       <w:pPr>
-        <w:pStyle w:val="Normal"/>
         <w:jc w:val="center"/>
         <w:rPr>
           <w:rFonts w:ascii="Times New Roman" w:hAnsi="Times New Roman" w:eastAsia="宋体" w:cs="Times New Roman"/>
@@ -17687,7 +17277,6 @@
     </w:p>
     <w:p>
       <w:pPr>
-        <w:pStyle w:val="Normal"/>
         <w:tabs>
           <w:tab w:val="left" w:pos="6144"/>
         </w:tabs>
@@ -17705,7 +17294,7 @@
     </w:p>
     <w:p>
       <w:pPr>
-        <w:pStyle w:val="Normal"/>
+        <w:pStyle w:val="115"/>
         <w:jc w:val="left"/>
         <w:rPr>
           <w:rStyle w:val="105"/>
@@ -17808,7 +17397,6 @@
           </w:tcPr>
           <w:p>
             <w:pPr>
-              <w:pStyle w:val="Normal"/>
               <w:spacing w:line="240" w:lineRule="auto"/>
               <w:jc w:val="center"/>
               <w:rPr>
@@ -17839,7 +17427,6 @@
           </w:tcPr>
           <w:p>
             <w:pPr>
-              <w:pStyle w:val="Normal"/>
               <w:spacing w:line="240" w:lineRule="auto"/>
               <w:jc w:val="center"/>
               <w:rPr>
@@ -17871,7 +17458,6 @@
           </w:tcPr>
           <w:p>
             <w:pPr>
-              <w:pStyle w:val="Normal"/>
               <w:spacing w:line="240" w:lineRule="auto"/>
               <w:jc w:val="center"/>
               <w:rPr>
@@ -17902,7 +17488,6 @@
           </w:tcPr>
           <w:p>
             <w:pPr>
-              <w:pStyle w:val="Normal"/>
               <w:spacing w:line="240" w:lineRule="auto"/>
               <w:jc w:val="center"/>
               <w:rPr>
@@ -17934,7 +17519,6 @@
           </w:tcPr>
           <w:p>
             <w:pPr>
-              <w:pStyle w:val="Normal"/>
               <w:spacing w:line="240" w:lineRule="auto"/>
               <w:jc w:val="center"/>
               <w:rPr>
@@ -17967,7 +17551,6 @@
           </w:tcPr>
           <w:p>
             <w:pPr>
-              <w:pStyle w:val="Normal"/>
               <w:spacing w:line="240" w:lineRule="auto"/>
               <w:jc w:val="center"/>
               <w:rPr>
@@ -18020,7 +17603,7 @@
           </w:tcPr>
           <w:p>
             <w:pPr>
-              <w:pStyle w:val="Normal"/>
+              <w:pStyle w:val="63"/>
               <w:numPr>
                 <w:ilvl w:val="0"/>
                 <w:numId w:val="18"/>
@@ -18052,7 +17635,6 @@
           </w:tcPr>
           <w:p>
             <w:pPr>
-              <w:pStyle w:val="Normal"/>
               <w:spacing w:line="240" w:lineRule="auto"/>
               <w:jc w:val="center"/>
               <w:rPr>
@@ -18083,7 +17665,6 @@
           </w:tcPr>
           <w:p>
             <w:pPr>
-              <w:pStyle w:val="Normal"/>
               <w:spacing w:line="240" w:lineRule="auto"/>
               <w:jc w:val="both"/>
               <w:rPr>
@@ -18118,7 +17699,6 @@
           </w:tcPr>
           <w:p>
             <w:pPr>
-              <w:pStyle w:val="Normal"/>
               <w:spacing w:line="240" w:lineRule="auto"/>
               <w:jc w:val="center"/>
               <w:rPr>
@@ -18142,7 +17722,6 @@
           </w:tcPr>
           <w:p>
             <w:pPr>
-              <w:pStyle w:val="Normal"/>
               <w:spacing w:line="240" w:lineRule="auto"/>
               <w:jc w:val="center"/>
               <w:rPr>
@@ -18172,7 +17751,6 @@
           </w:tcPr>
           <w:p>
             <w:pPr>
-              <w:pStyle w:val="Normal"/>
               <w:spacing w:line="240" w:lineRule="auto"/>
               <w:jc w:val="center"/>
               <w:rPr>
@@ -18218,7 +17796,7 @@
           </w:tcPr>
           <w:p>
             <w:pPr>
-              <w:pStyle w:val="Normal"/>
+              <w:pStyle w:val="63"/>
               <w:numPr>
                 <w:ilvl w:val="0"/>
                 <w:numId w:val="18"/>
@@ -18250,7 +17828,6 @@
           </w:tcPr>
           <w:p>
             <w:pPr>
-              <w:pStyle w:val="Normal"/>
               <w:spacing w:line="240" w:lineRule="auto"/>
               <w:jc w:val="center"/>
               <w:rPr>
@@ -18281,7 +17858,6 @@
           </w:tcPr>
           <w:p>
             <w:pPr>
-              <w:pStyle w:val="Normal"/>
               <w:spacing w:line="240" w:lineRule="auto"/>
               <w:jc w:val="both"/>
               <w:rPr>
@@ -18314,7 +17890,6 @@
           </w:tcPr>
           <w:p>
             <w:pPr>
-              <w:pStyle w:val="Normal"/>
               <w:spacing w:line="240" w:lineRule="auto"/>
               <w:jc w:val="center"/>
               <w:rPr>
@@ -18338,7 +17913,6 @@
           </w:tcPr>
           <w:p>
             <w:pPr>
-              <w:pStyle w:val="Normal"/>
               <w:spacing w:line="240" w:lineRule="auto"/>
               <w:jc w:val="center"/>
               <w:rPr>
@@ -18367,7 +17941,6 @@
           </w:tcPr>
           <w:p>
             <w:pPr>
-              <w:pStyle w:val="Normal"/>
               <w:spacing w:line="240" w:lineRule="auto"/>
               <w:jc w:val="center"/>
               <w:rPr>
@@ -18413,7 +17986,7 @@
           </w:tcPr>
           <w:p>
             <w:pPr>
-              <w:pStyle w:val="Normal"/>
+              <w:pStyle w:val="63"/>
               <w:numPr>
                 <w:ilvl w:val="0"/>
                 <w:numId w:val="18"/>
@@ -18445,7 +18018,6 @@
           </w:tcPr>
           <w:p>
             <w:pPr>
-              <w:pStyle w:val="Normal"/>
               <w:spacing w:line="240" w:lineRule="auto"/>
               <w:jc w:val="center"/>
               <w:rPr>
@@ -18476,7 +18048,6 @@
           </w:tcPr>
           <w:p>
             <w:pPr>
-              <w:pStyle w:val="Normal"/>
               <w:spacing w:line="240" w:lineRule="auto"/>
               <w:jc w:val="both"/>
               <w:rPr>
@@ -18509,7 +18080,6 @@
           </w:tcPr>
           <w:p>
             <w:pPr>
-              <w:pStyle w:val="Normal"/>
               <w:spacing w:line="240" w:lineRule="auto"/>
               <w:jc w:val="center"/>
               <w:rPr>
@@ -18533,7 +18103,6 @@
           </w:tcPr>
           <w:p>
             <w:pPr>
-              <w:pStyle w:val="Normal"/>
               <w:spacing w:line="240" w:lineRule="auto"/>
               <w:jc w:val="center"/>
               <w:rPr>
@@ -18562,7 +18131,6 @@
           </w:tcPr>
           <w:p>
             <w:pPr>
-              <w:pStyle w:val="Normal"/>
               <w:spacing w:line="240" w:lineRule="auto"/>
               <w:jc w:val="center"/>
               <w:rPr>
@@ -18608,7 +18176,7 @@
           </w:tcPr>
           <w:p>
             <w:pPr>
-              <w:pStyle w:val="Normal"/>
+              <w:pStyle w:val="63"/>
               <w:numPr>
                 <w:ilvl w:val="0"/>
                 <w:numId w:val="18"/>
@@ -18640,7 +18208,6 @@
           </w:tcPr>
           <w:p>
             <w:pPr>
-              <w:pStyle w:val="Normal"/>
               <w:spacing w:line="240" w:lineRule="auto"/>
               <w:jc w:val="center"/>
               <w:rPr>
@@ -18671,7 +18238,6 @@
           </w:tcPr>
           <w:p>
             <w:pPr>
-              <w:pStyle w:val="Normal"/>
               <w:spacing w:line="240" w:lineRule="auto"/>
               <w:jc w:val="both"/>
               <w:rPr>
@@ -18704,7 +18270,6 @@
           </w:tcPr>
           <w:p>
             <w:pPr>
-              <w:pStyle w:val="Normal"/>
               <w:spacing w:line="240" w:lineRule="auto"/>
               <w:jc w:val="center"/>
               <w:rPr>
@@ -18728,7 +18293,6 @@
           </w:tcPr>
           <w:p>
             <w:pPr>
-              <w:pStyle w:val="Normal"/>
               <w:spacing w:line="240" w:lineRule="auto"/>
               <w:jc w:val="center"/>
               <w:rPr>
@@ -18757,7 +18321,6 @@
           </w:tcPr>
           <w:p>
             <w:pPr>
-              <w:pStyle w:val="Normal"/>
               <w:spacing w:line="240" w:lineRule="auto"/>
               <w:jc w:val="center"/>
               <w:rPr>
@@ -18803,7 +18366,7 @@
           </w:tcPr>
           <w:p>
             <w:pPr>
-              <w:pStyle w:val="Normal"/>
+              <w:pStyle w:val="63"/>
               <w:numPr>
                 <w:ilvl w:val="0"/>
                 <w:numId w:val="18"/>
@@ -18835,7 +18398,6 @@
           </w:tcPr>
           <w:p>
             <w:pPr>
-              <w:pStyle w:val="Normal"/>
               <w:spacing w:line="240" w:lineRule="auto"/>
               <w:jc w:val="center"/>
               <w:rPr>
@@ -18875,7 +18437,6 @@
           </w:tcPr>
           <w:p>
             <w:pPr>
-              <w:pStyle w:val="Normal"/>
               <w:spacing w:line="240" w:lineRule="auto"/>
               <w:jc w:val="both"/>
               <w:rPr>
@@ -18908,7 +18469,6 @@
           </w:tcPr>
           <w:p>
             <w:pPr>
-              <w:pStyle w:val="Normal"/>
               <w:spacing w:line="240" w:lineRule="auto"/>
               <w:jc w:val="center"/>
               <w:rPr>
@@ -18932,7 +18492,6 @@
           </w:tcPr>
           <w:p>
             <w:pPr>
-              <w:pStyle w:val="Normal"/>
               <w:spacing w:line="240" w:lineRule="auto"/>
               <w:jc w:val="center"/>
               <w:rPr>
@@ -18961,7 +18520,6 @@
           </w:tcPr>
           <w:p>
             <w:pPr>
-              <w:pStyle w:val="Normal"/>
               <w:spacing w:line="240" w:lineRule="auto"/>
               <w:jc w:val="center"/>
               <w:rPr>
@@ -19007,7 +18565,7 @@
           </w:tcPr>
           <w:p>
             <w:pPr>
-              <w:pStyle w:val="Normal"/>
+              <w:pStyle w:val="63"/>
               <w:numPr>
                 <w:ilvl w:val="0"/>
                 <w:numId w:val="18"/>
@@ -19039,7 +18597,6 @@
           </w:tcPr>
           <w:p>
             <w:pPr>
-              <w:pStyle w:val="Normal"/>
               <w:tabs>
                 <w:tab w:val="center" w:pos="4153"/>
                 <w:tab w:val="right" w:pos="8306"/>
@@ -19083,7 +18640,6 @@
           </w:tcPr>
           <w:p>
             <w:pPr>
-              <w:pStyle w:val="Normal"/>
               <w:spacing w:line="240" w:lineRule="auto"/>
               <w:jc w:val="both"/>
               <w:rPr>
@@ -19112,7 +18668,6 @@
           </w:tcPr>
           <w:p>
             <w:pPr>
-              <w:pStyle w:val="Normal"/>
               <w:spacing w:line="240" w:lineRule="auto"/>
               <w:jc w:val="center"/>
               <w:rPr>
@@ -19136,7 +18691,6 @@
           </w:tcPr>
           <w:p>
             <w:pPr>
-              <w:pStyle w:val="Normal"/>
               <w:spacing w:line="240" w:lineRule="auto"/>
               <w:jc w:val="center"/>
               <w:rPr>
@@ -19166,7 +18720,6 @@
           </w:tcPr>
           <w:p>
             <w:pPr>
-              <w:pStyle w:val="Normal"/>
               <w:spacing w:line="240" w:lineRule="auto"/>
               <w:jc w:val="center"/>
               <w:rPr>
@@ -19212,7 +18765,7 @@
           </w:tcPr>
           <w:p>
             <w:pPr>
-              <w:pStyle w:val="Normal"/>
+              <w:pStyle w:val="63"/>
               <w:numPr>
                 <w:ilvl w:val="0"/>
                 <w:numId w:val="18"/>
@@ -19244,7 +18797,6 @@
           </w:tcPr>
           <w:p>
             <w:pPr>
-              <w:pStyle w:val="Normal"/>
               <w:tabs>
                 <w:tab w:val="center" w:pos="4153"/>
                 <w:tab w:val="right" w:pos="8306"/>
@@ -19288,7 +18840,6 @@
           </w:tcPr>
           <w:p>
             <w:pPr>
-              <w:pStyle w:val="Normal"/>
               <w:spacing w:line="240" w:lineRule="auto"/>
               <w:jc w:val="both"/>
               <w:rPr>
@@ -19317,7 +18868,6 @@
           </w:tcPr>
           <w:p>
             <w:pPr>
-              <w:pStyle w:val="Normal"/>
               <w:spacing w:line="240" w:lineRule="auto"/>
               <w:jc w:val="center"/>
               <w:rPr>
@@ -19341,7 +18891,6 @@
           </w:tcPr>
           <w:p>
             <w:pPr>
-              <w:pStyle w:val="Normal"/>
               <w:spacing w:line="240" w:lineRule="auto"/>
               <w:jc w:val="center"/>
               <w:rPr>
@@ -19370,7 +18919,6 @@
           </w:tcPr>
           <w:p>
             <w:pPr>
-              <w:pStyle w:val="Normal"/>
               <w:spacing w:line="240" w:lineRule="auto"/>
               <w:jc w:val="center"/>
               <w:rPr>
@@ -19416,7 +18964,7 @@
           </w:tcPr>
           <w:p>
             <w:pPr>
-              <w:pStyle w:val="Normal"/>
+              <w:pStyle w:val="63"/>
               <w:numPr>
                 <w:ilvl w:val="0"/>
                 <w:numId w:val="18"/>
@@ -19448,7 +18996,6 @@
           </w:tcPr>
           <w:p>
             <w:pPr>
-              <w:pStyle w:val="Normal"/>
               <w:tabs>
                 <w:tab w:val="center" w:pos="4153"/>
                 <w:tab w:val="right" w:pos="8306"/>
@@ -19492,7 +19039,6 @@
           </w:tcPr>
           <w:p>
             <w:pPr>
-              <w:pStyle w:val="Normal"/>
               <w:spacing w:line="240" w:lineRule="auto"/>
               <w:jc w:val="both"/>
               <w:rPr>
@@ -19527,7 +19073,6 @@
           </w:tcPr>
           <w:p>
             <w:pPr>
-              <w:pStyle w:val="Normal"/>
               <w:spacing w:line="240" w:lineRule="auto"/>
               <w:jc w:val="center"/>
               <w:rPr>
@@ -19551,7 +19096,6 @@
           </w:tcPr>
           <w:p>
             <w:pPr>
-              <w:pStyle w:val="Normal"/>
               <w:spacing w:line="240" w:lineRule="auto"/>
               <w:jc w:val="center"/>
               <w:rPr>
@@ -19580,7 +19124,6 @@
           </w:tcPr>
           <w:p>
             <w:pPr>
-              <w:pStyle w:val="Normal"/>
               <w:spacing w:line="240" w:lineRule="auto"/>
               <w:jc w:val="center"/>
               <w:rPr>
@@ -19626,7 +19169,7 @@
           </w:tcPr>
           <w:p>
             <w:pPr>
-              <w:pStyle w:val="Normal"/>
+              <w:pStyle w:val="63"/>
               <w:numPr>
                 <w:ilvl w:val="0"/>
                 <w:numId w:val="18"/>
@@ -19658,7 +19201,6 @@
           </w:tcPr>
           <w:p>
             <w:pPr>
-              <w:pStyle w:val="Normal"/>
               <w:tabs>
                 <w:tab w:val="center" w:pos="4153"/>
                 <w:tab w:val="right" w:pos="8306"/>
@@ -19702,7 +19244,6 @@
           </w:tcPr>
           <w:p>
             <w:pPr>
-              <w:pStyle w:val="Normal"/>
               <w:spacing w:line="240" w:lineRule="auto"/>
               <w:jc w:val="both"/>
               <w:rPr>
@@ -19737,7 +19278,6 @@
           </w:tcPr>
           <w:p>
             <w:pPr>
-              <w:pStyle w:val="Normal"/>
               <w:spacing w:line="240" w:lineRule="auto"/>
               <w:jc w:val="center"/>
               <w:rPr>
@@ -19761,7 +19301,6 @@
           </w:tcPr>
           <w:p>
             <w:pPr>
-              <w:pStyle w:val="Normal"/>
               <w:spacing w:line="240" w:lineRule="auto"/>
               <w:jc w:val="center"/>
               <w:rPr>
@@ -19790,7 +19329,6 @@
           </w:tcPr>
           <w:p>
             <w:pPr>
-              <w:pStyle w:val="Normal"/>
               <w:spacing w:line="240" w:lineRule="auto"/>
               <w:jc w:val="center"/>
               <w:rPr>
@@ -19836,7 +19374,7 @@
           </w:tcPr>
           <w:p>
             <w:pPr>
-              <w:pStyle w:val="Normal"/>
+              <w:pStyle w:val="63"/>
               <w:numPr>
                 <w:ilvl w:val="0"/>
                 <w:numId w:val="18"/>
@@ -19868,7 +19406,6 @@
           </w:tcPr>
           <w:p>
             <w:pPr>
-              <w:pStyle w:val="Normal"/>
               <w:tabs>
                 <w:tab w:val="center" w:pos="4153"/>
                 <w:tab w:val="right" w:pos="8306"/>
@@ -19912,7 +19449,6 @@
           </w:tcPr>
           <w:p>
             <w:pPr>
-              <w:pStyle w:val="Normal"/>
               <w:spacing w:line="240" w:lineRule="auto"/>
               <w:jc w:val="both"/>
               <w:rPr>
@@ -19945,7 +19481,6 @@
           </w:tcPr>
           <w:p>
             <w:pPr>
-              <w:pStyle w:val="Normal"/>
               <w:spacing w:line="240" w:lineRule="auto"/>
               <w:jc w:val="center"/>
               <w:rPr>
@@ -19969,7 +19504,6 @@
           </w:tcPr>
           <w:p>
             <w:pPr>
-              <w:pStyle w:val="Normal"/>
               <w:spacing w:line="240" w:lineRule="auto"/>
               <w:jc w:val="center"/>
               <w:rPr>
@@ -19999,7 +19533,6 @@
           </w:tcPr>
           <w:p>
             <w:pPr>
-              <w:pStyle w:val="Normal"/>
               <w:spacing w:line="240" w:lineRule="auto"/>
               <w:jc w:val="center"/>
               <w:rPr>
@@ -20045,7 +19578,7 @@
           </w:tcPr>
           <w:p>
             <w:pPr>
-              <w:pStyle w:val="Normal"/>
+              <w:pStyle w:val="63"/>
               <w:numPr>
                 <w:ilvl w:val="0"/>
                 <w:numId w:val="18"/>
@@ -20077,7 +19610,6 @@
           </w:tcPr>
           <w:p>
             <w:pPr>
-              <w:pStyle w:val="Normal"/>
               <w:tabs>
                 <w:tab w:val="center" w:pos="4153"/>
                 <w:tab w:val="right" w:pos="8306"/>
@@ -20122,7 +19654,6 @@
           </w:tcPr>
           <w:p>
             <w:pPr>
-              <w:pStyle w:val="Normal"/>
               <w:spacing w:line="240" w:lineRule="auto"/>
               <w:jc w:val="both"/>
               <w:rPr>
@@ -20163,7 +19694,6 @@
           </w:tcPr>
           <w:p>
             <w:pPr>
-              <w:pStyle w:val="Normal"/>
               <w:spacing w:line="240" w:lineRule="auto"/>
               <w:jc w:val="center"/>
               <w:rPr>
@@ -20187,7 +19717,6 @@
           </w:tcPr>
           <w:p>
             <w:pPr>
-              <w:pStyle w:val="Normal"/>
               <w:spacing w:line="240" w:lineRule="auto"/>
               <w:jc w:val="center"/>
               <w:rPr>
@@ -20216,7 +19745,6 @@
           </w:tcPr>
           <w:p>
             <w:pPr>
-              <w:pStyle w:val="Normal"/>
               <w:spacing w:line="240" w:lineRule="auto"/>
               <w:jc w:val="center"/>
               <w:rPr>
@@ -20262,7 +19790,7 @@
           </w:tcPr>
           <w:p>
             <w:pPr>
-              <w:pStyle w:val="Normal"/>
+              <w:pStyle w:val="63"/>
               <w:numPr>
                 <w:ilvl w:val="0"/>
                 <w:numId w:val="18"/>
@@ -20294,7 +19822,6 @@
           </w:tcPr>
           <w:p>
             <w:pPr>
-              <w:pStyle w:val="Normal"/>
               <w:tabs>
                 <w:tab w:val="center" w:pos="4153"/>
                 <w:tab w:val="right" w:pos="8306"/>
@@ -20339,7 +19866,6 @@
           </w:tcPr>
           <w:p>
             <w:pPr>
-              <w:pStyle w:val="Normal"/>
               <w:spacing w:line="240" w:lineRule="auto"/>
               <w:jc w:val="both"/>
               <w:rPr>
@@ -20373,7 +19899,6 @@
           </w:tcPr>
           <w:p>
             <w:pPr>
-              <w:pStyle w:val="Normal"/>
               <w:spacing w:line="240" w:lineRule="auto"/>
               <w:jc w:val="center"/>
               <w:rPr>
@@ -20397,7 +19922,6 @@
           </w:tcPr>
           <w:p>
             <w:pPr>
-              <w:pStyle w:val="Normal"/>
               <w:spacing w:line="240" w:lineRule="auto"/>
               <w:jc w:val="center"/>
               <w:rPr>
@@ -20426,7 +19950,6 @@
           </w:tcPr>
           <w:p>
             <w:pPr>
-              <w:pStyle w:val="Normal"/>
               <w:spacing w:line="240" w:lineRule="auto"/>
               <w:jc w:val="center"/>
               <w:rPr>
@@ -20472,7 +19995,7 @@
           </w:tcPr>
           <w:p>
             <w:pPr>
-              <w:pStyle w:val="Normal"/>
+              <w:pStyle w:val="63"/>
               <w:numPr>
                 <w:ilvl w:val="0"/>
                 <w:numId w:val="18"/>
@@ -20504,7 +20027,6 @@
           </w:tcPr>
           <w:p>
             <w:pPr>
-              <w:pStyle w:val="Normal"/>
               <w:tabs>
                 <w:tab w:val="center" w:pos="4153"/>
                 <w:tab w:val="right" w:pos="8306"/>
@@ -20548,7 +20070,6 @@
           </w:tcPr>
           <w:p>
             <w:pPr>
-              <w:pStyle w:val="Normal"/>
               <w:spacing w:line="240" w:lineRule="auto"/>
               <w:jc w:val="both"/>
               <w:rPr>
@@ -20581,7 +20102,6 @@
           </w:tcPr>
           <w:p>
             <w:pPr>
-              <w:pStyle w:val="Normal"/>
               <w:spacing w:line="240" w:lineRule="auto"/>
               <w:jc w:val="center"/>
               <w:rPr>
@@ -20605,7 +20125,6 @@
           </w:tcPr>
           <w:p>
             <w:pPr>
-              <w:pStyle w:val="Normal"/>
               <w:spacing w:line="240" w:lineRule="auto"/>
               <w:jc w:val="center"/>
               <w:rPr>
@@ -20628,7 +20147,6 @@
           </w:tcPr>
           <w:p>
             <w:pPr>
-              <w:pStyle w:val="Normal"/>
               <w:spacing w:line="240" w:lineRule="auto"/>
               <w:jc w:val="center"/>
               <w:rPr>
@@ -20674,7 +20192,7 @@
           </w:tcPr>
           <w:p>
             <w:pPr>
-              <w:pStyle w:val="Normal"/>
+              <w:pStyle w:val="63"/>
               <w:numPr>
                 <w:ilvl w:val="0"/>
                 <w:numId w:val="18"/>
@@ -20706,7 +20224,6 @@
           </w:tcPr>
           <w:p>
             <w:pPr>
-              <w:pStyle w:val="Normal"/>
               <w:tabs>
                 <w:tab w:val="center" w:pos="4153"/>
                 <w:tab w:val="right" w:pos="8306"/>
@@ -20750,7 +20267,6 @@
           </w:tcPr>
           <w:p>
             <w:pPr>
-              <w:pStyle w:val="Normal"/>
               <w:spacing w:line="240" w:lineRule="auto"/>
               <w:rPr>
                 <w:rStyle w:val="105"/>
@@ -20786,7 +20302,6 @@
           </w:tcPr>
           <w:p>
             <w:pPr>
-              <w:pStyle w:val="Normal"/>
               <w:spacing w:line="240" w:lineRule="auto"/>
               <w:jc w:val="center"/>
               <w:rPr>
@@ -20810,7 +20325,6 @@
           </w:tcPr>
           <w:p>
             <w:pPr>
-              <w:pStyle w:val="Normal"/>
               <w:spacing w:line="240" w:lineRule="auto"/>
               <w:jc w:val="center"/>
               <w:rPr>
@@ -20833,7 +20347,6 @@
           </w:tcPr>
           <w:p>
             <w:pPr>
-              <w:pStyle w:val="Normal"/>
               <w:spacing w:line="240" w:lineRule="auto"/>
               <w:jc w:val="center"/>
               <w:rPr>
@@ -20847,7 +20360,6 @@
     </w:tbl>
     <w:p>
       <w:pPr>
-        <w:pStyle w:val="Normal"/>
         <w:widowControl/>
         <w:rPr>
           <w:rStyle w:val="105"/>
@@ -20857,7 +20369,6 @@
     </w:p>
     <w:p>
       <w:pPr>
-        <w:pStyle w:val="Normal"/>
         <w:widowControl/>
         <w:rPr>
           <w:rStyle w:val="105"/>
@@ -20922,7 +20433,6 @@
           </w:tcPr>
           <w:p>
             <w:pPr>
-              <w:pStyle w:val="Normal"/>
               <w:spacing w:before="120" w:beforeLines="50" w:after="120" w:afterLines="50"/>
               <w:rPr>
                 <w:rFonts w:ascii="Times New Roman" w:hAnsi="Times New Roman" w:eastAsia="宋体" w:cs="Times New Roman"/>
@@ -20963,7 +20473,6 @@
           </w:tcPr>
           <w:p>
             <w:pPr>
-              <w:pStyle w:val="Normal"/>
               <w:spacing w:before="120" w:beforeLines="50" w:after="120" w:afterLines="50"/>
               <w:rPr>
                 <w:rFonts w:ascii="Times New Roman" w:hAnsi="Times New Roman" w:eastAsia="宋体" w:cs="Times New Roman"/>
@@ -20981,7 +20490,6 @@
     </w:tbl>
     <w:p>
       <w:pPr>
-        <w:pStyle w:val="Normal"/>
         <w:spacing w:before="120" w:beforeLines="50" w:after="120" w:afterLines="50"/>
         <w:rPr>
           <w:rFonts w:ascii="Times New Roman" w:hAnsi="Times New Roman" w:eastAsia="宋体" w:cs="Times New Roman"/>
@@ -21044,7 +20552,6 @@
     </w:p>
     <w:p>
       <w:pPr>
-        <w:pStyle w:val="Normal"/>
         <w:spacing w:before="120" w:beforeLines="50" w:after="120" w:afterLines="50"/>
         <w:rPr>
           <w:rFonts w:ascii="Times New Roman" w:hAnsi="Times New Roman" w:eastAsia="宋体" w:cs="Times New Roman"/>
@@ -21073,7 +20580,6 @@
     </w:p>
     <w:p>
       <w:pPr>
-        <w:pStyle w:val="Normal"/>
         <w:rPr>
           <w:rFonts w:ascii="Times New Roman" w:hAnsi="Times New Roman" w:eastAsia="宋体" w:cs="Times New Roman"/>
           <w:color w:val="000000" w:themeColor="text1"/>
@@ -21095,7 +20601,7 @@
     </w:p>
     <w:p>
       <w:pPr>
-        <w:pStyle w:val="Normal"/>
+        <w:pStyle w:val="111"/>
       </w:pPr>
       <w:bookmarkStart w:id="121" w:name="_Toc218693837"/>
       <w:bookmarkStart w:id="122" w:name="_Toc127955198"/>
@@ -21112,7 +20618,7 @@
     </w:p>
     <w:p>
       <w:pPr>
-        <w:pStyle w:val="Normal"/>
+        <w:pStyle w:val="120"/>
         <w:ind w:left="315" w:firstLine="7770" w:firstLineChars="3700"/>
         <w:rPr>
           <w:szCs w:val="21"/>
@@ -21205,7 +20711,7 @@
           </w:tcPr>
           <w:p>
             <w:pPr>
-              <w:pStyle w:val="Normal"/>
+              <w:pStyle w:val="108"/>
               <w:kinsoku w:val="0"/>
               <w:overflowPunct w:val="0"/>
               <w:jc w:val="center"/>
@@ -21236,7 +20742,7 @@
           </w:tcPr>
           <w:p>
             <w:pPr>
-              <w:pStyle w:val="Normal"/>
+              <w:pStyle w:val="108"/>
               <w:kinsoku w:val="0"/>
               <w:overflowPunct w:val="0"/>
               <w:jc w:val="center"/>
@@ -21266,7 +20772,7 @@
           </w:tcPr>
           <w:p>
             <w:pPr>
-              <w:pStyle w:val="Normal"/>
+              <w:pStyle w:val="108"/>
               <w:kinsoku w:val="0"/>
               <w:overflowPunct w:val="0"/>
               <w:jc w:val="center"/>
@@ -21296,7 +20802,7 @@
           </w:tcPr>
           <w:p>
             <w:pPr>
-              <w:pStyle w:val="Normal"/>
+              <w:pStyle w:val="108"/>
               <w:kinsoku w:val="0"/>
               <w:overflowPunct w:val="0"/>
               <w:jc w:val="center"/>
@@ -21347,7 +20853,6 @@
           </w:tcPr>
           <w:p>
             <w:pPr>
-              <w:pStyle w:val="Normal"/>
               <w:spacing w:line="240" w:lineRule="auto"/>
               <w:jc w:val="center"/>
               <w:rPr>
@@ -21363,7 +20868,6 @@
           </w:tcPr>
           <w:p>
             <w:pPr>
-              <w:pStyle w:val="Normal"/>
               <w:spacing w:line="240" w:lineRule="auto"/>
               <w:jc w:val="center"/>
               <w:rPr>
@@ -21379,7 +20883,6 @@
           </w:tcPr>
           <w:p>
             <w:pPr>
-              <w:pStyle w:val="Normal"/>
               <w:spacing w:line="240" w:lineRule="auto"/>
               <w:jc w:val="center"/>
               <w:rPr>
@@ -21395,7 +20898,6 @@
           </w:tcPr>
           <w:p>
             <w:pPr>
-              <w:pStyle w:val="Normal"/>
               <w:spacing w:line="240" w:lineRule="auto"/>
               <w:jc w:val="center"/>
               <w:rPr>
@@ -21433,7 +20935,6 @@
           </w:tcPr>
           <w:p>
             <w:pPr>
-              <w:pStyle w:val="Normal"/>
               <w:spacing w:line="240" w:lineRule="auto"/>
               <w:rPr>
                 <w:rFonts w:ascii="Times New Roman" w:hAnsi="Times New Roman" w:eastAsia="宋体" w:cs="Times New Roman"/>
@@ -21448,7 +20949,6 @@
           </w:tcPr>
           <w:p>
             <w:pPr>
-              <w:pStyle w:val="Normal"/>
               <w:spacing w:line="240" w:lineRule="auto"/>
               <w:rPr>
                 <w:rFonts w:ascii="Times New Roman" w:hAnsi="Times New Roman" w:eastAsia="宋体" w:cs="Times New Roman"/>
@@ -21463,7 +20963,6 @@
           </w:tcPr>
           <w:p>
             <w:pPr>
-              <w:pStyle w:val="Normal"/>
               <w:spacing w:line="240" w:lineRule="auto"/>
               <w:rPr>
                 <w:rFonts w:ascii="Times New Roman" w:hAnsi="Times New Roman" w:eastAsia="宋体" w:cs="Times New Roman"/>
@@ -21478,7 +20977,6 @@
           </w:tcPr>
           <w:p>
             <w:pPr>
-              <w:pStyle w:val="Normal"/>
               <w:spacing w:line="240" w:lineRule="auto"/>
               <w:rPr>
                 <w:rFonts w:ascii="Times New Roman" w:hAnsi="Times New Roman" w:eastAsia="宋体" w:cs="Times New Roman"/>
@@ -21515,7 +21013,6 @@
           </w:tcPr>
           <w:p>
             <w:pPr>
-              <w:pStyle w:val="Normal"/>
               <w:spacing w:line="240" w:lineRule="auto"/>
               <w:rPr>
                 <w:rFonts w:ascii="Times New Roman" w:hAnsi="Times New Roman" w:eastAsia="宋体" w:cs="Times New Roman"/>
@@ -21530,7 +21027,6 @@
           </w:tcPr>
           <w:p>
             <w:pPr>
-              <w:pStyle w:val="Normal"/>
               <w:spacing w:line="240" w:lineRule="auto"/>
               <w:rPr>
                 <w:rFonts w:ascii="Times New Roman" w:hAnsi="Times New Roman" w:eastAsia="宋体" w:cs="Times New Roman"/>
@@ -21545,7 +21041,6 @@
           </w:tcPr>
           <w:p>
             <w:pPr>
-              <w:pStyle w:val="Normal"/>
               <w:spacing w:line="240" w:lineRule="auto"/>
               <w:rPr>
                 <w:rFonts w:ascii="Times New Roman" w:hAnsi="Times New Roman" w:eastAsia="宋体" w:cs="Times New Roman"/>
@@ -21560,7 +21055,6 @@
           </w:tcPr>
           <w:p>
             <w:pPr>
-              <w:pStyle w:val="Normal"/>
               <w:spacing w:line="240" w:lineRule="auto"/>
               <w:rPr>
                 <w:rFonts w:ascii="Times New Roman" w:hAnsi="Times New Roman" w:eastAsia="宋体" w:cs="Times New Roman"/>
@@ -21597,7 +21091,6 @@
           </w:tcPr>
           <w:p>
             <w:pPr>
-              <w:pStyle w:val="Normal"/>
               <w:spacing w:line="240" w:lineRule="auto"/>
               <w:rPr>
                 <w:rFonts w:ascii="Times New Roman" w:hAnsi="Times New Roman" w:eastAsia="宋体" w:cs="Times New Roman"/>
@@ -21612,7 +21105,6 @@
           </w:tcPr>
           <w:p>
             <w:pPr>
-              <w:pStyle w:val="Normal"/>
               <w:spacing w:line="240" w:lineRule="auto"/>
               <w:rPr>
                 <w:rFonts w:ascii="Times New Roman" w:hAnsi="Times New Roman" w:eastAsia="宋体" w:cs="Times New Roman"/>
@@ -21627,7 +21119,6 @@
           </w:tcPr>
           <w:p>
             <w:pPr>
-              <w:pStyle w:val="Normal"/>
               <w:spacing w:line="240" w:lineRule="auto"/>
               <w:rPr>
                 <w:rFonts w:ascii="Times New Roman" w:hAnsi="Times New Roman" w:eastAsia="宋体" w:cs="Times New Roman"/>
@@ -21642,7 +21133,6 @@
           </w:tcPr>
           <w:p>
             <w:pPr>
-              <w:pStyle w:val="Normal"/>
               <w:spacing w:line="240" w:lineRule="auto"/>
               <w:rPr>
                 <w:rFonts w:ascii="Times New Roman" w:hAnsi="Times New Roman" w:eastAsia="宋体" w:cs="Times New Roman"/>
@@ -21679,7 +21169,6 @@
           </w:tcPr>
           <w:p>
             <w:pPr>
-              <w:pStyle w:val="Normal"/>
               <w:spacing w:line="240" w:lineRule="auto"/>
               <w:rPr>
                 <w:rFonts w:ascii="Times New Roman" w:hAnsi="Times New Roman" w:eastAsia="宋体" w:cs="Times New Roman"/>
@@ -21694,7 +21183,6 @@
           </w:tcPr>
           <w:p>
             <w:pPr>
-              <w:pStyle w:val="Normal"/>
               <w:spacing w:line="240" w:lineRule="auto"/>
               <w:rPr>
                 <w:rFonts w:ascii="Times New Roman" w:hAnsi="Times New Roman" w:eastAsia="宋体" w:cs="Times New Roman"/>
@@ -21709,7 +21197,6 @@
           </w:tcPr>
           <w:p>
             <w:pPr>
-              <w:pStyle w:val="Normal"/>
               <w:spacing w:line="240" w:lineRule="auto"/>
               <w:rPr>
                 <w:rFonts w:ascii="Times New Roman" w:hAnsi="Times New Roman" w:eastAsia="宋体" w:cs="Times New Roman"/>
@@ -21724,7 +21211,6 @@
           </w:tcPr>
           <w:p>
             <w:pPr>
-              <w:pStyle w:val="Normal"/>
               <w:spacing w:line="240" w:lineRule="auto"/>
               <w:rPr>
                 <w:rFonts w:ascii="Times New Roman" w:hAnsi="Times New Roman" w:eastAsia="宋体" w:cs="Times New Roman"/>
@@ -21761,7 +21247,6 @@
           </w:tcPr>
           <w:p>
             <w:pPr>
-              <w:pStyle w:val="Normal"/>
               <w:spacing w:line="240" w:lineRule="auto"/>
               <w:rPr>
                 <w:rFonts w:ascii="Times New Roman" w:hAnsi="Times New Roman" w:eastAsia="宋体" w:cs="Times New Roman"/>
@@ -21776,7 +21261,6 @@
           </w:tcPr>
           <w:p>
             <w:pPr>
-              <w:pStyle w:val="Normal"/>
               <w:spacing w:line="240" w:lineRule="auto"/>
               <w:rPr>
                 <w:rFonts w:ascii="Times New Roman" w:hAnsi="Times New Roman" w:eastAsia="宋体" w:cs="Times New Roman"/>
@@ -21791,7 +21275,6 @@
           </w:tcPr>
           <w:p>
             <w:pPr>
-              <w:pStyle w:val="Normal"/>
               <w:spacing w:line="240" w:lineRule="auto"/>
               <w:rPr>
                 <w:rFonts w:ascii="Times New Roman" w:hAnsi="Times New Roman" w:eastAsia="宋体" w:cs="Times New Roman"/>
@@ -21806,7 +21289,6 @@
           </w:tcPr>
           <w:p>
             <w:pPr>
-              <w:pStyle w:val="Normal"/>
               <w:spacing w:line="240" w:lineRule="auto"/>
               <w:rPr>
                 <w:rFonts w:ascii="Times New Roman" w:hAnsi="Times New Roman" w:eastAsia="宋体" w:cs="Times New Roman"/>
@@ -21843,7 +21325,6 @@
           </w:tcPr>
           <w:p>
             <w:pPr>
-              <w:pStyle w:val="Normal"/>
               <w:spacing w:line="240" w:lineRule="auto"/>
               <w:rPr>
                 <w:rFonts w:ascii="Times New Roman" w:hAnsi="Times New Roman" w:eastAsia="宋体" w:cs="Times New Roman"/>
@@ -21858,7 +21339,6 @@
           </w:tcPr>
           <w:p>
             <w:pPr>
-              <w:pStyle w:val="Normal"/>
               <w:spacing w:line="240" w:lineRule="auto"/>
               <w:rPr>
                 <w:rFonts w:ascii="Times New Roman" w:hAnsi="Times New Roman" w:eastAsia="宋体" w:cs="Times New Roman"/>
@@ -21873,7 +21353,6 @@
           </w:tcPr>
           <w:p>
             <w:pPr>
-              <w:pStyle w:val="Normal"/>
               <w:spacing w:line="240" w:lineRule="auto"/>
               <w:rPr>
                 <w:rFonts w:ascii="Times New Roman" w:hAnsi="Times New Roman" w:eastAsia="宋体" w:cs="Times New Roman"/>
@@ -21888,7 +21367,6 @@
           </w:tcPr>
           <w:p>
             <w:pPr>
-              <w:pStyle w:val="Normal"/>
               <w:spacing w:line="240" w:lineRule="auto"/>
               <w:rPr>
                 <w:rFonts w:ascii="Times New Roman" w:hAnsi="Times New Roman" w:eastAsia="宋体" w:cs="Times New Roman"/>
@@ -21925,7 +21403,6 @@
           </w:tcPr>
           <w:p>
             <w:pPr>
-              <w:pStyle w:val="Normal"/>
               <w:spacing w:line="240" w:lineRule="auto"/>
               <w:rPr>
                 <w:rFonts w:ascii="Times New Roman" w:hAnsi="Times New Roman" w:eastAsia="宋体" w:cs="Times New Roman"/>
@@ -21940,7 +21417,6 @@
           </w:tcPr>
           <w:p>
             <w:pPr>
-              <w:pStyle w:val="Normal"/>
               <w:spacing w:line="240" w:lineRule="auto"/>
               <w:rPr>
                 <w:rFonts w:ascii="Times New Roman" w:hAnsi="Times New Roman" w:eastAsia="宋体" w:cs="Times New Roman"/>
@@ -21955,7 +21431,6 @@
           </w:tcPr>
           <w:p>
             <w:pPr>
-              <w:pStyle w:val="Normal"/>
               <w:spacing w:line="240" w:lineRule="auto"/>
               <w:rPr>
                 <w:rFonts w:ascii="Times New Roman" w:hAnsi="Times New Roman" w:eastAsia="宋体" w:cs="Times New Roman"/>
@@ -21970,7 +21445,6 @@
           </w:tcPr>
           <w:p>
             <w:pPr>
-              <w:pStyle w:val="Normal"/>
               <w:spacing w:line="240" w:lineRule="auto"/>
               <w:rPr>
                 <w:rFonts w:ascii="Times New Roman" w:hAnsi="Times New Roman" w:eastAsia="宋体" w:cs="Times New Roman"/>
@@ -22007,7 +21481,6 @@
           </w:tcPr>
           <w:p>
             <w:pPr>
-              <w:pStyle w:val="Normal"/>
               <w:spacing w:line="240" w:lineRule="auto"/>
               <w:rPr>
                 <w:rFonts w:ascii="Times New Roman" w:hAnsi="Times New Roman" w:eastAsia="宋体" w:cs="Times New Roman"/>
@@ -22022,7 +21495,6 @@
           </w:tcPr>
           <w:p>
             <w:pPr>
-              <w:pStyle w:val="Normal"/>
               <w:spacing w:line="240" w:lineRule="auto"/>
               <w:rPr>
                 <w:rFonts w:ascii="Times New Roman" w:hAnsi="Times New Roman" w:eastAsia="宋体" w:cs="Times New Roman"/>
@@ -22037,7 +21509,6 @@
           </w:tcPr>
           <w:p>
             <w:pPr>
-              <w:pStyle w:val="Normal"/>
               <w:spacing w:line="240" w:lineRule="auto"/>
               <w:rPr>
                 <w:rFonts w:ascii="Times New Roman" w:hAnsi="Times New Roman" w:eastAsia="宋体" w:cs="Times New Roman"/>
@@ -22052,7 +21523,6 @@
           </w:tcPr>
           <w:p>
             <w:pPr>
-              <w:pStyle w:val="Normal"/>
               <w:spacing w:line="240" w:lineRule="auto"/>
               <w:rPr>
                 <w:rFonts w:ascii="Times New Roman" w:hAnsi="Times New Roman" w:eastAsia="宋体" w:cs="Times New Roman"/>
@@ -22089,7 +21559,6 @@
           </w:tcPr>
           <w:p>
             <w:pPr>
-              <w:pStyle w:val="Normal"/>
               <w:spacing w:line="240" w:lineRule="auto"/>
               <w:rPr>
                 <w:rFonts w:ascii="Times New Roman" w:hAnsi="Times New Roman" w:eastAsia="宋体" w:cs="Times New Roman"/>
@@ -22104,7 +21573,6 @@
           </w:tcPr>
           <w:p>
             <w:pPr>
-              <w:pStyle w:val="Normal"/>
               <w:spacing w:line="240" w:lineRule="auto"/>
               <w:rPr>
                 <w:rFonts w:ascii="Times New Roman" w:hAnsi="Times New Roman" w:eastAsia="宋体" w:cs="Times New Roman"/>
@@ -22119,7 +21587,6 @@
           </w:tcPr>
           <w:p>
             <w:pPr>
-              <w:pStyle w:val="Normal"/>
               <w:spacing w:line="240" w:lineRule="auto"/>
               <w:rPr>
                 <w:rFonts w:ascii="Times New Roman" w:hAnsi="Times New Roman" w:eastAsia="宋体" w:cs="Times New Roman"/>
@@ -22134,7 +21601,6 @@
           </w:tcPr>
           <w:p>
             <w:pPr>
-              <w:pStyle w:val="Normal"/>
               <w:spacing w:line="240" w:lineRule="auto"/>
               <w:rPr>
                 <w:rFonts w:ascii="Times New Roman" w:hAnsi="Times New Roman" w:eastAsia="宋体" w:cs="Times New Roman"/>
@@ -22146,7 +21612,6 @@
     </w:tbl>
     <w:p>
       <w:pPr>
-        <w:pStyle w:val="Normal"/>
         <w:widowControl/>
         <w:rPr>
           <w:rStyle w:val="105"/>
@@ -22162,7 +21627,6 @@
     </w:p>
     <w:p>
       <w:pPr>
-        <w:pStyle w:val="Normal"/>
         <w:widowControl/>
         <w:rPr>
           <w:rStyle w:val="105"/>
@@ -22172,7 +21636,6 @@
     </w:p>
     <w:p>
       <w:pPr>
-        <w:pStyle w:val="Normal"/>
         <w:widowControl/>
         <w:rPr>
           <w:rStyle w:val="105"/>
@@ -22189,7 +21652,6 @@
     </w:p>
     <w:p>
       <w:pPr>
-        <w:pStyle w:val="Normal"/>
         <w:widowControl/>
         <w:rPr>
           <w:rStyle w:val="105"/>
@@ -22241,7 +21703,6 @@
           </w:tcPr>
           <w:p>
             <w:pPr>
-              <w:pStyle w:val="Normal"/>
               <w:spacing w:before="120" w:beforeLines="50" w:after="120" w:afterLines="50"/>
               <w:rPr>
                 <w:rFonts w:ascii="Times New Roman" w:hAnsi="Times New Roman" w:eastAsia="宋体" w:cs="Times New Roman"/>
@@ -22282,7 +21743,6 @@
           </w:tcPr>
           <w:p>
             <w:pPr>
-              <w:pStyle w:val="Normal"/>
               <w:spacing w:before="120" w:beforeLines="50" w:after="120" w:afterLines="50"/>
               <w:rPr>
                 <w:rFonts w:ascii="Times New Roman" w:hAnsi="Times New Roman" w:eastAsia="宋体" w:cs="Times New Roman"/>
@@ -22300,7 +21760,6 @@
     </w:tbl>
     <w:p>
       <w:pPr>
-        <w:pStyle w:val="Normal"/>
         <w:spacing w:before="120" w:beforeLines="50" w:after="120" w:afterLines="50"/>
         <w:rPr>
           <w:rFonts w:ascii="Times New Roman" w:hAnsi="Times New Roman" w:eastAsia="宋体" w:cs="Times New Roman"/>
@@ -22315,7 +21774,6 @@
     </w:p>
     <w:p>
       <w:pPr>
-        <w:pStyle w:val="Normal"/>
         <w:spacing w:before="120" w:beforeLines="50" w:after="120" w:afterLines="50"/>
         <w:rPr>
           <w:rFonts w:ascii="Times New Roman" w:hAnsi="Times New Roman" w:eastAsia="宋体" w:cs="Times New Roman"/>
@@ -22363,7 +21821,6 @@
     </w:p>
     <w:p>
       <w:pPr>
-        <w:pStyle w:val="Normal"/>
         <w:jc w:val="center"/>
         <w:rPr>
           <w:rFonts w:ascii="Times New Roman" w:hAnsi="Times New Roman" w:eastAsia="宋体" w:cs="Times New Roman"/>
@@ -22372,7 +21829,6 @@
     </w:p>
     <w:p>
       <w:pPr>
-        <w:pStyle w:val="Normal"/>
         <w:jc w:val="center"/>
         <w:rPr>
           <w:rFonts w:ascii="Times New Roman" w:hAnsi="Times New Roman" w:eastAsia="宋体" w:cs="Times New Roman"/>
@@ -22381,7 +21837,6 @@
     </w:p>
     <w:p>
       <w:pPr>
-        <w:pStyle w:val="Normal"/>
         <w:jc w:val="center"/>
         <w:rPr>
           <w:rFonts w:ascii="Times New Roman" w:hAnsi="Times New Roman" w:eastAsia="宋体" w:cs="Times New Roman"/>
@@ -22390,7 +21845,6 @@
     </w:p>
     <w:p>
       <w:pPr>
-        <w:pStyle w:val="Normal"/>
         <w:jc w:val="center"/>
         <w:rPr>
           <w:rFonts w:ascii="Times New Roman" w:hAnsi="Times New Roman" w:eastAsia="宋体" w:cs="Times New Roman"/>
@@ -22400,7 +21854,6 @@
     <w:bookmarkEnd w:id="0"/>
     <w:p>
       <w:pPr>
-        <w:pStyle w:val="Normal"/>
         <w:jc w:val="center"/>
         <w:rPr>
           <w:rFonts w:ascii="Times New Roman" w:hAnsi="Times New Roman" w:eastAsia="宋体" w:cs="Times New Roman"/>
